--- a/docs/planning/03_Unistyles_Checklist_Research_Frontend_Strategy.docx
+++ b/docs/planning/03_Unistyles_Checklist_Research_Frontend_Strategy.docx
@@ -24,7 +24,7 @@
           <w:szCs w:val="20"/>
           <w:rFonts w:ascii="Calibri" w:cs="Calibri" w:eastAsia="Calibri" w:hAnsi="Calibri"/>
         </w:rPr>
-        <w:t xml:space="preserve">DOCUMENTO 3 DE 5</w:t>
+        <w:t>DOCUMENT 3 OF 5</w:t>
       </w:r>
     </w:p>
     <w:p>
@@ -42,7 +42,7 @@
           <w:rFonts w:ascii="Calibri" w:cs="Calibri" w:eastAsia="Calibri" w:hAnsi="Calibri"/>
           <w:spacing w:val="60"/>
         </w:rPr>
-        <w:t xml:space="preserve">UNISTYLES CURAÇAO · RESEARCH</w:t>
+        <w:t>UNISTYLES CURAÇAO · RESEARCH</w:t>
       </w:r>
     </w:p>
     <w:p>
@@ -59,7 +59,7 @@
           <w:szCs w:val="52"/>
           <w:rFonts w:ascii="Georgia" w:cs="Georgia" w:eastAsia="Georgia" w:hAnsi="Georgia"/>
         </w:rPr>
-        <w:t xml:space="preserve">Checklist de Research</w:t>
+        <w:t>Research Checklist</w:t>
       </w:r>
     </w:p>
     <w:p>
@@ -88,7 +88,7 @@
           <w:szCs w:val="24"/>
           <w:rFonts w:ascii="Calibri" w:cs="Calibri" w:eastAsia="Calibri" w:hAnsi="Calibri"/>
         </w:rPr>
-        <w:t xml:space="preserve">Qué investigar antes de decidir diseño, UX y estrategia de frontend</w:t>
+        <w:t>What to research before deciding on design, UX and frontend strategy</w:t>
       </w:r>
     </w:p>
     <w:p>
@@ -105,16 +105,15 @@
           <w:szCs w:val="19"/>
           <w:rFonts w:ascii="Calibri" w:cs="Calibri" w:eastAsia="Calibri" w:hAnsi="Calibri"/>
         </w:rPr>
-        <w:t xml:space="preserve">Preparado para:  </w:t>
-      </w:r>
-      <w:r>
-        <w:rPr>
-          <w:color w:val="2A2320"/>
-          <w:sz w:val="19"/>
-          <w:szCs w:val="19"/>
-          <w:rFonts w:ascii="Calibri" w:cs="Calibri" w:eastAsia="Calibri" w:hAnsi="Calibri"/>
-        </w:rPr>
-        <w:t xml:space="preserve">Paula + equipo UX/UI, front-end y marketing</w:t>
+        <w:t>Prepared for:  Paula + UX/UI, front-end and marketing team</w:t>
+      </w:r>
+      <w:r>
+        <w:rPr>
+          <w:color w:val="2A2320"/>
+          <w:sz w:val="19"/>
+          <w:szCs w:val="19"/>
+          <w:rFonts w:ascii="Calibri" w:cs="Calibri" w:eastAsia="Calibri" w:hAnsi="Calibri"/>
+        </w:rPr>
       </w:r>
     </w:p>
     <w:p>
@@ -131,16 +130,15 @@
           <w:szCs w:val="19"/>
           <w:rFonts w:ascii="Calibri" w:cs="Calibri" w:eastAsia="Calibri" w:hAnsi="Calibri"/>
         </w:rPr>
-        <w:t xml:space="preserve">Fecha:  </w:t>
-      </w:r>
-      <w:r>
-        <w:rPr>
-          <w:color w:val="2A2320"/>
-          <w:sz w:val="19"/>
-          <w:szCs w:val="19"/>
-          <w:rFonts w:ascii="Calibri" w:cs="Calibri" w:eastAsia="Calibri" w:hAnsi="Calibri"/>
-        </w:rPr>
-        <w:t xml:space="preserve">31 de julio de 2026</w:t>
+        <w:t>Date:  31 July 2026</w:t>
+      </w:r>
+      <w:r>
+        <w:rPr>
+          <w:color w:val="2A2320"/>
+          <w:sz w:val="19"/>
+          <w:szCs w:val="19"/>
+          <w:rFonts w:ascii="Calibri" w:cs="Calibri" w:eastAsia="Calibri" w:hAnsi="Calibri"/>
+        </w:rPr>
       </w:r>
     </w:p>
     <w:p>
@@ -157,16 +155,15 @@
           <w:szCs w:val="19"/>
           <w:rFonts w:ascii="Calibri" w:cs="Calibri" w:eastAsia="Calibri" w:hAnsi="Calibri"/>
         </w:rPr>
-        <w:t xml:space="preserve">Uso:  </w:t>
-      </w:r>
-      <w:r>
-        <w:rPr>
-          <w:color w:val="2A2320"/>
-          <w:sz w:val="19"/>
-          <w:szCs w:val="19"/>
-          <w:rFonts w:ascii="Calibri" w:cs="Calibri" w:eastAsia="Calibri" w:hAnsi="Calibri"/>
-        </w:rPr>
-        <w:t xml:space="preserve">Lista de investigación — insumo para el Documento 4 (deep research)</w:t>
+        <w:t>Use:  Research list — input for Document 4 (deep research)</w:t>
+      </w:r>
+      <w:r>
+        <w:rPr>
+          <w:color w:val="2A2320"/>
+          <w:sz w:val="19"/>
+          <w:szCs w:val="19"/>
+          <w:rFonts w:ascii="Calibri" w:cs="Calibri" w:eastAsia="Calibri" w:hAnsi="Calibri"/>
+        </w:rPr>
       </w:r>
     </w:p>
     <w:p>
@@ -183,16 +180,15 @@
           <w:szCs w:val="19"/>
           <w:rFonts w:ascii="Calibri" w:cs="Calibri" w:eastAsia="Calibri" w:hAnsi="Calibri"/>
         </w:rPr>
-        <w:t xml:space="preserve">Enfoque:  </w:t>
-      </w:r>
-      <w:r>
-        <w:rPr>
-          <w:color w:val="2A2320"/>
-          <w:sz w:val="19"/>
-          <w:szCs w:val="19"/>
-          <w:rFonts w:ascii="Calibri" w:cs="Calibri" w:eastAsia="Calibri" w:hAnsi="Calibri"/>
-        </w:rPr>
-        <w:t xml:space="preserve">Frontend strategy analysis para el mercado de Curaçao</w:t>
+        <w:t>Focus:  Frontend strategy analysis for the Curaçao market</w:t>
+      </w:r>
+      <w:r>
+        <w:rPr>
+          <w:color w:val="2A2320"/>
+          <w:sz w:val="19"/>
+          <w:szCs w:val="19"/>
+          <w:rFonts w:ascii="Calibri" w:cs="Calibri" w:eastAsia="Calibri" w:hAnsi="Calibri"/>
+        </w:rPr>
       </w:r>
     </w:p>
     <w:p>
@@ -213,7 +209,7 @@
           <w:szCs w:val="28"/>
           <w:rFonts w:ascii="Georgia" w:cs="Georgia" w:eastAsia="Georgia" w:hAnsi="Georgia"/>
         </w:rPr>
-        <w:t xml:space="preserve">Contenido</w:t>
+        <w:t>Contents</w:t>
       </w:r>
     </w:p>
     <w:sdt>
@@ -257,7 +253,7 @@
           <w:szCs w:val="30"/>
           <w:rFonts w:ascii="Georgia" w:cs="Georgia" w:eastAsia="Georgia" w:hAnsi="Georgia"/>
         </w:rPr>
-        <w:t xml:space="preserve">Para qué sirve este documento</w:t>
+        <w:t>What this document is for</w:t>
       </w:r>
     </w:p>
     <w:p>
@@ -276,7 +272,7 @@
           <w:szCs w:val="21"/>
           <w:rFonts w:ascii="Calibri" w:cs="Calibri" w:eastAsia="Calibri" w:hAnsi="Calibri"/>
         </w:rPr>
-        <w:t xml:space="preserve">Antes de rediseñar o pulir la tienda, conviene DECIDIR con datos, no con supuestos. Este documento lista TODO lo que vale la pena investigar, agrupado por tema. No son respuestas: son las preguntas correctas que tu equipo debe responder con investigación.</w:t>
+        <w:t>Before redesigning or polishing the store, it is best to DECIDE based on data, not assumptions. This document lists EVERYTHING worth researching, grouped by topic. These are not answers: they are the right questions your team must answer through research.</w:t>
       </w:r>
     </w:p>
     <w:p>
@@ -295,7 +291,7 @@
           <w:szCs w:val="21"/>
           <w:rFonts w:ascii="Calibri" w:cs="Calibri" w:eastAsia="Calibri" w:hAnsi="Calibri"/>
         </w:rPr>
-        <w:t xml:space="preserve">Cada punto trae: la pregunta, por qué importa, cómo investigarlo y su prioridad. Marca la casilla cuando el tema esté investigado. Los hallazgos alimentarán el Documento 4 (deep research + brainstorming) y el Documento 5 (plan de acción).</w:t>
+        <w:t>Each item includes: the question, why it matters, how to research it and its priority. Tick the box once the topic has been researched. The findings will feed into Document 4 (deep research + brainstorming) and Document 5 (action plan).</w:t>
       </w:r>
     </w:p>
     <w:tbl>
@@ -338,7 +334,7 @@
                 <w:szCs w:val="21"/>
                 <w:rFonts w:ascii="Calibri" w:cs="Calibri" w:eastAsia="Calibri" w:hAnsi="Calibri"/>
               </w:rPr>
-              <w:t xml:space="preserve">Cómo usarlo con tu equipo</w:t>
+              <w:t>How to use it with your team</w:t>
             </w:r>
           </w:p>
           <w:p>
@@ -352,7 +348,7 @@
                 <w:szCs w:val="20"/>
                 <w:rFonts w:ascii="Calibri" w:cs="Calibri" w:eastAsia="Calibri" w:hAnsi="Calibri"/>
               </w:rPr>
-              <w:t xml:space="preserve">1. Reparte las áreas por rol (UX toma A–C y F; marketing toma D, H, I; front-end toma F–G).</w:t>
+              <w:t>1. Split the areas by role (UX takes A–C and F; marketing takes D, H, I; front-end takes F–G).</w:t>
             </w:r>
           </w:p>
           <w:p>
@@ -366,7 +362,7 @@
                 <w:szCs w:val="20"/>
                 <w:rFonts w:ascii="Calibri" w:cs="Calibri" w:eastAsia="Calibri" w:hAnsi="Calibri"/>
               </w:rPr>
-              <w:t xml:space="preserve">2. Cada responsable llena "hallazgos" con evidencia (link, dato, cita de cliente).</w:t>
+              <w:t>2. Each owner fills in "findings" with evidence (link, data point, customer quote).</w:t>
             </w:r>
           </w:p>
           <w:p>
@@ -380,7 +376,7 @@
                 <w:szCs w:val="20"/>
                 <w:rFonts w:ascii="Calibri" w:cs="Calibri" w:eastAsia="Calibri" w:hAnsi="Calibri"/>
               </w:rPr>
-              <w:t xml:space="preserve">3. Lo importante pasa al Documento 4 como pregunta de investigación priorizada.</w:t>
+              <w:t>3. Anything important moves to Document 4 as a prioritised research question.</w:t>
             </w:r>
           </w:p>
         </w:tc>
@@ -408,7 +404,7 @@
           <w:szCs w:val="30"/>
           <w:rFonts w:ascii="Georgia" w:cs="Georgia" w:eastAsia="Georgia" w:hAnsi="Georgia"/>
         </w:rPr>
-        <w:t xml:space="preserve">A. Cliente y mercado de Curaçao</w:t>
+        <w:t>A. Customer and the Curaçao market</w:t>
       </w:r>
     </w:p>
     <w:p>
@@ -424,7 +420,7 @@
           <w:szCs w:val="22"/>
           <w:rFonts w:ascii="Calibri" w:cs="Calibri" w:eastAsia="Calibri" w:hAnsi="Calibri"/>
         </w:rPr>
-        <w:t xml:space="preserve">Entender a fondo a quién le vendes y el contexto local.</w:t>
+        <w:t>Understand in depth who you are selling to and the local context.</w:t>
       </w:r>
     </w:p>
     <w:p>
@@ -440,7 +436,7 @@
           <w:szCs w:val="22"/>
           <w:rFonts w:ascii="Calibri" w:cs="Calibri" w:eastAsia="Calibri" w:hAnsi="Calibri"/>
         </w:rPr>
-        <w:t xml:space="preserve">☐  </w:t>
+        <w:t>☐  A1  Who exactly is the main customer (age, income, location, habits)?</w:t>
       </w:r>
       <w:r>
         <w:rPr>
@@ -451,7 +447,6 @@
           <w:szCs w:val="20"/>
           <w:rFonts w:ascii="Calibri" w:cs="Calibri" w:eastAsia="Calibri" w:hAnsi="Calibri"/>
         </w:rPr>
-        <w:t xml:space="preserve">A1  </w:t>
       </w:r>
       <w:r>
         <w:rPr>
@@ -462,59 +457,56 @@
           <w:szCs w:val="21"/>
           <w:rFonts w:ascii="Calibri" w:cs="Calibri" w:eastAsia="Calibri" w:hAnsi="Calibri"/>
         </w:rPr>
-        <w:t xml:space="preserve">¿Quién es exactamente la clienta principal (edad, ingreso, ubicación, hábitos)?</w:t>
-      </w:r>
-    </w:p>
-    <w:p>
-      <w:pPr>
-        <w:spacing w:after="24"/>
-        <w:ind w:left="360"/>
-      </w:pPr>
-      <w:r>
-        <w:rPr>
-          <w:b/>
-          <w:bCs/>
-          <w:color w:val="1B4D4F"/>
-          <w:sz w:val="18"/>
-          <w:szCs w:val="18"/>
-          <w:rFonts w:ascii="Calibri" w:cs="Calibri" w:eastAsia="Calibri" w:hAnsi="Calibri"/>
-        </w:rPr>
-        <w:t xml:space="preserve">Por qué importa: </w:t>
-      </w:r>
-      <w:r>
-        <w:rPr>
-          <w:color w:val="2A2320"/>
-          <w:sz w:val="19"/>
-          <w:szCs w:val="19"/>
-          <w:rFonts w:ascii="Calibri" w:cs="Calibri" w:eastAsia="Calibri" w:hAnsi="Calibri"/>
-        </w:rPr>
-        <w:t xml:space="preserve">Todas las decisiones de diseño y catálogo dependen de esto.</w:t>
-      </w:r>
-    </w:p>
-    <w:p>
-      <w:pPr>
-        <w:spacing w:after="24"/>
-        <w:ind w:left="360"/>
-      </w:pPr>
-      <w:r>
-        <w:rPr>
-          <w:b/>
-          <w:bCs/>
-          <w:color w:val="1B4D4F"/>
-          <w:sz w:val="18"/>
-          <w:szCs w:val="18"/>
-          <w:rFonts w:ascii="Calibri" w:cs="Calibri" w:eastAsia="Calibri" w:hAnsi="Calibri"/>
-        </w:rPr>
-        <w:t xml:space="preserve">Cómo investigarlo: </w:t>
-      </w:r>
-      <w:r>
-        <w:rPr>
-          <w:color w:val="2A2320"/>
-          <w:sz w:val="19"/>
-          <w:szCs w:val="19"/>
-          <w:rFonts w:ascii="Calibri" w:cs="Calibri" w:eastAsia="Calibri" w:hAnsi="Calibri"/>
-        </w:rPr>
-        <w:t xml:space="preserve">Entrevistas a 5–8 clientas actuales + analizar datos de ventas/WhatsApp existentes.</w:t>
+      </w:r>
+    </w:p>
+    <w:p>
+      <w:pPr>
+        <w:spacing w:after="24"/>
+        <w:ind w:left="360"/>
+      </w:pPr>
+      <w:r>
+        <w:rPr>
+          <w:b/>
+          <w:bCs/>
+          <w:color w:val="1B4D4F"/>
+          <w:sz w:val="18"/>
+          <w:szCs w:val="18"/>
+          <w:rFonts w:ascii="Calibri" w:cs="Calibri" w:eastAsia="Calibri" w:hAnsi="Calibri"/>
+        </w:rPr>
+        <w:t>Why it matters: Every design and catalogue decision depends on this.</w:t>
+      </w:r>
+      <w:r>
+        <w:rPr>
+          <w:color w:val="2A2320"/>
+          <w:sz w:val="19"/>
+          <w:szCs w:val="19"/>
+          <w:rFonts w:ascii="Calibri" w:cs="Calibri" w:eastAsia="Calibri" w:hAnsi="Calibri"/>
+        </w:rPr>
+      </w:r>
+    </w:p>
+    <w:p>
+      <w:pPr>
+        <w:spacing w:after="24"/>
+        <w:ind w:left="360"/>
+      </w:pPr>
+      <w:r>
+        <w:rPr>
+          <w:b/>
+          <w:bCs/>
+          <w:color w:val="1B4D4F"/>
+          <w:sz w:val="18"/>
+          <w:szCs w:val="18"/>
+          <w:rFonts w:ascii="Calibri" w:cs="Calibri" w:eastAsia="Calibri" w:hAnsi="Calibri"/>
+        </w:rPr>
+        <w:t>How to research it: Interviews with 5–8 current customers + analysis of existing sales/WhatsApp data.</w:t>
+      </w:r>
+      <w:r>
+        <w:rPr>
+          <w:color w:val="2A2320"/>
+          <w:sz w:val="19"/>
+          <w:szCs w:val="19"/>
+          <w:rFonts w:ascii="Calibri" w:cs="Calibri" w:eastAsia="Calibri" w:hAnsi="Calibri"/>
+        </w:rPr>
       </w:r>
     </w:p>
     <w:p>
@@ -531,7 +523,7 @@
           <w:szCs w:val="17"/>
           <w:rFonts w:ascii="Calibri" w:cs="Calibri" w:eastAsia="Calibri" w:hAnsi="Calibri"/>
         </w:rPr>
-        <w:t xml:space="preserve">PRIORIDAD ALTA</w:t>
+        <w:t>HIGH PRIORITY</w:t>
       </w:r>
     </w:p>
     <w:p>
@@ -547,7 +539,7 @@
           <w:szCs w:val="22"/>
           <w:rFonts w:ascii="Calibri" w:cs="Calibri" w:eastAsia="Calibri" w:hAnsi="Calibri"/>
         </w:rPr>
-        <w:t xml:space="preserve">☐  </w:t>
+        <w:t>☐  A2  Does she buy for herself or also as gifts? Key occasions (birthdays, holidays, Sinterklaas)?</w:t>
       </w:r>
       <w:r>
         <w:rPr>
@@ -558,7 +550,6 @@
           <w:szCs w:val="20"/>
           <w:rFonts w:ascii="Calibri" w:cs="Calibri" w:eastAsia="Calibri" w:hAnsi="Calibri"/>
         </w:rPr>
-        <w:t xml:space="preserve">A2  </w:t>
       </w:r>
       <w:r>
         <w:rPr>
@@ -569,59 +560,56 @@
           <w:szCs w:val="21"/>
           <w:rFonts w:ascii="Calibri" w:cs="Calibri" w:eastAsia="Calibri" w:hAnsi="Calibri"/>
         </w:rPr>
-        <w:t xml:space="preserve">¿Compra para sí misma o también regala? ¿Ocasiones clave (cumpleaños, fiestas, Sinterklaas)?</w:t>
-      </w:r>
-    </w:p>
-    <w:p>
-      <w:pPr>
-        <w:spacing w:after="24"/>
-        <w:ind w:left="360"/>
-      </w:pPr>
-      <w:r>
-        <w:rPr>
-          <w:b/>
-          <w:bCs/>
-          <w:color w:val="1B4D4F"/>
-          <w:sz w:val="18"/>
-          <w:szCs w:val="18"/>
-          <w:rFonts w:ascii="Calibri" w:cs="Calibri" w:eastAsia="Calibri" w:hAnsi="Calibri"/>
-        </w:rPr>
-        <w:t xml:space="preserve">Por qué importa: </w:t>
-      </w:r>
-      <w:r>
-        <w:rPr>
-          <w:color w:val="2A2320"/>
-          <w:sz w:val="19"/>
-          <w:szCs w:val="19"/>
-          <w:rFonts w:ascii="Calibri" w:cs="Calibri" w:eastAsia="Calibri" w:hAnsi="Calibri"/>
-        </w:rPr>
-        <w:t xml:space="preserve">Define promociones, bundles y calendario comercial.</w:t>
-      </w:r>
-    </w:p>
-    <w:p>
-      <w:pPr>
-        <w:spacing w:after="24"/>
-        <w:ind w:left="360"/>
-      </w:pPr>
-      <w:r>
-        <w:rPr>
-          <w:b/>
-          <w:bCs/>
-          <w:color w:val="1B4D4F"/>
-          <w:sz w:val="18"/>
-          <w:szCs w:val="18"/>
-          <w:rFonts w:ascii="Calibri" w:cs="Calibri" w:eastAsia="Calibri" w:hAnsi="Calibri"/>
-        </w:rPr>
-        <w:t xml:space="preserve">Cómo investigarlo: </w:t>
-      </w:r>
-      <w:r>
-        <w:rPr>
-          <w:color w:val="2A2320"/>
-          <w:sz w:val="19"/>
-          <w:szCs w:val="19"/>
-          <w:rFonts w:ascii="Calibri" w:cs="Calibri" w:eastAsia="Calibri" w:hAnsi="Calibri"/>
-        </w:rPr>
-        <w:t xml:space="preserve">Encuesta corta + revisión de picos de venta por fecha.</w:t>
+      </w:r>
+    </w:p>
+    <w:p>
+      <w:pPr>
+        <w:spacing w:after="24"/>
+        <w:ind w:left="360"/>
+      </w:pPr>
+      <w:r>
+        <w:rPr>
+          <w:b/>
+          <w:bCs/>
+          <w:color w:val="1B4D4F"/>
+          <w:sz w:val="18"/>
+          <w:szCs w:val="18"/>
+          <w:rFonts w:ascii="Calibri" w:cs="Calibri" w:eastAsia="Calibri" w:hAnsi="Calibri"/>
+        </w:rPr>
+        <w:t>Why it matters: Defines promotions, bundles and the commercial calendar.</w:t>
+      </w:r>
+      <w:r>
+        <w:rPr>
+          <w:color w:val="2A2320"/>
+          <w:sz w:val="19"/>
+          <w:szCs w:val="19"/>
+          <w:rFonts w:ascii="Calibri" w:cs="Calibri" w:eastAsia="Calibri" w:hAnsi="Calibri"/>
+        </w:rPr>
+      </w:r>
+    </w:p>
+    <w:p>
+      <w:pPr>
+        <w:spacing w:after="24"/>
+        <w:ind w:left="360"/>
+      </w:pPr>
+      <w:r>
+        <w:rPr>
+          <w:b/>
+          <w:bCs/>
+          <w:color w:val="1B4D4F"/>
+          <w:sz w:val="18"/>
+          <w:szCs w:val="18"/>
+          <w:rFonts w:ascii="Calibri" w:cs="Calibri" w:eastAsia="Calibri" w:hAnsi="Calibri"/>
+        </w:rPr>
+        <w:t>How to research it: Short survey + review of sales peaks by date.</w:t>
+      </w:r>
+      <w:r>
+        <w:rPr>
+          <w:color w:val="2A2320"/>
+          <w:sz w:val="19"/>
+          <w:szCs w:val="19"/>
+          <w:rFonts w:ascii="Calibri" w:cs="Calibri" w:eastAsia="Calibri" w:hAnsi="Calibri"/>
+        </w:rPr>
       </w:r>
     </w:p>
     <w:p>
@@ -638,7 +626,7 @@
           <w:szCs w:val="17"/>
           <w:rFonts w:ascii="Calibri" w:cs="Calibri" w:eastAsia="Calibri" w:hAnsi="Calibri"/>
         </w:rPr>
-        <w:t xml:space="preserve">MEDIA</w:t>
+        <w:t>MEDIUM</w:t>
       </w:r>
     </w:p>
     <w:p>
@@ -654,7 +642,7 @@
           <w:szCs w:val="22"/>
           <w:rFonts w:ascii="Calibri" w:cs="Calibri" w:eastAsia="Calibri" w:hAnsi="Calibri"/>
         </w:rPr>
-        <w:t xml:space="preserve">☐  </w:t>
+        <w:t>☐  A3  How digital is she? Does she already buy online, or does she prefer WhatsApp/in person?</w:t>
       </w:r>
       <w:r>
         <w:rPr>
@@ -665,7 +653,6 @@
           <w:szCs w:val="20"/>
           <w:rFonts w:ascii="Calibri" w:cs="Calibri" w:eastAsia="Calibri" w:hAnsi="Calibri"/>
         </w:rPr>
-        <w:t xml:space="preserve">A3  </w:t>
       </w:r>
       <w:r>
         <w:rPr>
@@ -676,59 +663,56 @@
           <w:szCs w:val="21"/>
           <w:rFonts w:ascii="Calibri" w:cs="Calibri" w:eastAsia="Calibri" w:hAnsi="Calibri"/>
         </w:rPr>
-        <w:t xml:space="preserve">¿Qué tan digital es? ¿Compra ya en línea o prefiere WhatsApp/presencial?</w:t>
-      </w:r>
-    </w:p>
-    <w:p>
-      <w:pPr>
-        <w:spacing w:after="24"/>
-        <w:ind w:left="360"/>
-      </w:pPr>
-      <w:r>
-        <w:rPr>
-          <w:b/>
-          <w:bCs/>
-          <w:color w:val="1B4D4F"/>
-          <w:sz w:val="18"/>
-          <w:szCs w:val="18"/>
-          <w:rFonts w:ascii="Calibri" w:cs="Calibri" w:eastAsia="Calibri" w:hAnsi="Calibri"/>
-        </w:rPr>
-        <w:t xml:space="preserve">Por qué importa: </w:t>
-      </w:r>
-      <w:r>
-        <w:rPr>
-          <w:color w:val="2A2320"/>
-          <w:sz w:val="19"/>
-          <w:szCs w:val="19"/>
-          <w:rFonts w:ascii="Calibri" w:cs="Calibri" w:eastAsia="Calibri" w:hAnsi="Calibri"/>
-        </w:rPr>
-        <w:t xml:space="preserve">Decide cuánto empujar el checkout online vs. el pedido por WhatsApp.</w:t>
-      </w:r>
-    </w:p>
-    <w:p>
-      <w:pPr>
-        <w:spacing w:after="24"/>
-        <w:ind w:left="360"/>
-      </w:pPr>
-      <w:r>
-        <w:rPr>
-          <w:b/>
-          <w:bCs/>
-          <w:color w:val="1B4D4F"/>
-          <w:sz w:val="18"/>
-          <w:szCs w:val="18"/>
-          <w:rFonts w:ascii="Calibri" w:cs="Calibri" w:eastAsia="Calibri" w:hAnsi="Calibri"/>
-        </w:rPr>
-        <w:t xml:space="preserve">Cómo investigarlo: </w:t>
-      </w:r>
-      <w:r>
-        <w:rPr>
-          <w:color w:val="2A2320"/>
-          <w:sz w:val="19"/>
-          <w:szCs w:val="19"/>
-          <w:rFonts w:ascii="Calibri" w:cs="Calibri" w:eastAsia="Calibri" w:hAnsi="Calibri"/>
-        </w:rPr>
-        <w:t xml:space="preserve">Encuesta + observar cómo llegan hoy los pedidos.</w:t>
+      </w:r>
+    </w:p>
+    <w:p>
+      <w:pPr>
+        <w:spacing w:after="24"/>
+        <w:ind w:left="360"/>
+      </w:pPr>
+      <w:r>
+        <w:rPr>
+          <w:b/>
+          <w:bCs/>
+          <w:color w:val="1B4D4F"/>
+          <w:sz w:val="18"/>
+          <w:szCs w:val="18"/>
+          <w:rFonts w:ascii="Calibri" w:cs="Calibri" w:eastAsia="Calibri" w:hAnsi="Calibri"/>
+        </w:rPr>
+        <w:t>Why it matters: Decides how hard to push online checkout vs. ordering via WhatsApp.</w:t>
+      </w:r>
+      <w:r>
+        <w:rPr>
+          <w:color w:val="2A2320"/>
+          <w:sz w:val="19"/>
+          <w:szCs w:val="19"/>
+          <w:rFonts w:ascii="Calibri" w:cs="Calibri" w:eastAsia="Calibri" w:hAnsi="Calibri"/>
+        </w:rPr>
+      </w:r>
+    </w:p>
+    <w:p>
+      <w:pPr>
+        <w:spacing w:after="24"/>
+        <w:ind w:left="360"/>
+      </w:pPr>
+      <w:r>
+        <w:rPr>
+          <w:b/>
+          <w:bCs/>
+          <w:color w:val="1B4D4F"/>
+          <w:sz w:val="18"/>
+          <w:szCs w:val="18"/>
+          <w:rFonts w:ascii="Calibri" w:cs="Calibri" w:eastAsia="Calibri" w:hAnsi="Calibri"/>
+        </w:rPr>
+        <w:t>How to research it: Survey + observe how orders come in today.</w:t>
+      </w:r>
+      <w:r>
+        <w:rPr>
+          <w:color w:val="2A2320"/>
+          <w:sz w:val="19"/>
+          <w:szCs w:val="19"/>
+          <w:rFonts w:ascii="Calibri" w:cs="Calibri" w:eastAsia="Calibri" w:hAnsi="Calibri"/>
+        </w:rPr>
       </w:r>
     </w:p>
     <w:p>
@@ -745,7 +729,7 @@
           <w:szCs w:val="17"/>
           <w:rFonts w:ascii="Calibri" w:cs="Calibri" w:eastAsia="Calibri" w:hAnsi="Calibri"/>
         </w:rPr>
-        <w:t xml:space="preserve">PRIORIDAD ALTA</w:t>
+        <w:t>HIGH PRIORITY</w:t>
       </w:r>
     </w:p>
     <w:p>
@@ -761,7 +745,7 @@
           <w:szCs w:val="22"/>
           <w:rFonts w:ascii="Calibri" w:cs="Calibri" w:eastAsia="Calibri" w:hAnsi="Calibri"/>
         </w:rPr>
-        <w:t xml:space="preserve">☐  </w:t>
+        <w:t>☐  A4  What currently holds back online shopping in Curaçao (distrust, shipping, payment)?</w:t>
       </w:r>
       <w:r>
         <w:rPr>
@@ -772,7 +756,6 @@
           <w:szCs w:val="20"/>
           <w:rFonts w:ascii="Calibri" w:cs="Calibri" w:eastAsia="Calibri" w:hAnsi="Calibri"/>
         </w:rPr>
-        <w:t xml:space="preserve">A4  </w:t>
       </w:r>
       <w:r>
         <w:rPr>
@@ -783,59 +766,56 @@
           <w:szCs w:val="21"/>
           <w:rFonts w:ascii="Calibri" w:cs="Calibri" w:eastAsia="Calibri" w:hAnsi="Calibri"/>
         </w:rPr>
-        <w:t xml:space="preserve">¿Qué frena hoy la compra en línea en Curaçao (desconfianza, envío, pago)?</w:t>
-      </w:r>
-    </w:p>
-    <w:p>
-      <w:pPr>
-        <w:spacing w:after="24"/>
-        <w:ind w:left="360"/>
-      </w:pPr>
-      <w:r>
-        <w:rPr>
-          <w:b/>
-          <w:bCs/>
-          <w:color w:val="1B4D4F"/>
-          <w:sz w:val="18"/>
-          <w:szCs w:val="18"/>
-          <w:rFonts w:ascii="Calibri" w:cs="Calibri" w:eastAsia="Calibri" w:hAnsi="Calibri"/>
-        </w:rPr>
-        <w:t xml:space="preserve">Por qué importa: </w:t>
-      </w:r>
-      <w:r>
-        <w:rPr>
-          <w:color w:val="2A2320"/>
-          <w:sz w:val="19"/>
-          <w:szCs w:val="19"/>
-          <w:rFonts w:ascii="Calibri" w:cs="Calibri" w:eastAsia="Calibri" w:hAnsi="Calibri"/>
-        </w:rPr>
-        <w:t xml:space="preserve">Son las barreras que el sitio debe derribar.</w:t>
-      </w:r>
-    </w:p>
-    <w:p>
-      <w:pPr>
-        <w:spacing w:after="24"/>
-        <w:ind w:left="360"/>
-      </w:pPr>
-      <w:r>
-        <w:rPr>
-          <w:b/>
-          <w:bCs/>
-          <w:color w:val="1B4D4F"/>
-          <w:sz w:val="18"/>
-          <w:szCs w:val="18"/>
-          <w:rFonts w:ascii="Calibri" w:cs="Calibri" w:eastAsia="Calibri" w:hAnsi="Calibri"/>
-        </w:rPr>
-        <w:t xml:space="preserve">Cómo investigarlo: </w:t>
-      </w:r>
-      <w:r>
-        <w:rPr>
-          <w:color w:val="2A2320"/>
-          <w:sz w:val="19"/>
-          <w:szCs w:val="19"/>
-          <w:rFonts w:ascii="Calibri" w:cs="Calibri" w:eastAsia="Calibri" w:hAnsi="Calibri"/>
-        </w:rPr>
-        <w:t xml:space="preserve">Preguntar directamente ("¿qué te haría dudar de comprar aquí?").</w:t>
+      </w:r>
+    </w:p>
+    <w:p>
+      <w:pPr>
+        <w:spacing w:after="24"/>
+        <w:ind w:left="360"/>
+      </w:pPr>
+      <w:r>
+        <w:rPr>
+          <w:b/>
+          <w:bCs/>
+          <w:color w:val="1B4D4F"/>
+          <w:sz w:val="18"/>
+          <w:szCs w:val="18"/>
+          <w:rFonts w:ascii="Calibri" w:cs="Calibri" w:eastAsia="Calibri" w:hAnsi="Calibri"/>
+        </w:rPr>
+        <w:t>Why it matters: These are the barriers the site has to break down.</w:t>
+      </w:r>
+      <w:r>
+        <w:rPr>
+          <w:color w:val="2A2320"/>
+          <w:sz w:val="19"/>
+          <w:szCs w:val="19"/>
+          <w:rFonts w:ascii="Calibri" w:cs="Calibri" w:eastAsia="Calibri" w:hAnsi="Calibri"/>
+        </w:rPr>
+      </w:r>
+    </w:p>
+    <w:p>
+      <w:pPr>
+        <w:spacing w:after="24"/>
+        <w:ind w:left="360"/>
+      </w:pPr>
+      <w:r>
+        <w:rPr>
+          <w:b/>
+          <w:bCs/>
+          <w:color w:val="1B4D4F"/>
+          <w:sz w:val="18"/>
+          <w:szCs w:val="18"/>
+          <w:rFonts w:ascii="Calibri" w:cs="Calibri" w:eastAsia="Calibri" w:hAnsi="Calibri"/>
+        </w:rPr>
+        <w:t>How to research it: Ask directly ("what would make you hesitate to buy here?").</w:t>
+      </w:r>
+      <w:r>
+        <w:rPr>
+          <w:color w:val="2A2320"/>
+          <w:sz w:val="19"/>
+          <w:szCs w:val="19"/>
+          <w:rFonts w:ascii="Calibri" w:cs="Calibri" w:eastAsia="Calibri" w:hAnsi="Calibri"/>
+        </w:rPr>
       </w:r>
     </w:p>
     <w:p>
@@ -852,7 +832,7 @@
           <w:szCs w:val="17"/>
           <w:rFonts w:ascii="Calibri" w:cs="Calibri" w:eastAsia="Calibri" w:hAnsi="Calibri"/>
         </w:rPr>
-        <w:t xml:space="preserve">PRIORIDAD ALTA</w:t>
+        <w:t>HIGH PRIORITY</w:t>
       </w:r>
     </w:p>
     <w:p>
@@ -877,7 +857,7 @@
           <w:szCs w:val="30"/>
           <w:rFonts w:ascii="Georgia" w:cs="Georgia" w:eastAsia="Georgia" w:hAnsi="Georgia"/>
         </w:rPr>
-        <w:t xml:space="preserve">B. Pagos y comportamiento de compra</w:t>
+        <w:t>B. Payments and purchasing behaviour</w:t>
       </w:r>
     </w:p>
     <w:p>
@@ -893,7 +873,7 @@
           <w:szCs w:val="22"/>
           <w:rFonts w:ascii="Calibri" w:cs="Calibri" w:eastAsia="Calibri" w:hAnsi="Calibri"/>
         </w:rPr>
-        <w:t xml:space="preserve">Cómo prefiere pagar tu clienta y cómo reducir fricción.</w:t>
+        <w:t>How your customer prefers to pay and how to reduce friction.</w:t>
       </w:r>
     </w:p>
     <w:p>
@@ -909,7 +889,7 @@
           <w:szCs w:val="22"/>
           <w:rFonts w:ascii="Calibri" w:cs="Calibri" w:eastAsia="Calibri" w:hAnsi="Calibri"/>
         </w:rPr>
-        <w:t xml:space="preserve">☐  </w:t>
+        <w:t>☐  B1  Which payment method does she actually prefer (Sentoo, card, MCB transfer, cash on delivery, WhatsApp)?</w:t>
       </w:r>
       <w:r>
         <w:rPr>
@@ -920,7 +900,6 @@
           <w:szCs w:val="20"/>
           <w:rFonts w:ascii="Calibri" w:cs="Calibri" w:eastAsia="Calibri" w:hAnsi="Calibri"/>
         </w:rPr>
-        <w:t xml:space="preserve">B1  </w:t>
       </w:r>
       <w:r>
         <w:rPr>
@@ -931,59 +910,56 @@
           <w:szCs w:val="21"/>
           <w:rFonts w:ascii="Calibri" w:cs="Calibri" w:eastAsia="Calibri" w:hAnsi="Calibri"/>
         </w:rPr>
-        <w:t xml:space="preserve">¿Qué método de pago prefiere realmente (Sentoo, tarjeta, transferencia MCB, contra-entrega, WhatsApp)?</w:t>
-      </w:r>
-    </w:p>
-    <w:p>
-      <w:pPr>
-        <w:spacing w:after="24"/>
-        <w:ind w:left="360"/>
-      </w:pPr>
-      <w:r>
-        <w:rPr>
-          <w:b/>
-          <w:bCs/>
-          <w:color w:val="1B4D4F"/>
-          <w:sz w:val="18"/>
-          <w:szCs w:val="18"/>
-          <w:rFonts w:ascii="Calibri" w:cs="Calibri" w:eastAsia="Calibri" w:hAnsi="Calibri"/>
-        </w:rPr>
-        <w:t xml:space="preserve">Por qué importa: </w:t>
-      </w:r>
-      <w:r>
-        <w:rPr>
-          <w:color w:val="2A2320"/>
-          <w:sz w:val="19"/>
-          <w:szCs w:val="19"/>
-          <w:rFonts w:ascii="Calibri" w:cs="Calibri" w:eastAsia="Calibri" w:hAnsi="Calibri"/>
-        </w:rPr>
-        <w:t xml:space="preserve">Prioriza qué método destacar y probar primero.</w:t>
-      </w:r>
-    </w:p>
-    <w:p>
-      <w:pPr>
-        <w:spacing w:after="24"/>
-        <w:ind w:left="360"/>
-      </w:pPr>
-      <w:r>
-        <w:rPr>
-          <w:b/>
-          <w:bCs/>
-          <w:color w:val="1B4D4F"/>
-          <w:sz w:val="18"/>
-          <w:szCs w:val="18"/>
-          <w:rFonts w:ascii="Calibri" w:cs="Calibri" w:eastAsia="Calibri" w:hAnsi="Calibri"/>
-        </w:rPr>
-        <w:t xml:space="preserve">Cómo investigarlo: </w:t>
-      </w:r>
-      <w:r>
-        <w:rPr>
-          <w:color w:val="2A2320"/>
-          <w:sz w:val="19"/>
-          <w:szCs w:val="19"/>
-          <w:rFonts w:ascii="Calibri" w:cs="Calibri" w:eastAsia="Calibri" w:hAnsi="Calibri"/>
-        </w:rPr>
-        <w:t xml:space="preserve">Encuesta + analizar métodos usados en pedidos previos.</w:t>
+      </w:r>
+    </w:p>
+    <w:p>
+      <w:pPr>
+        <w:spacing w:after="24"/>
+        <w:ind w:left="360"/>
+      </w:pPr>
+      <w:r>
+        <w:rPr>
+          <w:b/>
+          <w:bCs/>
+          <w:color w:val="1B4D4F"/>
+          <w:sz w:val="18"/>
+          <w:szCs w:val="18"/>
+          <w:rFonts w:ascii="Calibri" w:cs="Calibri" w:eastAsia="Calibri" w:hAnsi="Calibri"/>
+        </w:rPr>
+        <w:t>Why it matters: Prioritises which method to highlight and test first.</w:t>
+      </w:r>
+      <w:r>
+        <w:rPr>
+          <w:color w:val="2A2320"/>
+          <w:sz w:val="19"/>
+          <w:szCs w:val="19"/>
+          <w:rFonts w:ascii="Calibri" w:cs="Calibri" w:eastAsia="Calibri" w:hAnsi="Calibri"/>
+        </w:rPr>
+      </w:r>
+    </w:p>
+    <w:p>
+      <w:pPr>
+        <w:spacing w:after="24"/>
+        <w:ind w:left="360"/>
+      </w:pPr>
+      <w:r>
+        <w:rPr>
+          <w:b/>
+          <w:bCs/>
+          <w:color w:val="1B4D4F"/>
+          <w:sz w:val="18"/>
+          <w:szCs w:val="18"/>
+          <w:rFonts w:ascii="Calibri" w:cs="Calibri" w:eastAsia="Calibri" w:hAnsi="Calibri"/>
+        </w:rPr>
+        <w:t>How to research it: Survey + analysis of the methods used in previous orders.</w:t>
+      </w:r>
+      <w:r>
+        <w:rPr>
+          <w:color w:val="2A2320"/>
+          <w:sz w:val="19"/>
+          <w:szCs w:val="19"/>
+          <w:rFonts w:ascii="Calibri" w:cs="Calibri" w:eastAsia="Calibri" w:hAnsi="Calibri"/>
+        </w:rPr>
       </w:r>
     </w:p>
     <w:p>
@@ -1000,7 +976,7 @@
           <w:szCs w:val="17"/>
           <w:rFonts w:ascii="Calibri" w:cs="Calibri" w:eastAsia="Calibri" w:hAnsi="Calibri"/>
         </w:rPr>
-        <w:t xml:space="preserve">PRIORIDAD ALTA</w:t>
+        <w:t>HIGH PRIORITY</w:t>
       </w:r>
     </w:p>
     <w:p>
@@ -1016,7 +992,7 @@
           <w:szCs w:val="22"/>
           <w:rFonts w:ascii="Calibri" w:cs="Calibri" w:eastAsia="Calibri" w:hAnsi="Calibri"/>
         </w:rPr>
-        <w:t xml:space="preserve">☐  </w:t>
+        <w:t>☐  B2  Does she trust paying online, or does she prefer to pay on receipt?</w:t>
       </w:r>
       <w:r>
         <w:rPr>
@@ -1027,7 +1003,6 @@
           <w:szCs w:val="20"/>
           <w:rFonts w:ascii="Calibri" w:cs="Calibri" w:eastAsia="Calibri" w:hAnsi="Calibri"/>
         </w:rPr>
-        <w:t xml:space="preserve">B2  </w:t>
       </w:r>
       <w:r>
         <w:rPr>
@@ -1038,59 +1013,56 @@
           <w:szCs w:val="21"/>
           <w:rFonts w:ascii="Calibri" w:cs="Calibri" w:eastAsia="Calibri" w:hAnsi="Calibri"/>
         </w:rPr>
-        <w:t xml:space="preserve">¿Confía en pagar en línea o prefiere pagar al recibir?</w:t>
-      </w:r>
-    </w:p>
-    <w:p>
-      <w:pPr>
-        <w:spacing w:after="24"/>
-        <w:ind w:left="360"/>
-      </w:pPr>
-      <w:r>
-        <w:rPr>
-          <w:b/>
-          <w:bCs/>
-          <w:color w:val="1B4D4F"/>
-          <w:sz w:val="18"/>
-          <w:szCs w:val="18"/>
-          <w:rFonts w:ascii="Calibri" w:cs="Calibri" w:eastAsia="Calibri" w:hAnsi="Calibri"/>
-        </w:rPr>
-        <w:t xml:space="preserve">Por qué importa: </w:t>
-      </w:r>
-      <w:r>
-        <w:rPr>
-          <w:color w:val="2A2320"/>
-          <w:sz w:val="19"/>
-          <w:szCs w:val="19"/>
-          <w:rFonts w:ascii="Calibri" w:cs="Calibri" w:eastAsia="Calibri" w:hAnsi="Calibri"/>
-        </w:rPr>
-        <w:t xml:space="preserve">Define si contra-entrega debe ser la opción por defecto al inicio.</w:t>
-      </w:r>
-    </w:p>
-    <w:p>
-      <w:pPr>
-        <w:spacing w:after="24"/>
-        <w:ind w:left="360"/>
-      </w:pPr>
-      <w:r>
-        <w:rPr>
-          <w:b/>
-          <w:bCs/>
-          <w:color w:val="1B4D4F"/>
-          <w:sz w:val="18"/>
-          <w:szCs w:val="18"/>
-          <w:rFonts w:ascii="Calibri" w:cs="Calibri" w:eastAsia="Calibri" w:hAnsi="Calibri"/>
-        </w:rPr>
-        <w:t xml:space="preserve">Cómo investigarlo: </w:t>
-      </w:r>
-      <w:r>
-        <w:rPr>
-          <w:color w:val="2A2320"/>
-          <w:sz w:val="19"/>
-          <w:szCs w:val="19"/>
-          <w:rFonts w:ascii="Calibri" w:cs="Calibri" w:eastAsia="Calibri" w:hAnsi="Calibri"/>
-        </w:rPr>
-        <w:t xml:space="preserve">Entrevistas + prueba A/B del método por defecto tras lanzar.</w:t>
+      </w:r>
+    </w:p>
+    <w:p>
+      <w:pPr>
+        <w:spacing w:after="24"/>
+        <w:ind w:left="360"/>
+      </w:pPr>
+      <w:r>
+        <w:rPr>
+          <w:b/>
+          <w:bCs/>
+          <w:color w:val="1B4D4F"/>
+          <w:sz w:val="18"/>
+          <w:szCs w:val="18"/>
+          <w:rFonts w:ascii="Calibri" w:cs="Calibri" w:eastAsia="Calibri" w:hAnsi="Calibri"/>
+        </w:rPr>
+        <w:t>Why it matters: Defines whether cash on delivery should be the default option at the start.</w:t>
+      </w:r>
+      <w:r>
+        <w:rPr>
+          <w:color w:val="2A2320"/>
+          <w:sz w:val="19"/>
+          <w:szCs w:val="19"/>
+          <w:rFonts w:ascii="Calibri" w:cs="Calibri" w:eastAsia="Calibri" w:hAnsi="Calibri"/>
+        </w:rPr>
+      </w:r>
+    </w:p>
+    <w:p>
+      <w:pPr>
+        <w:spacing w:after="24"/>
+        <w:ind w:left="360"/>
+      </w:pPr>
+      <w:r>
+        <w:rPr>
+          <w:b/>
+          <w:bCs/>
+          <w:color w:val="1B4D4F"/>
+          <w:sz w:val="18"/>
+          <w:szCs w:val="18"/>
+          <w:rFonts w:ascii="Calibri" w:cs="Calibri" w:eastAsia="Calibri" w:hAnsi="Calibri"/>
+        </w:rPr>
+        <w:t>How to research it: Interviews + A/B test of the default method after launch.</w:t>
+      </w:r>
+      <w:r>
+        <w:rPr>
+          <w:color w:val="2A2320"/>
+          <w:sz w:val="19"/>
+          <w:szCs w:val="19"/>
+          <w:rFonts w:ascii="Calibri" w:cs="Calibri" w:eastAsia="Calibri" w:hAnsi="Calibri"/>
+        </w:rPr>
       </w:r>
     </w:p>
     <w:p>
@@ -1107,7 +1079,7 @@
           <w:szCs w:val="17"/>
           <w:rFonts w:ascii="Calibri" w:cs="Calibri" w:eastAsia="Calibri" w:hAnsi="Calibri"/>
         </w:rPr>
-        <w:t xml:space="preserve">PRIORIDAD ALTA</w:t>
+        <w:t>HIGH PRIORITY</w:t>
       </w:r>
     </w:p>
     <w:p>
@@ -1123,7 +1095,7 @@
           <w:szCs w:val="22"/>
           <w:rFonts w:ascii="Calibri" w:cs="Calibri" w:eastAsia="Calibri" w:hAnsi="Calibri"/>
         </w:rPr>
-        <w:t xml:space="preserve">☐  </w:t>
+        <w:t>☐  B3  What is the expected average order value and the psychological "free shipping" threshold?</w:t>
       </w:r>
       <w:r>
         <w:rPr>
@@ -1134,7 +1106,6 @@
           <w:szCs w:val="20"/>
           <w:rFonts w:ascii="Calibri" w:cs="Calibri" w:eastAsia="Calibri" w:hAnsi="Calibri"/>
         </w:rPr>
-        <w:t xml:space="preserve">B3  </w:t>
       </w:r>
       <w:r>
         <w:rPr>
@@ -1145,59 +1116,56 @@
           <w:szCs w:val="21"/>
           <w:rFonts w:ascii="Calibri" w:cs="Calibri" w:eastAsia="Calibri" w:hAnsi="Calibri"/>
         </w:rPr>
-        <w:t xml:space="preserve">¿Cuál es el ticket promedio esperado y el umbral psicológico de "envío gratis"?</w:t>
-      </w:r>
-    </w:p>
-    <w:p>
-      <w:pPr>
-        <w:spacing w:after="24"/>
-        <w:ind w:left="360"/>
-      </w:pPr>
-      <w:r>
-        <w:rPr>
-          <w:b/>
-          <w:bCs/>
-          <w:color w:val="1B4D4F"/>
-          <w:sz w:val="18"/>
-          <w:szCs w:val="18"/>
-          <w:rFonts w:ascii="Calibri" w:cs="Calibri" w:eastAsia="Calibri" w:hAnsi="Calibri"/>
-        </w:rPr>
-        <w:t xml:space="preserve">Por qué importa: </w:t>
-      </w:r>
-      <w:r>
-        <w:rPr>
-          <w:color w:val="2A2320"/>
-          <w:sz w:val="19"/>
-          <w:szCs w:val="19"/>
-          <w:rFonts w:ascii="Calibri" w:cs="Calibri" w:eastAsia="Calibri" w:hAnsi="Calibri"/>
-        </w:rPr>
-        <w:t xml:space="preserve">Ajusta los umbrales de envío gratis por zona (hoy 75/100/150 XCG).</w:t>
-      </w:r>
-    </w:p>
-    <w:p>
-      <w:pPr>
-        <w:spacing w:after="24"/>
-        <w:ind w:left="360"/>
-      </w:pPr>
-      <w:r>
-        <w:rPr>
-          <w:b/>
-          <w:bCs/>
-          <w:color w:val="1B4D4F"/>
-          <w:sz w:val="18"/>
-          <w:szCs w:val="18"/>
-          <w:rFonts w:ascii="Calibri" w:cs="Calibri" w:eastAsia="Calibri" w:hAnsi="Calibri"/>
-        </w:rPr>
-        <w:t xml:space="preserve">Cómo investigarlo: </w:t>
-      </w:r>
-      <w:r>
-        <w:rPr>
-          <w:color w:val="2A2320"/>
-          <w:sz w:val="19"/>
-          <w:szCs w:val="19"/>
-          <w:rFonts w:ascii="Calibri" w:cs="Calibri" w:eastAsia="Calibri" w:hAnsi="Calibri"/>
-        </w:rPr>
-        <w:t xml:space="preserve">Análisis de ventas + prueba de distintos umbrales.</w:t>
+      </w:r>
+    </w:p>
+    <w:p>
+      <w:pPr>
+        <w:spacing w:after="24"/>
+        <w:ind w:left="360"/>
+      </w:pPr>
+      <w:r>
+        <w:rPr>
+          <w:b/>
+          <w:bCs/>
+          <w:color w:val="1B4D4F"/>
+          <w:sz w:val="18"/>
+          <w:szCs w:val="18"/>
+          <w:rFonts w:ascii="Calibri" w:cs="Calibri" w:eastAsia="Calibri" w:hAnsi="Calibri"/>
+        </w:rPr>
+        <w:t>Why it matters: Adjusts the free-shipping thresholds per zone (currently 75/100/150 XCG).</w:t>
+      </w:r>
+      <w:r>
+        <w:rPr>
+          <w:color w:val="2A2320"/>
+          <w:sz w:val="19"/>
+          <w:szCs w:val="19"/>
+          <w:rFonts w:ascii="Calibri" w:cs="Calibri" w:eastAsia="Calibri" w:hAnsi="Calibri"/>
+        </w:rPr>
+      </w:r>
+    </w:p>
+    <w:p>
+      <w:pPr>
+        <w:spacing w:after="24"/>
+        <w:ind w:left="360"/>
+      </w:pPr>
+      <w:r>
+        <w:rPr>
+          <w:b/>
+          <w:bCs/>
+          <w:color w:val="1B4D4F"/>
+          <w:sz w:val="18"/>
+          <w:szCs w:val="18"/>
+          <w:rFonts w:ascii="Calibri" w:cs="Calibri" w:eastAsia="Calibri" w:hAnsi="Calibri"/>
+        </w:rPr>
+        <w:t>How to research it: Sales analysis + testing different thresholds.</w:t>
+      </w:r>
+      <w:r>
+        <w:rPr>
+          <w:color w:val="2A2320"/>
+          <w:sz w:val="19"/>
+          <w:szCs w:val="19"/>
+          <w:rFonts w:ascii="Calibri" w:cs="Calibri" w:eastAsia="Calibri" w:hAnsi="Calibri"/>
+        </w:rPr>
       </w:r>
     </w:p>
     <w:p>
@@ -1214,7 +1182,7 @@
           <w:szCs w:val="17"/>
           <w:rFonts w:ascii="Calibri" w:cs="Calibri" w:eastAsia="Calibri" w:hAnsi="Calibri"/>
         </w:rPr>
-        <w:t xml:space="preserve">MEDIA</w:t>
+        <w:t>MEDIUM</w:t>
       </w:r>
     </w:p>
     <w:p>
@@ -1230,7 +1198,7 @@
           <w:szCs w:val="22"/>
           <w:rFonts w:ascii="Calibri" w:cs="Calibri" w:eastAsia="Calibri" w:hAnsi="Calibri"/>
         </w:rPr>
-        <w:t xml:space="preserve">☐  </w:t>
+        <w:t>☐  B4  Where is checkout abandoned (which step raises doubts)?</w:t>
       </w:r>
       <w:r>
         <w:rPr>
@@ -1241,7 +1209,6 @@
           <w:szCs w:val="20"/>
           <w:rFonts w:ascii="Calibri" w:cs="Calibri" w:eastAsia="Calibri" w:hAnsi="Calibri"/>
         </w:rPr>
-        <w:t xml:space="preserve">B4  </w:t>
       </w:r>
       <w:r>
         <w:rPr>
@@ -1252,59 +1219,56 @@
           <w:szCs w:val="21"/>
           <w:rFonts w:ascii="Calibri" w:cs="Calibri" w:eastAsia="Calibri" w:hAnsi="Calibri"/>
         </w:rPr>
-        <w:t xml:space="preserve">¿Dónde se abandona el checkout (qué paso genera dudas)?</w:t>
-      </w:r>
-    </w:p>
-    <w:p>
-      <w:pPr>
-        <w:spacing w:after="24"/>
-        <w:ind w:left="360"/>
-      </w:pPr>
-      <w:r>
-        <w:rPr>
-          <w:b/>
-          <w:bCs/>
-          <w:color w:val="1B4D4F"/>
-          <w:sz w:val="18"/>
-          <w:szCs w:val="18"/>
-          <w:rFonts w:ascii="Calibri" w:cs="Calibri" w:eastAsia="Calibri" w:hAnsi="Calibri"/>
-        </w:rPr>
-        <w:t xml:space="preserve">Por qué importa: </w:t>
-      </w:r>
-      <w:r>
-        <w:rPr>
-          <w:color w:val="2A2320"/>
-          <w:sz w:val="19"/>
-          <w:szCs w:val="19"/>
-          <w:rFonts w:ascii="Calibri" w:cs="Calibri" w:eastAsia="Calibri" w:hAnsi="Calibri"/>
-        </w:rPr>
-        <w:t xml:space="preserve">Reduce el abandono de carrito.</w:t>
-      </w:r>
-    </w:p>
-    <w:p>
-      <w:pPr>
-        <w:spacing w:after="24"/>
-        <w:ind w:left="360"/>
-      </w:pPr>
-      <w:r>
-        <w:rPr>
-          <w:b/>
-          <w:bCs/>
-          <w:color w:val="1B4D4F"/>
-          <w:sz w:val="18"/>
-          <w:szCs w:val="18"/>
-          <w:rFonts w:ascii="Calibri" w:cs="Calibri" w:eastAsia="Calibri" w:hAnsi="Calibri"/>
-        </w:rPr>
-        <w:t xml:space="preserve">Cómo investigarlo: </w:t>
-      </w:r>
-      <w:r>
-        <w:rPr>
-          <w:color w:val="2A2320"/>
-          <w:sz w:val="19"/>
-          <w:szCs w:val="19"/>
-          <w:rFonts w:ascii="Calibri" w:cs="Calibri" w:eastAsia="Calibri" w:hAnsi="Calibri"/>
-        </w:rPr>
-        <w:t xml:space="preserve">Analítica de embudo + pruebas de usabilidad moderadas.</w:t>
+      </w:r>
+    </w:p>
+    <w:p>
+      <w:pPr>
+        <w:spacing w:after="24"/>
+        <w:ind w:left="360"/>
+      </w:pPr>
+      <w:r>
+        <w:rPr>
+          <w:b/>
+          <w:bCs/>
+          <w:color w:val="1B4D4F"/>
+          <w:sz w:val="18"/>
+          <w:szCs w:val="18"/>
+          <w:rFonts w:ascii="Calibri" w:cs="Calibri" w:eastAsia="Calibri" w:hAnsi="Calibri"/>
+        </w:rPr>
+        <w:t>Why it matters: Reduces cart abandonment.</w:t>
+      </w:r>
+      <w:r>
+        <w:rPr>
+          <w:color w:val="2A2320"/>
+          <w:sz w:val="19"/>
+          <w:szCs w:val="19"/>
+          <w:rFonts w:ascii="Calibri" w:cs="Calibri" w:eastAsia="Calibri" w:hAnsi="Calibri"/>
+        </w:rPr>
+      </w:r>
+    </w:p>
+    <w:p>
+      <w:pPr>
+        <w:spacing w:after="24"/>
+        <w:ind w:left="360"/>
+      </w:pPr>
+      <w:r>
+        <w:rPr>
+          <w:b/>
+          <w:bCs/>
+          <w:color w:val="1B4D4F"/>
+          <w:sz w:val="18"/>
+          <w:szCs w:val="18"/>
+          <w:rFonts w:ascii="Calibri" w:cs="Calibri" w:eastAsia="Calibri" w:hAnsi="Calibri"/>
+        </w:rPr>
+        <w:t>How to research it: Funnel analytics + moderated usability tests.</w:t>
+      </w:r>
+      <w:r>
+        <w:rPr>
+          <w:color w:val="2A2320"/>
+          <w:sz w:val="19"/>
+          <w:szCs w:val="19"/>
+          <w:rFonts w:ascii="Calibri" w:cs="Calibri" w:eastAsia="Calibri" w:hAnsi="Calibri"/>
+        </w:rPr>
       </w:r>
     </w:p>
     <w:p>
@@ -1321,7 +1285,7 @@
           <w:szCs w:val="17"/>
           <w:rFonts w:ascii="Calibri" w:cs="Calibri" w:eastAsia="Calibri" w:hAnsi="Calibri"/>
         </w:rPr>
-        <w:t xml:space="preserve">MEDIA</w:t>
+        <w:t>MEDIUM</w:t>
       </w:r>
     </w:p>
     <w:p>
@@ -1346,7 +1310,7 @@
           <w:szCs w:val="30"/>
           <w:rFonts w:ascii="Georgia" w:cs="Georgia" w:eastAsia="Georgia" w:hAnsi="Georgia"/>
         </w:rPr>
-        <w:t xml:space="preserve">C. Delivery y expectativas de entrega</w:t>
+        <w:t>C. Delivery and delivery expectations</w:t>
       </w:r>
     </w:p>
     <w:p>
@@ -1362,7 +1326,7 @@
           <w:szCs w:val="22"/>
           <w:rFonts w:ascii="Calibri" w:cs="Calibri" w:eastAsia="Calibri" w:hAnsi="Calibri"/>
         </w:rPr>
-        <w:t xml:space="preserve">La logística es un diferenciador clave en una isla. Tu foco declarado.</w:t>
+        <w:t>Logistics is a key differentiator on an island. Your stated focus.</w:t>
       </w:r>
     </w:p>
     <w:p>
@@ -1378,7 +1342,7 @@
           <w:szCs w:val="22"/>
           <w:rFonts w:ascii="Calibri" w:cs="Calibri" w:eastAsia="Calibri" w:hAnsi="Calibri"/>
         </w:rPr>
-        <w:t xml:space="preserve">☐  </w:t>
+        <w:t>☐  C1  What delivery time does the customer expect per zone (same day, 1–2 days)?</w:t>
       </w:r>
       <w:r>
         <w:rPr>
@@ -1389,7 +1353,6 @@
           <w:szCs w:val="20"/>
           <w:rFonts w:ascii="Calibri" w:cs="Calibri" w:eastAsia="Calibri" w:hAnsi="Calibri"/>
         </w:rPr>
-        <w:t xml:space="preserve">C1  </w:t>
       </w:r>
       <w:r>
         <w:rPr>
@@ -1400,59 +1363,56 @@
           <w:szCs w:val="21"/>
           <w:rFonts w:ascii="Calibri" w:cs="Calibri" w:eastAsia="Calibri" w:hAnsi="Calibri"/>
         </w:rPr>
-        <w:t xml:space="preserve">¿Qué tiempo de entrega espera la clienta por zona (mismo día, 1–2 días)?</w:t>
-      </w:r>
-    </w:p>
-    <w:p>
-      <w:pPr>
-        <w:spacing w:after="24"/>
-        <w:ind w:left="360"/>
-      </w:pPr>
-      <w:r>
-        <w:rPr>
-          <w:b/>
-          <w:bCs/>
-          <w:color w:val="1B4D4F"/>
-          <w:sz w:val="18"/>
-          <w:szCs w:val="18"/>
-          <w:rFonts w:ascii="Calibri" w:cs="Calibri" w:eastAsia="Calibri" w:hAnsi="Calibri"/>
-        </w:rPr>
-        <w:t xml:space="preserve">Por qué importa: </w:t>
-      </w:r>
-      <w:r>
-        <w:rPr>
-          <w:color w:val="2A2320"/>
-          <w:sz w:val="19"/>
-          <w:szCs w:val="19"/>
-          <w:rFonts w:ascii="Calibri" w:cs="Calibri" w:eastAsia="Calibri" w:hAnsi="Calibri"/>
-        </w:rPr>
-        <w:t xml:space="preserve">Alinea la promesa del sitio con lo operable.</w:t>
-      </w:r>
-    </w:p>
-    <w:p>
-      <w:pPr>
-        <w:spacing w:after="24"/>
-        <w:ind w:left="360"/>
-      </w:pPr>
-      <w:r>
-        <w:rPr>
-          <w:b/>
-          <w:bCs/>
-          <w:color w:val="1B4D4F"/>
-          <w:sz w:val="18"/>
-          <w:szCs w:val="18"/>
-          <w:rFonts w:ascii="Calibri" w:cs="Calibri" w:eastAsia="Calibri" w:hAnsi="Calibri"/>
-        </w:rPr>
-        <w:t xml:space="preserve">Cómo investigarlo: </w:t>
-      </w:r>
-      <w:r>
-        <w:rPr>
-          <w:color w:val="2A2320"/>
-          <w:sz w:val="19"/>
-          <w:szCs w:val="19"/>
-          <w:rFonts w:ascii="Calibri" w:cs="Calibri" w:eastAsia="Calibri" w:hAnsi="Calibri"/>
-        </w:rPr>
-        <w:t xml:space="preserve">Encuesta + benchmark de otros comercios locales.</w:t>
+      </w:r>
+    </w:p>
+    <w:p>
+      <w:pPr>
+        <w:spacing w:after="24"/>
+        <w:ind w:left="360"/>
+      </w:pPr>
+      <w:r>
+        <w:rPr>
+          <w:b/>
+          <w:bCs/>
+          <w:color w:val="1B4D4F"/>
+          <w:sz w:val="18"/>
+          <w:szCs w:val="18"/>
+          <w:rFonts w:ascii="Calibri" w:cs="Calibri" w:eastAsia="Calibri" w:hAnsi="Calibri"/>
+        </w:rPr>
+        <w:t>Why it matters: Aligns the site's promise with what is operationally feasible.</w:t>
+      </w:r>
+      <w:r>
+        <w:rPr>
+          <w:color w:val="2A2320"/>
+          <w:sz w:val="19"/>
+          <w:szCs w:val="19"/>
+          <w:rFonts w:ascii="Calibri" w:cs="Calibri" w:eastAsia="Calibri" w:hAnsi="Calibri"/>
+        </w:rPr>
+      </w:r>
+    </w:p>
+    <w:p>
+      <w:pPr>
+        <w:spacing w:after="24"/>
+        <w:ind w:left="360"/>
+      </w:pPr>
+      <w:r>
+        <w:rPr>
+          <w:b/>
+          <w:bCs/>
+          <w:color w:val="1B4D4F"/>
+          <w:sz w:val="18"/>
+          <w:szCs w:val="18"/>
+          <w:rFonts w:ascii="Calibri" w:cs="Calibri" w:eastAsia="Calibri" w:hAnsi="Calibri"/>
+        </w:rPr>
+        <w:t>How to research it: Survey + benchmark of other local businesses.</w:t>
+      </w:r>
+      <w:r>
+        <w:rPr>
+          <w:color w:val="2A2320"/>
+          <w:sz w:val="19"/>
+          <w:szCs w:val="19"/>
+          <w:rFonts w:ascii="Calibri" w:cs="Calibri" w:eastAsia="Calibri" w:hAnsi="Calibri"/>
+        </w:rPr>
       </w:r>
     </w:p>
     <w:p>
@@ -1469,7 +1429,7 @@
           <w:szCs w:val="17"/>
           <w:rFonts w:ascii="Calibri" w:cs="Calibri" w:eastAsia="Calibri" w:hAnsi="Calibri"/>
         </w:rPr>
-        <w:t xml:space="preserve">PRIORIDAD ALTA</w:t>
+        <w:t>HIGH PRIORITY</w:t>
       </w:r>
     </w:p>
     <w:p>
@@ -1485,7 +1445,7 @@
           <w:szCs w:val="22"/>
           <w:rFonts w:ascii="Calibri" w:cs="Calibri" w:eastAsia="Calibri" w:hAnsi="Calibri"/>
         </w:rPr>
-        <w:t xml:space="preserve">☐  </w:t>
+        <w:t>☐  C2  How much is she willing to pay for shipping before abandoning?</w:t>
       </w:r>
       <w:r>
         <w:rPr>
@@ -1496,7 +1456,6 @@
           <w:szCs w:val="20"/>
           <w:rFonts w:ascii="Calibri" w:cs="Calibri" w:eastAsia="Calibri" w:hAnsi="Calibri"/>
         </w:rPr>
-        <w:t xml:space="preserve">C2  </w:t>
       </w:r>
       <w:r>
         <w:rPr>
@@ -1507,59 +1466,56 @@
           <w:szCs w:val="21"/>
           <w:rFonts w:ascii="Calibri" w:cs="Calibri" w:eastAsia="Calibri" w:hAnsi="Calibri"/>
         </w:rPr>
-        <w:t xml:space="preserve">¿Cuánto está dispuesta a pagar por envío antes de abandonar?</w:t>
-      </w:r>
-    </w:p>
-    <w:p>
-      <w:pPr>
-        <w:spacing w:after="24"/>
-        <w:ind w:left="360"/>
-      </w:pPr>
-      <w:r>
-        <w:rPr>
-          <w:b/>
-          <w:bCs/>
-          <w:color w:val="1B4D4F"/>
-          <w:sz w:val="18"/>
-          <w:szCs w:val="18"/>
-          <w:rFonts w:ascii="Calibri" w:cs="Calibri" w:eastAsia="Calibri" w:hAnsi="Calibri"/>
-        </w:rPr>
-        <w:t xml:space="preserve">Por qué importa: </w:t>
-      </w:r>
-      <w:r>
-        <w:rPr>
-          <w:color w:val="2A2320"/>
-          <w:sz w:val="19"/>
-          <w:szCs w:val="19"/>
-          <w:rFonts w:ascii="Calibri" w:cs="Calibri" w:eastAsia="Calibri" w:hAnsi="Calibri"/>
-        </w:rPr>
-        <w:t xml:space="preserve">Valida las tarifas actuales (5/10/25 XCG).</w:t>
-      </w:r>
-    </w:p>
-    <w:p>
-      <w:pPr>
-        <w:spacing w:after="24"/>
-        <w:ind w:left="360"/>
-      </w:pPr>
-      <w:r>
-        <w:rPr>
-          <w:b/>
-          <w:bCs/>
-          <w:color w:val="1B4D4F"/>
-          <w:sz w:val="18"/>
-          <w:szCs w:val="18"/>
-          <w:rFonts w:ascii="Calibri" w:cs="Calibri" w:eastAsia="Calibri" w:hAnsi="Calibri"/>
-        </w:rPr>
-        <w:t xml:space="preserve">Cómo investigarlo: </w:t>
-      </w:r>
-      <w:r>
-        <w:rPr>
-          <w:color w:val="2A2320"/>
-          <w:sz w:val="19"/>
-          <w:szCs w:val="19"/>
-          <w:rFonts w:ascii="Calibri" w:cs="Calibri" w:eastAsia="Calibri" w:hAnsi="Calibri"/>
-        </w:rPr>
-        <w:t xml:space="preserve">Encuesta de sensibilidad al precio + prueba de tarifas.</w:t>
+      </w:r>
+    </w:p>
+    <w:p>
+      <w:pPr>
+        <w:spacing w:after="24"/>
+        <w:ind w:left="360"/>
+      </w:pPr>
+      <w:r>
+        <w:rPr>
+          <w:b/>
+          <w:bCs/>
+          <w:color w:val="1B4D4F"/>
+          <w:sz w:val="18"/>
+          <w:szCs w:val="18"/>
+          <w:rFonts w:ascii="Calibri" w:cs="Calibri" w:eastAsia="Calibri" w:hAnsi="Calibri"/>
+        </w:rPr>
+        <w:t>Why it matters: Validates the current fees (5/10/25 XCG).</w:t>
+      </w:r>
+      <w:r>
+        <w:rPr>
+          <w:color w:val="2A2320"/>
+          <w:sz w:val="19"/>
+          <w:szCs w:val="19"/>
+          <w:rFonts w:ascii="Calibri" w:cs="Calibri" w:eastAsia="Calibri" w:hAnsi="Calibri"/>
+        </w:rPr>
+      </w:r>
+    </w:p>
+    <w:p>
+      <w:pPr>
+        <w:spacing w:after="24"/>
+        <w:ind w:left="360"/>
+      </w:pPr>
+      <w:r>
+        <w:rPr>
+          <w:b/>
+          <w:bCs/>
+          <w:color w:val="1B4D4F"/>
+          <w:sz w:val="18"/>
+          <w:szCs w:val="18"/>
+          <w:rFonts w:ascii="Calibri" w:cs="Calibri" w:eastAsia="Calibri" w:hAnsi="Calibri"/>
+        </w:rPr>
+        <w:t>How to research it: Price-sensitivity survey + fee testing.</w:t>
+      </w:r>
+      <w:r>
+        <w:rPr>
+          <w:color w:val="2A2320"/>
+          <w:sz w:val="19"/>
+          <w:szCs w:val="19"/>
+          <w:rFonts w:ascii="Calibri" w:cs="Calibri" w:eastAsia="Calibri" w:hAnsi="Calibri"/>
+        </w:rPr>
       </w:r>
     </w:p>
     <w:p>
@@ -1576,7 +1532,7 @@
           <w:szCs w:val="17"/>
           <w:rFonts w:ascii="Calibri" w:cs="Calibri" w:eastAsia="Calibri" w:hAnsi="Calibri"/>
         </w:rPr>
-        <w:t xml:space="preserve">PRIORIDAD ALTA</w:t>
+        <w:t>HIGH PRIORITY</w:t>
       </w:r>
     </w:p>
     <w:p>
@@ -1592,7 +1548,7 @@
           <w:szCs w:val="22"/>
           <w:rFonts w:ascii="Calibri" w:cs="Calibri" w:eastAsia="Calibri" w:hAnsi="Calibri"/>
         </w:rPr>
-        <w:t xml:space="preserve">☐  </w:t>
+        <w:t>☐  C3  Does she prefer choosing a time slot or standard delivery?</w:t>
       </w:r>
       <w:r>
         <w:rPr>
@@ -1603,7 +1559,6 @@
           <w:szCs w:val="20"/>
           <w:rFonts w:ascii="Calibri" w:cs="Calibri" w:eastAsia="Calibri" w:hAnsi="Calibri"/>
         </w:rPr>
-        <w:t xml:space="preserve">C3  </w:t>
       </w:r>
       <w:r>
         <w:rPr>
@@ -1614,59 +1569,56 @@
           <w:szCs w:val="21"/>
           <w:rFonts w:ascii="Calibri" w:cs="Calibri" w:eastAsia="Calibri" w:hAnsi="Calibri"/>
         </w:rPr>
-        <w:t xml:space="preserve">¿Prefiere elegir franja horaria o entrega estándar?</w:t>
-      </w:r>
-    </w:p>
-    <w:p>
-      <w:pPr>
-        <w:spacing w:after="24"/>
-        <w:ind w:left="360"/>
-      </w:pPr>
-      <w:r>
-        <w:rPr>
-          <w:b/>
-          <w:bCs/>
-          <w:color w:val="1B4D4F"/>
-          <w:sz w:val="18"/>
-          <w:szCs w:val="18"/>
-          <w:rFonts w:ascii="Calibri" w:cs="Calibri" w:eastAsia="Calibri" w:hAnsi="Calibri"/>
-        </w:rPr>
-        <w:t xml:space="preserve">Por qué importa: </w:t>
-      </w:r>
-      <w:r>
-        <w:rPr>
-          <w:color w:val="2A2320"/>
-          <w:sz w:val="19"/>
-          <w:szCs w:val="19"/>
-          <w:rFonts w:ascii="Calibri" w:cs="Calibri" w:eastAsia="Calibri" w:hAnsi="Calibri"/>
-        </w:rPr>
-        <w:t xml:space="preserve">Decide si construir agenda de entrega (US-D6).</w:t>
-      </w:r>
-    </w:p>
-    <w:p>
-      <w:pPr>
-        <w:spacing w:after="24"/>
-        <w:ind w:left="360"/>
-      </w:pPr>
-      <w:r>
-        <w:rPr>
-          <w:b/>
-          <w:bCs/>
-          <w:color w:val="1B4D4F"/>
-          <w:sz w:val="18"/>
-          <w:szCs w:val="18"/>
-          <w:rFonts w:ascii="Calibri" w:cs="Calibri" w:eastAsia="Calibri" w:hAnsi="Calibri"/>
-        </w:rPr>
-        <w:t xml:space="preserve">Cómo investigarlo: </w:t>
-      </w:r>
-      <w:r>
-        <w:rPr>
-          <w:color w:val="2A2320"/>
-          <w:sz w:val="19"/>
-          <w:szCs w:val="19"/>
-          <w:rFonts w:ascii="Calibri" w:cs="Calibri" w:eastAsia="Calibri" w:hAnsi="Calibri"/>
-        </w:rPr>
-        <w:t xml:space="preserve">Preguntar preferencia + medir demanda.</w:t>
+      </w:r>
+    </w:p>
+    <w:p>
+      <w:pPr>
+        <w:spacing w:after="24"/>
+        <w:ind w:left="360"/>
+      </w:pPr>
+      <w:r>
+        <w:rPr>
+          <w:b/>
+          <w:bCs/>
+          <w:color w:val="1B4D4F"/>
+          <w:sz w:val="18"/>
+          <w:szCs w:val="18"/>
+          <w:rFonts w:ascii="Calibri" w:cs="Calibri" w:eastAsia="Calibri" w:hAnsi="Calibri"/>
+        </w:rPr>
+        <w:t>Why it matters: Decides whether to build delivery scheduling (US-D6).</w:t>
+      </w:r>
+      <w:r>
+        <w:rPr>
+          <w:color w:val="2A2320"/>
+          <w:sz w:val="19"/>
+          <w:szCs w:val="19"/>
+          <w:rFonts w:ascii="Calibri" w:cs="Calibri" w:eastAsia="Calibri" w:hAnsi="Calibri"/>
+        </w:rPr>
+      </w:r>
+    </w:p>
+    <w:p>
+      <w:pPr>
+        <w:spacing w:after="24"/>
+        <w:ind w:left="360"/>
+      </w:pPr>
+      <w:r>
+        <w:rPr>
+          <w:b/>
+          <w:bCs/>
+          <w:color w:val="1B4D4F"/>
+          <w:sz w:val="18"/>
+          <w:szCs w:val="18"/>
+          <w:rFonts w:ascii="Calibri" w:cs="Calibri" w:eastAsia="Calibri" w:hAnsi="Calibri"/>
+        </w:rPr>
+        <w:t>How to research it: Ask about preference + measure demand.</w:t>
+      </w:r>
+      <w:r>
+        <w:rPr>
+          <w:color w:val="2A2320"/>
+          <w:sz w:val="19"/>
+          <w:szCs w:val="19"/>
+          <w:rFonts w:ascii="Calibri" w:cs="Calibri" w:eastAsia="Calibri" w:hAnsi="Calibri"/>
+        </w:rPr>
       </w:r>
     </w:p>
     <w:p>
@@ -1683,7 +1635,7 @@
           <w:szCs w:val="17"/>
           <w:rFonts w:ascii="Calibri" w:cs="Calibri" w:eastAsia="Calibri" w:hAnsi="Calibri"/>
         </w:rPr>
-        <w:t xml:space="preserve">MEDIA</w:t>
+        <w:t>MEDIUM</w:t>
       </w:r>
     </w:p>
     <w:p>
@@ -1699,7 +1651,7 @@
           <w:szCs w:val="22"/>
           <w:rFonts w:ascii="Calibri" w:cs="Calibri" w:eastAsia="Calibri" w:hAnsi="Calibri"/>
         </w:rPr>
-        <w:t xml:space="preserve">☐  </w:t>
+        <w:t>☐  C4  How will the actual operation work (own delivery person, courier, in-store pickup)?</w:t>
       </w:r>
       <w:r>
         <w:rPr>
@@ -1710,7 +1662,6 @@
           <w:szCs w:val="20"/>
           <w:rFonts w:ascii="Calibri" w:cs="Calibri" w:eastAsia="Calibri" w:hAnsi="Calibri"/>
         </w:rPr>
-        <w:t xml:space="preserve">C4  </w:t>
       </w:r>
       <w:r>
         <w:rPr>
@@ -1721,59 +1672,56 @@
           <w:szCs w:val="21"/>
           <w:rFonts w:ascii="Calibri" w:cs="Calibri" w:eastAsia="Calibri" w:hAnsi="Calibri"/>
         </w:rPr>
-        <w:t xml:space="preserve">¿Cómo se hará la operación real (repartidor propio, courier, retiro en tienda)?</w:t>
-      </w:r>
-    </w:p>
-    <w:p>
-      <w:pPr>
-        <w:spacing w:after="24"/>
-        <w:ind w:left="360"/>
-      </w:pPr>
-      <w:r>
-        <w:rPr>
-          <w:b/>
-          <w:bCs/>
-          <w:color w:val="1B4D4F"/>
-          <w:sz w:val="18"/>
-          <w:szCs w:val="18"/>
-          <w:rFonts w:ascii="Calibri" w:cs="Calibri" w:eastAsia="Calibri" w:hAnsi="Calibri"/>
-        </w:rPr>
-        <w:t xml:space="preserve">Por qué importa: </w:t>
-      </w:r>
-      <w:r>
-        <w:rPr>
-          <w:color w:val="2A2320"/>
-          <w:sz w:val="19"/>
-          <w:szCs w:val="19"/>
-          <w:rFonts w:ascii="Calibri" w:cs="Calibri" w:eastAsia="Calibri" w:hAnsi="Calibri"/>
-        </w:rPr>
-        <w:t xml:space="preserve">Define el modelo operativo que el sistema debe soportar.</w:t>
-      </w:r>
-    </w:p>
-    <w:p>
-      <w:pPr>
-        <w:spacing w:after="24"/>
-        <w:ind w:left="360"/>
-      </w:pPr>
-      <w:r>
-        <w:rPr>
-          <w:b/>
-          <w:bCs/>
-          <w:color w:val="1B4D4F"/>
-          <w:sz w:val="18"/>
-          <w:szCs w:val="18"/>
-          <w:rFonts w:ascii="Calibri" w:cs="Calibri" w:eastAsia="Calibri" w:hAnsi="Calibri"/>
-        </w:rPr>
-        <w:t xml:space="preserve">Cómo investigarlo: </w:t>
-      </w:r>
-      <w:r>
-        <w:rPr>
-          <w:color w:val="2A2320"/>
-          <w:sz w:val="19"/>
-          <w:szCs w:val="19"/>
-          <w:rFonts w:ascii="Calibri" w:cs="Calibri" w:eastAsia="Calibri" w:hAnsi="Calibri"/>
-        </w:rPr>
-        <w:t xml:space="preserve">Mapear costos y opciones de reparto en Curaçao.</w:t>
+      </w:r>
+    </w:p>
+    <w:p>
+      <w:pPr>
+        <w:spacing w:after="24"/>
+        <w:ind w:left="360"/>
+      </w:pPr>
+      <w:r>
+        <w:rPr>
+          <w:b/>
+          <w:bCs/>
+          <w:color w:val="1B4D4F"/>
+          <w:sz w:val="18"/>
+          <w:szCs w:val="18"/>
+          <w:rFonts w:ascii="Calibri" w:cs="Calibri" w:eastAsia="Calibri" w:hAnsi="Calibri"/>
+        </w:rPr>
+        <w:t>Why it matters: Defines the operating model the system must support.</w:t>
+      </w:r>
+      <w:r>
+        <w:rPr>
+          <w:color w:val="2A2320"/>
+          <w:sz w:val="19"/>
+          <w:szCs w:val="19"/>
+          <w:rFonts w:ascii="Calibri" w:cs="Calibri" w:eastAsia="Calibri" w:hAnsi="Calibri"/>
+        </w:rPr>
+      </w:r>
+    </w:p>
+    <w:p>
+      <w:pPr>
+        <w:spacing w:after="24"/>
+        <w:ind w:left="360"/>
+      </w:pPr>
+      <w:r>
+        <w:rPr>
+          <w:b/>
+          <w:bCs/>
+          <w:color w:val="1B4D4F"/>
+          <w:sz w:val="18"/>
+          <w:szCs w:val="18"/>
+          <w:rFonts w:ascii="Calibri" w:cs="Calibri" w:eastAsia="Calibri" w:hAnsi="Calibri"/>
+        </w:rPr>
+        <w:t>How to research it: Map delivery costs and options in Curaçao.</w:t>
+      </w:r>
+      <w:r>
+        <w:rPr>
+          <w:color w:val="2A2320"/>
+          <w:sz w:val="19"/>
+          <w:szCs w:val="19"/>
+          <w:rFonts w:ascii="Calibri" w:cs="Calibri" w:eastAsia="Calibri" w:hAnsi="Calibri"/>
+        </w:rPr>
       </w:r>
     </w:p>
     <w:p>
@@ -1790,7 +1738,7 @@
           <w:szCs w:val="17"/>
           <w:rFonts w:ascii="Calibri" w:cs="Calibri" w:eastAsia="Calibri" w:hAnsi="Calibri"/>
         </w:rPr>
-        <w:t xml:space="preserve">PRIORIDAD ALTA</w:t>
+        <w:t>HIGH PRIORITY</w:t>
       </w:r>
     </w:p>
     <w:p>
@@ -1806,7 +1754,7 @@
           <w:szCs w:val="22"/>
           <w:rFonts w:ascii="Calibri" w:cs="Calibri" w:eastAsia="Calibri" w:hAnsi="Calibri"/>
         </w:rPr>
-        <w:t xml:space="preserve">☐  </w:t>
+        <w:t>☐  C5  Do the 3 zones and their neighbourhoods accurately reflect the island?</w:t>
       </w:r>
       <w:r>
         <w:rPr>
@@ -1817,7 +1765,6 @@
           <w:szCs w:val="20"/>
           <w:rFonts w:ascii="Calibri" w:cs="Calibri" w:eastAsia="Calibri" w:hAnsi="Calibri"/>
         </w:rPr>
-        <w:t xml:space="preserve">C5  </w:t>
       </w:r>
       <w:r>
         <w:rPr>
@@ -1828,59 +1775,56 @@
           <w:szCs w:val="21"/>
           <w:rFonts w:ascii="Calibri" w:cs="Calibri" w:eastAsia="Calibri" w:hAnsi="Calibri"/>
         </w:rPr>
-        <w:t xml:space="preserve">¿Las 3 zonas y sus barrios reflejan bien la isla?</w:t>
-      </w:r>
-    </w:p>
-    <w:p>
-      <w:pPr>
-        <w:spacing w:after="24"/>
-        <w:ind w:left="360"/>
-      </w:pPr>
-      <w:r>
-        <w:rPr>
-          <w:b/>
-          <w:bCs/>
-          <w:color w:val="1B4D4F"/>
-          <w:sz w:val="18"/>
-          <w:szCs w:val="18"/>
-          <w:rFonts w:ascii="Calibri" w:cs="Calibri" w:eastAsia="Calibri" w:hAnsi="Calibri"/>
-        </w:rPr>
-        <w:t xml:space="preserve">Por qué importa: </w:t>
-      </w:r>
-      <w:r>
-        <w:rPr>
-          <w:color w:val="2A2320"/>
-          <w:sz w:val="19"/>
-          <w:szCs w:val="19"/>
-          <w:rFonts w:ascii="Calibri" w:cs="Calibri" w:eastAsia="Calibri" w:hAnsi="Calibri"/>
-        </w:rPr>
-        <w:t xml:space="preserve">Evita cobrar de menos/más o rechazar direcciones válidas.</w:t>
-      </w:r>
-    </w:p>
-    <w:p>
-      <w:pPr>
-        <w:spacing w:after="24"/>
-        <w:ind w:left="360"/>
-      </w:pPr>
-      <w:r>
-        <w:rPr>
-          <w:b/>
-          <w:bCs/>
-          <w:color w:val="1B4D4F"/>
-          <w:sz w:val="18"/>
-          <w:szCs w:val="18"/>
-          <w:rFonts w:ascii="Calibri" w:cs="Calibri" w:eastAsia="Calibri" w:hAnsi="Calibri"/>
-        </w:rPr>
-        <w:t xml:space="preserve">Cómo investigarlo: </w:t>
-      </w:r>
-      <w:r>
-        <w:rPr>
-          <w:color w:val="2A2320"/>
-          <w:sz w:val="19"/>
-          <w:szCs w:val="19"/>
-          <w:rFonts w:ascii="Calibri" w:cs="Calibri" w:eastAsia="Calibri" w:hAnsi="Calibri"/>
-        </w:rPr>
-        <w:t xml:space="preserve">Validar polígonos y lista de barrios con conocimiento local.</w:t>
+      </w:r>
+    </w:p>
+    <w:p>
+      <w:pPr>
+        <w:spacing w:after="24"/>
+        <w:ind w:left="360"/>
+      </w:pPr>
+      <w:r>
+        <w:rPr>
+          <w:b/>
+          <w:bCs/>
+          <w:color w:val="1B4D4F"/>
+          <w:sz w:val="18"/>
+          <w:szCs w:val="18"/>
+          <w:rFonts w:ascii="Calibri" w:cs="Calibri" w:eastAsia="Calibri" w:hAnsi="Calibri"/>
+        </w:rPr>
+        <w:t>Why it matters: Avoids undercharging/overcharging or rejecting valid addresses.</w:t>
+      </w:r>
+      <w:r>
+        <w:rPr>
+          <w:color w:val="2A2320"/>
+          <w:sz w:val="19"/>
+          <w:szCs w:val="19"/>
+          <w:rFonts w:ascii="Calibri" w:cs="Calibri" w:eastAsia="Calibri" w:hAnsi="Calibri"/>
+        </w:rPr>
+      </w:r>
+    </w:p>
+    <w:p>
+      <w:pPr>
+        <w:spacing w:after="24"/>
+        <w:ind w:left="360"/>
+      </w:pPr>
+      <w:r>
+        <w:rPr>
+          <w:b/>
+          <w:bCs/>
+          <w:color w:val="1B4D4F"/>
+          <w:sz w:val="18"/>
+          <w:szCs w:val="18"/>
+          <w:rFonts w:ascii="Calibri" w:cs="Calibri" w:eastAsia="Calibri" w:hAnsi="Calibri"/>
+        </w:rPr>
+        <w:t>How to research it: Validate the polygons and neighbourhood list with local knowledge.</w:t>
+      </w:r>
+      <w:r>
+        <w:rPr>
+          <w:color w:val="2A2320"/>
+          <w:sz w:val="19"/>
+          <w:szCs w:val="19"/>
+          <w:rFonts w:ascii="Calibri" w:cs="Calibri" w:eastAsia="Calibri" w:hAnsi="Calibri"/>
+        </w:rPr>
       </w:r>
     </w:p>
     <w:p>
@@ -1897,7 +1841,7 @@
           <w:szCs w:val="17"/>
           <w:rFonts w:ascii="Calibri" w:cs="Calibri" w:eastAsia="Calibri" w:hAnsi="Calibri"/>
         </w:rPr>
-        <w:t xml:space="preserve">MEDIA</w:t>
+        <w:t>MEDIUM</w:t>
       </w:r>
     </w:p>
     <w:p>
@@ -1922,7 +1866,7 @@
           <w:szCs w:val="30"/>
           <w:rFonts w:ascii="Georgia" w:cs="Georgia" w:eastAsia="Georgia" w:hAnsi="Georgia"/>
         </w:rPr>
-        <w:t xml:space="preserve">D. Idioma y localización</w:t>
+        <w:t>D. Language and localisation</w:t>
       </w:r>
     </w:p>
     <w:p>
@@ -1938,7 +1882,7 @@
           <w:szCs w:val="22"/>
           <w:rFonts w:ascii="Calibri" w:cs="Calibri" w:eastAsia="Calibri" w:hAnsi="Calibri"/>
         </w:rPr>
-        <w:t xml:space="preserve">Curaçao es multilingüe (papiamentu, neerlandés, español, inglés).</w:t>
+        <w:t>Curaçao is multilingual (Papiamentu, Dutch, Spanish, English).</w:t>
       </w:r>
     </w:p>
     <w:p>
@@ -1954,7 +1898,7 @@
           <w:szCs w:val="22"/>
           <w:rFonts w:ascii="Calibri" w:cs="Calibri" w:eastAsia="Calibri" w:hAnsi="Calibri"/>
         </w:rPr>
-        <w:t xml:space="preserve">☐  </w:t>
+        <w:t>☐  D1  In which language does your main customer prefer to shop?</w:t>
       </w:r>
       <w:r>
         <w:rPr>
@@ -1965,7 +1909,6 @@
           <w:szCs w:val="20"/>
           <w:rFonts w:ascii="Calibri" w:cs="Calibri" w:eastAsia="Calibri" w:hAnsi="Calibri"/>
         </w:rPr>
-        <w:t xml:space="preserve">D1  </w:t>
       </w:r>
       <w:r>
         <w:rPr>
@@ -1976,59 +1919,56 @@
           <w:szCs w:val="21"/>
           <w:rFonts w:ascii="Calibri" w:cs="Calibri" w:eastAsia="Calibri" w:hAnsi="Calibri"/>
         </w:rPr>
-        <w:t xml:space="preserve">¿En qué idioma prefiere comprar tu clienta principal?</w:t>
-      </w:r>
-    </w:p>
-    <w:p>
-      <w:pPr>
-        <w:spacing w:after="24"/>
-        <w:ind w:left="360"/>
-      </w:pPr>
-      <w:r>
-        <w:rPr>
-          <w:b/>
-          <w:bCs/>
-          <w:color w:val="1B4D4F"/>
-          <w:sz w:val="18"/>
-          <w:szCs w:val="18"/>
-          <w:rFonts w:ascii="Calibri" w:cs="Calibri" w:eastAsia="Calibri" w:hAnsi="Calibri"/>
-        </w:rPr>
-        <w:t xml:space="preserve">Por qué importa: </w:t>
-      </w:r>
-      <w:r>
-        <w:rPr>
-          <w:color w:val="2A2320"/>
-          <w:sz w:val="19"/>
-          <w:szCs w:val="19"/>
-          <w:rFonts w:ascii="Calibri" w:cs="Calibri" w:eastAsia="Calibri" w:hAnsi="Calibri"/>
-        </w:rPr>
-        <w:t xml:space="preserve">Define el idioma por defecto de la interfaz (hoy está en inglés).</w:t>
-      </w:r>
-    </w:p>
-    <w:p>
-      <w:pPr>
-        <w:spacing w:after="24"/>
-        <w:ind w:left="360"/>
-      </w:pPr>
-      <w:r>
-        <w:rPr>
-          <w:b/>
-          <w:bCs/>
-          <w:color w:val="1B4D4F"/>
-          <w:sz w:val="18"/>
-          <w:szCs w:val="18"/>
-          <w:rFonts w:ascii="Calibri" w:cs="Calibri" w:eastAsia="Calibri" w:hAnsi="Calibri"/>
-        </w:rPr>
-        <w:t xml:space="preserve">Cómo investigarlo: </w:t>
-      </w:r>
-      <w:r>
-        <w:rPr>
-          <w:color w:val="2A2320"/>
-          <w:sz w:val="19"/>
-          <w:szCs w:val="19"/>
-          <w:rFonts w:ascii="Calibri" w:cs="Calibri" w:eastAsia="Calibri" w:hAnsi="Calibri"/>
-        </w:rPr>
-        <w:t xml:space="preserve">Encuesta + preferencia de idioma en WhatsApp.</w:t>
+      </w:r>
+    </w:p>
+    <w:p>
+      <w:pPr>
+        <w:spacing w:after="24"/>
+        <w:ind w:left="360"/>
+      </w:pPr>
+      <w:r>
+        <w:rPr>
+          <w:b/>
+          <w:bCs/>
+          <w:color w:val="1B4D4F"/>
+          <w:sz w:val="18"/>
+          <w:szCs w:val="18"/>
+          <w:rFonts w:ascii="Calibri" w:cs="Calibri" w:eastAsia="Calibri" w:hAnsi="Calibri"/>
+        </w:rPr>
+        <w:t>Why it matters: Defines the default interface language (currently English).</w:t>
+      </w:r>
+      <w:r>
+        <w:rPr>
+          <w:color w:val="2A2320"/>
+          <w:sz w:val="19"/>
+          <w:szCs w:val="19"/>
+          <w:rFonts w:ascii="Calibri" w:cs="Calibri" w:eastAsia="Calibri" w:hAnsi="Calibri"/>
+        </w:rPr>
+      </w:r>
+    </w:p>
+    <w:p>
+      <w:pPr>
+        <w:spacing w:after="24"/>
+        <w:ind w:left="360"/>
+      </w:pPr>
+      <w:r>
+        <w:rPr>
+          <w:b/>
+          <w:bCs/>
+          <w:color w:val="1B4D4F"/>
+          <w:sz w:val="18"/>
+          <w:szCs w:val="18"/>
+          <w:rFonts w:ascii="Calibri" w:cs="Calibri" w:eastAsia="Calibri" w:hAnsi="Calibri"/>
+        </w:rPr>
+        <w:t>How to research it: Survey + language preference on WhatsApp.</w:t>
+      </w:r>
+      <w:r>
+        <w:rPr>
+          <w:color w:val="2A2320"/>
+          <w:sz w:val="19"/>
+          <w:szCs w:val="19"/>
+          <w:rFonts w:ascii="Calibri" w:cs="Calibri" w:eastAsia="Calibri" w:hAnsi="Calibri"/>
+        </w:rPr>
       </w:r>
     </w:p>
     <w:p>
@@ -2045,7 +1985,7 @@
           <w:szCs w:val="17"/>
           <w:rFonts w:ascii="Calibri" w:cs="Calibri" w:eastAsia="Calibri" w:hAnsi="Calibri"/>
         </w:rPr>
-        <w:t xml:space="preserve">PRIORIDAD ALTA</w:t>
+        <w:t>HIGH PRIORITY</w:t>
       </w:r>
     </w:p>
     <w:p>
@@ -2061,7 +2001,7 @@
           <w:szCs w:val="22"/>
           <w:rFonts w:ascii="Calibri" w:cs="Calibri" w:eastAsia="Calibri" w:hAnsi="Calibri"/>
         </w:rPr>
-        <w:t xml:space="preserve">☐  </w:t>
+        <w:t>☐  D2  Is a multilingual store worthwhile, or are one or two languages enough?</w:t>
       </w:r>
       <w:r>
         <w:rPr>
@@ -2072,7 +2012,6 @@
           <w:szCs w:val="20"/>
           <w:rFonts w:ascii="Calibri" w:cs="Calibri" w:eastAsia="Calibri" w:hAnsi="Calibri"/>
         </w:rPr>
-        <w:t xml:space="preserve">D2  </w:t>
       </w:r>
       <w:r>
         <w:rPr>
@@ -2083,59 +2022,56 @@
           <w:szCs w:val="21"/>
           <w:rFonts w:ascii="Calibri" w:cs="Calibri" w:eastAsia="Calibri" w:hAnsi="Calibri"/>
         </w:rPr>
-        <w:t xml:space="preserve">¿Vale la pena una tienda multi-idioma o basta con uno o dos?</w:t>
-      </w:r>
-    </w:p>
-    <w:p>
-      <w:pPr>
-        <w:spacing w:after="24"/>
-        <w:ind w:left="360"/>
-      </w:pPr>
-      <w:r>
-        <w:rPr>
-          <w:b/>
-          <w:bCs/>
-          <w:color w:val="1B4D4F"/>
-          <w:sz w:val="18"/>
-          <w:szCs w:val="18"/>
-          <w:rFonts w:ascii="Calibri" w:cs="Calibri" w:eastAsia="Calibri" w:hAnsi="Calibri"/>
-        </w:rPr>
-        <w:t xml:space="preserve">Por qué importa: </w:t>
-      </w:r>
-      <w:r>
-        <w:rPr>
-          <w:color w:val="2A2320"/>
-          <w:sz w:val="19"/>
-          <w:szCs w:val="19"/>
-          <w:rFonts w:ascii="Calibri" w:cs="Calibri" w:eastAsia="Calibri" w:hAnsi="Calibri"/>
-        </w:rPr>
-        <w:t xml:space="preserve">Evita esfuerzo de traducción innecesario o insuficiente.</w:t>
-      </w:r>
-    </w:p>
-    <w:p>
-      <w:pPr>
-        <w:spacing w:after="24"/>
-        <w:ind w:left="360"/>
-      </w:pPr>
-      <w:r>
-        <w:rPr>
-          <w:b/>
-          <w:bCs/>
-          <w:color w:val="1B4D4F"/>
-          <w:sz w:val="18"/>
-          <w:szCs w:val="18"/>
-          <w:rFonts w:ascii="Calibri" w:cs="Calibri" w:eastAsia="Calibri" w:hAnsi="Calibri"/>
-        </w:rPr>
-        <w:t xml:space="preserve">Cómo investigarlo: </w:t>
-      </w:r>
-      <w:r>
-        <w:rPr>
-          <w:color w:val="2A2320"/>
-          <w:sz w:val="19"/>
-          <w:szCs w:val="19"/>
-          <w:rFonts w:ascii="Calibri" w:cs="Calibri" w:eastAsia="Calibri" w:hAnsi="Calibri"/>
-        </w:rPr>
-        <w:t xml:space="preserve">Estimar demanda por idioma vs. costo de traducir.</w:t>
+      </w:r>
+    </w:p>
+    <w:p>
+      <w:pPr>
+        <w:spacing w:after="24"/>
+        <w:ind w:left="360"/>
+      </w:pPr>
+      <w:r>
+        <w:rPr>
+          <w:b/>
+          <w:bCs/>
+          <w:color w:val="1B4D4F"/>
+          <w:sz w:val="18"/>
+          <w:szCs w:val="18"/>
+          <w:rFonts w:ascii="Calibri" w:cs="Calibri" w:eastAsia="Calibri" w:hAnsi="Calibri"/>
+        </w:rPr>
+        <w:t>Why it matters: Avoids unnecessary or insufficient translation effort.</w:t>
+      </w:r>
+      <w:r>
+        <w:rPr>
+          <w:color w:val="2A2320"/>
+          <w:sz w:val="19"/>
+          <w:szCs w:val="19"/>
+          <w:rFonts w:ascii="Calibri" w:cs="Calibri" w:eastAsia="Calibri" w:hAnsi="Calibri"/>
+        </w:rPr>
+      </w:r>
+    </w:p>
+    <w:p>
+      <w:pPr>
+        <w:spacing w:after="24"/>
+        <w:ind w:left="360"/>
+      </w:pPr>
+      <w:r>
+        <w:rPr>
+          <w:b/>
+          <w:bCs/>
+          <w:color w:val="1B4D4F"/>
+          <w:sz w:val="18"/>
+          <w:szCs w:val="18"/>
+          <w:rFonts w:ascii="Calibri" w:cs="Calibri" w:eastAsia="Calibri" w:hAnsi="Calibri"/>
+        </w:rPr>
+        <w:t>How to research it: Estimate demand per language vs. the cost of translating.</w:t>
+      </w:r>
+      <w:r>
+        <w:rPr>
+          <w:color w:val="2A2320"/>
+          <w:sz w:val="19"/>
+          <w:szCs w:val="19"/>
+          <w:rFonts w:ascii="Calibri" w:cs="Calibri" w:eastAsia="Calibri" w:hAnsi="Calibri"/>
+        </w:rPr>
       </w:r>
     </w:p>
     <w:p>
@@ -2152,7 +2088,7 @@
           <w:szCs w:val="17"/>
           <w:rFonts w:ascii="Calibri" w:cs="Calibri" w:eastAsia="Calibri" w:hAnsi="Calibri"/>
         </w:rPr>
-        <w:t xml:space="preserve">MEDIA</w:t>
+        <w:t>MEDIUM</w:t>
       </w:r>
     </w:p>
     <w:p>
@@ -2168,7 +2104,7 @@
           <w:szCs w:val="22"/>
           <w:rFonts w:ascii="Calibri" w:cs="Calibri" w:eastAsia="Calibri" w:hAnsi="Calibri"/>
         </w:rPr>
-        <w:t xml:space="preserve">☐  </w:t>
+        <w:t>☐  D3  Which currency and format do they expect (XCG/ANG, guilders)?</w:t>
       </w:r>
       <w:r>
         <w:rPr>
@@ -2179,7 +2115,6 @@
           <w:szCs w:val="20"/>
           <w:rFonts w:ascii="Calibri" w:cs="Calibri" w:eastAsia="Calibri" w:hAnsi="Calibri"/>
         </w:rPr>
-        <w:t xml:space="preserve">D3  </w:t>
       </w:r>
       <w:r>
         <w:rPr>
@@ -2190,59 +2125,56 @@
           <w:szCs w:val="21"/>
           <w:rFonts w:ascii="Calibri" w:cs="Calibri" w:eastAsia="Calibri" w:hAnsi="Calibri"/>
         </w:rPr>
-        <w:t xml:space="preserve">¿Qué moneda y formato esperan (XCG/ANG, florines)?</w:t>
-      </w:r>
-    </w:p>
-    <w:p>
-      <w:pPr>
-        <w:spacing w:after="24"/>
-        <w:ind w:left="360"/>
-      </w:pPr>
-      <w:r>
-        <w:rPr>
-          <w:b/>
-          <w:bCs/>
-          <w:color w:val="1B4D4F"/>
-          <w:sz w:val="18"/>
-          <w:szCs w:val="18"/>
-          <w:rFonts w:ascii="Calibri" w:cs="Calibri" w:eastAsia="Calibri" w:hAnsi="Calibri"/>
-        </w:rPr>
-        <w:t xml:space="preserve">Por qué importa: </w:t>
-      </w:r>
-      <w:r>
-        <w:rPr>
-          <w:color w:val="2A2320"/>
-          <w:sz w:val="19"/>
-          <w:szCs w:val="19"/>
-          <w:rFonts w:ascii="Calibri" w:cs="Calibri" w:eastAsia="Calibri" w:hAnsi="Calibri"/>
-        </w:rPr>
-        <w:t xml:space="preserve">Claridad de precios y confianza.</w:t>
-      </w:r>
-    </w:p>
-    <w:p>
-      <w:pPr>
-        <w:spacing w:after="24"/>
-        <w:ind w:left="360"/>
-      </w:pPr>
-      <w:r>
-        <w:rPr>
-          <w:b/>
-          <w:bCs/>
-          <w:color w:val="1B4D4F"/>
-          <w:sz w:val="18"/>
-          <w:szCs w:val="18"/>
-          <w:rFonts w:ascii="Calibri" w:cs="Calibri" w:eastAsia="Calibri" w:hAnsi="Calibri"/>
-        </w:rPr>
-        <w:t xml:space="preserve">Cómo investigarlo: </w:t>
-      </w:r>
-      <w:r>
-        <w:rPr>
-          <w:color w:val="2A2320"/>
-          <w:sz w:val="19"/>
-          <w:szCs w:val="19"/>
-          <w:rFonts w:ascii="Calibri" w:cs="Calibri" w:eastAsia="Calibri" w:hAnsi="Calibri"/>
-        </w:rPr>
-        <w:t xml:space="preserve">Benchmark local + preguntar a clientas.</w:t>
+      </w:r>
+    </w:p>
+    <w:p>
+      <w:pPr>
+        <w:spacing w:after="24"/>
+        <w:ind w:left="360"/>
+      </w:pPr>
+      <w:r>
+        <w:rPr>
+          <w:b/>
+          <w:bCs/>
+          <w:color w:val="1B4D4F"/>
+          <w:sz w:val="18"/>
+          <w:szCs w:val="18"/>
+          <w:rFonts w:ascii="Calibri" w:cs="Calibri" w:eastAsia="Calibri" w:hAnsi="Calibri"/>
+        </w:rPr>
+        <w:t>Why it matters: Price clarity and trust.</w:t>
+      </w:r>
+      <w:r>
+        <w:rPr>
+          <w:color w:val="2A2320"/>
+          <w:sz w:val="19"/>
+          <w:szCs w:val="19"/>
+          <w:rFonts w:ascii="Calibri" w:cs="Calibri" w:eastAsia="Calibri" w:hAnsi="Calibri"/>
+        </w:rPr>
+      </w:r>
+    </w:p>
+    <w:p>
+      <w:pPr>
+        <w:spacing w:after="24"/>
+        <w:ind w:left="360"/>
+      </w:pPr>
+      <w:r>
+        <w:rPr>
+          <w:b/>
+          <w:bCs/>
+          <w:color w:val="1B4D4F"/>
+          <w:sz w:val="18"/>
+          <w:szCs w:val="18"/>
+          <w:rFonts w:ascii="Calibri" w:cs="Calibri" w:eastAsia="Calibri" w:hAnsi="Calibri"/>
+        </w:rPr>
+        <w:t>How to research it: Local benchmark + ask customers.</w:t>
+      </w:r>
+      <w:r>
+        <w:rPr>
+          <w:color w:val="2A2320"/>
+          <w:sz w:val="19"/>
+          <w:szCs w:val="19"/>
+          <w:rFonts w:ascii="Calibri" w:cs="Calibri" w:eastAsia="Calibri" w:hAnsi="Calibri"/>
+        </w:rPr>
       </w:r>
     </w:p>
     <w:p>
@@ -2259,7 +2191,7 @@
           <w:szCs w:val="17"/>
           <w:rFonts w:ascii="Calibri" w:cs="Calibri" w:eastAsia="Calibri" w:hAnsi="Calibri"/>
         </w:rPr>
-        <w:t xml:space="preserve">BAJA</w:t>
+        <w:t>LOW</w:t>
       </w:r>
     </w:p>
     <w:p>
@@ -2284,7 +2216,7 @@
           <w:szCs w:val="30"/>
           <w:rFonts w:ascii="Georgia" w:cs="Georgia" w:eastAsia="Georgia" w:hAnsi="Georgia"/>
         </w:rPr>
-        <w:t xml:space="preserve">E. Confianza y credibilidad</w:t>
+        <w:t>E. Trust and credibility</w:t>
       </w:r>
     </w:p>
     <w:p>
@@ -2300,7 +2232,7 @@
           <w:szCs w:val="22"/>
           <w:rFonts w:ascii="Calibri" w:cs="Calibri" w:eastAsia="Calibri" w:hAnsi="Calibri"/>
         </w:rPr>
-        <w:t xml:space="preserve">En compras íntimas (lencería, belleza) la confianza es decisiva.</w:t>
+        <w:t>For intimate purchases (lingerie, beauty), trust is decisive.</w:t>
       </w:r>
     </w:p>
     <w:p>
@@ -2316,7 +2248,7 @@
           <w:szCs w:val="22"/>
           <w:rFonts w:ascii="Calibri" w:cs="Calibri" w:eastAsia="Calibri" w:hAnsi="Calibri"/>
         </w:rPr>
-        <w:t xml:space="preserve">☐  </w:t>
+        <w:t>☐  E1  Which trust signals does she need to see (reviews, guarantees, returns, real contact details)?</w:t>
       </w:r>
       <w:r>
         <w:rPr>
@@ -2327,7 +2259,6 @@
           <w:szCs w:val="20"/>
           <w:rFonts w:ascii="Calibri" w:cs="Calibri" w:eastAsia="Calibri" w:hAnsi="Calibri"/>
         </w:rPr>
-        <w:t xml:space="preserve">E1  </w:t>
       </w:r>
       <w:r>
         <w:rPr>
@@ -2338,59 +2269,56 @@
           <w:szCs w:val="21"/>
           <w:rFonts w:ascii="Calibri" w:cs="Calibri" w:eastAsia="Calibri" w:hAnsi="Calibri"/>
         </w:rPr>
-        <w:t xml:space="preserve">¿Qué señales de confianza necesita ver (reseñas, garantías, devoluciones, contacto real)?</w:t>
-      </w:r>
-    </w:p>
-    <w:p>
-      <w:pPr>
-        <w:spacing w:after="24"/>
-        <w:ind w:left="360"/>
-      </w:pPr>
-      <w:r>
-        <w:rPr>
-          <w:b/>
-          <w:bCs/>
-          <w:color w:val="1B4D4F"/>
-          <w:sz w:val="18"/>
-          <w:szCs w:val="18"/>
-          <w:rFonts w:ascii="Calibri" w:cs="Calibri" w:eastAsia="Calibri" w:hAnsi="Calibri"/>
-        </w:rPr>
-        <w:t xml:space="preserve">Por qué importa: </w:t>
-      </w:r>
-      <w:r>
-        <w:rPr>
-          <w:color w:val="2A2320"/>
-          <w:sz w:val="19"/>
-          <w:szCs w:val="19"/>
-          <w:rFonts w:ascii="Calibri" w:cs="Calibri" w:eastAsia="Calibri" w:hAnsi="Calibri"/>
-        </w:rPr>
-        <w:t xml:space="preserve">Determina qué mostrar en producto y checkout.</w:t>
-      </w:r>
-    </w:p>
-    <w:p>
-      <w:pPr>
-        <w:spacing w:after="24"/>
-        <w:ind w:left="360"/>
-      </w:pPr>
-      <w:r>
-        <w:rPr>
-          <w:b/>
-          <w:bCs/>
-          <w:color w:val="1B4D4F"/>
-          <w:sz w:val="18"/>
-          <w:szCs w:val="18"/>
-          <w:rFonts w:ascii="Calibri" w:cs="Calibri" w:eastAsia="Calibri" w:hAnsi="Calibri"/>
-        </w:rPr>
-        <w:t xml:space="preserve">Cómo investigarlo: </w:t>
-      </w:r>
-      <w:r>
-        <w:rPr>
-          <w:color w:val="2A2320"/>
-          <w:sz w:val="19"/>
-          <w:szCs w:val="19"/>
-          <w:rFonts w:ascii="Calibri" w:cs="Calibri" w:eastAsia="Calibri" w:hAnsi="Calibri"/>
-        </w:rPr>
-        <w:t xml:space="preserve">Entrevistas + análisis de tiendas que ella ya confía.</w:t>
+      </w:r>
+    </w:p>
+    <w:p>
+      <w:pPr>
+        <w:spacing w:after="24"/>
+        <w:ind w:left="360"/>
+      </w:pPr>
+      <w:r>
+        <w:rPr>
+          <w:b/>
+          <w:bCs/>
+          <w:color w:val="1B4D4F"/>
+          <w:sz w:val="18"/>
+          <w:szCs w:val="18"/>
+          <w:rFonts w:ascii="Calibri" w:cs="Calibri" w:eastAsia="Calibri" w:hAnsi="Calibri"/>
+        </w:rPr>
+        <w:t>Why it matters: Determines what to show on the product page and at checkout.</w:t>
+      </w:r>
+      <w:r>
+        <w:rPr>
+          <w:color w:val="2A2320"/>
+          <w:sz w:val="19"/>
+          <w:szCs w:val="19"/>
+          <w:rFonts w:ascii="Calibri" w:cs="Calibri" w:eastAsia="Calibri" w:hAnsi="Calibri"/>
+        </w:rPr>
+      </w:r>
+    </w:p>
+    <w:p>
+      <w:pPr>
+        <w:spacing w:after="24"/>
+        <w:ind w:left="360"/>
+      </w:pPr>
+      <w:r>
+        <w:rPr>
+          <w:b/>
+          <w:bCs/>
+          <w:color w:val="1B4D4F"/>
+          <w:sz w:val="18"/>
+          <w:szCs w:val="18"/>
+          <w:rFonts w:ascii="Calibri" w:cs="Calibri" w:eastAsia="Calibri" w:hAnsi="Calibri"/>
+        </w:rPr>
+        <w:t>How to research it: Interviews + analysis of stores she already trusts.</w:t>
+      </w:r>
+      <w:r>
+        <w:rPr>
+          <w:color w:val="2A2320"/>
+          <w:sz w:val="19"/>
+          <w:szCs w:val="19"/>
+          <w:rFonts w:ascii="Calibri" w:cs="Calibri" w:eastAsia="Calibri" w:hAnsi="Calibri"/>
+        </w:rPr>
       </w:r>
     </w:p>
     <w:p>
@@ -2407,7 +2335,7 @@
           <w:szCs w:val="17"/>
           <w:rFonts w:ascii="Calibri" w:cs="Calibri" w:eastAsia="Calibri" w:hAnsi="Calibri"/>
         </w:rPr>
-        <w:t xml:space="preserve">PRIORIDAD ALTA</w:t>
+        <w:t>HIGH PRIORITY</w:t>
       </w:r>
     </w:p>
     <w:p>
@@ -2423,7 +2351,7 @@
           <w:szCs w:val="22"/>
           <w:rFonts w:ascii="Calibri" w:cs="Calibri" w:eastAsia="Calibri" w:hAnsi="Calibri"/>
         </w:rPr>
-        <w:t xml:space="preserve">☐  </w:t>
+        <w:t>☐  E2  How does she feel about privacy when buying intimate products?</w:t>
       </w:r>
       <w:r>
         <w:rPr>
@@ -2434,7 +2362,6 @@
           <w:szCs w:val="20"/>
           <w:rFonts w:ascii="Calibri" w:cs="Calibri" w:eastAsia="Calibri" w:hAnsi="Calibri"/>
         </w:rPr>
-        <w:t xml:space="preserve">E2  </w:t>
       </w:r>
       <w:r>
         <w:rPr>
@@ -2445,59 +2372,56 @@
           <w:szCs w:val="21"/>
           <w:rFonts w:ascii="Calibri" w:cs="Calibri" w:eastAsia="Calibri" w:hAnsi="Calibri"/>
         </w:rPr>
-        <w:t xml:space="preserve">¿Cómo se siente respecto a privacidad al comprar productos íntimos?</w:t>
-      </w:r>
-    </w:p>
-    <w:p>
-      <w:pPr>
-        <w:spacing w:after="24"/>
-        <w:ind w:left="360"/>
-      </w:pPr>
-      <w:r>
-        <w:rPr>
-          <w:b/>
-          <w:bCs/>
-          <w:color w:val="1B4D4F"/>
-          <w:sz w:val="18"/>
-          <w:szCs w:val="18"/>
-          <w:rFonts w:ascii="Calibri" w:cs="Calibri" w:eastAsia="Calibri" w:hAnsi="Calibri"/>
-        </w:rPr>
-        <w:t xml:space="preserve">Por qué importa: </w:t>
-      </w:r>
-      <w:r>
-        <w:rPr>
-          <w:color w:val="2A2320"/>
-          <w:sz w:val="19"/>
-          <w:szCs w:val="19"/>
-          <w:rFonts w:ascii="Calibri" w:cs="Calibri" w:eastAsia="Calibri" w:hAnsi="Calibri"/>
-        </w:rPr>
-        <w:t xml:space="preserve">Define discreción en empaque, comunicación y datos.</w:t>
-      </w:r>
-    </w:p>
-    <w:p>
-      <w:pPr>
-        <w:spacing w:after="24"/>
-        <w:ind w:left="360"/>
-      </w:pPr>
-      <w:r>
-        <w:rPr>
-          <w:b/>
-          <w:bCs/>
-          <w:color w:val="1B4D4F"/>
-          <w:sz w:val="18"/>
-          <w:szCs w:val="18"/>
-          <w:rFonts w:ascii="Calibri" w:cs="Calibri" w:eastAsia="Calibri" w:hAnsi="Calibri"/>
-        </w:rPr>
-        <w:t xml:space="preserve">Cómo investigarlo: </w:t>
-      </w:r>
-      <w:r>
-        <w:rPr>
-          <w:color w:val="2A2320"/>
-          <w:sz w:val="19"/>
-          <w:szCs w:val="19"/>
-          <w:rFonts w:ascii="Calibri" w:cs="Calibri" w:eastAsia="Calibri" w:hAnsi="Calibri"/>
-        </w:rPr>
-        <w:t xml:space="preserve">Entrevistas sensibles + política de privacidad clara.</w:t>
+      </w:r>
+    </w:p>
+    <w:p>
+      <w:pPr>
+        <w:spacing w:after="24"/>
+        <w:ind w:left="360"/>
+      </w:pPr>
+      <w:r>
+        <w:rPr>
+          <w:b/>
+          <w:bCs/>
+          <w:color w:val="1B4D4F"/>
+          <w:sz w:val="18"/>
+          <w:szCs w:val="18"/>
+          <w:rFonts w:ascii="Calibri" w:cs="Calibri" w:eastAsia="Calibri" w:hAnsi="Calibri"/>
+        </w:rPr>
+        <w:t>Why it matters: Defines discretion in packaging, communication and data.</w:t>
+      </w:r>
+      <w:r>
+        <w:rPr>
+          <w:color w:val="2A2320"/>
+          <w:sz w:val="19"/>
+          <w:szCs w:val="19"/>
+          <w:rFonts w:ascii="Calibri" w:cs="Calibri" w:eastAsia="Calibri" w:hAnsi="Calibri"/>
+        </w:rPr>
+      </w:r>
+    </w:p>
+    <w:p>
+      <w:pPr>
+        <w:spacing w:after="24"/>
+        <w:ind w:left="360"/>
+      </w:pPr>
+      <w:r>
+        <w:rPr>
+          <w:b/>
+          <w:bCs/>
+          <w:color w:val="1B4D4F"/>
+          <w:sz w:val="18"/>
+          <w:szCs w:val="18"/>
+          <w:rFonts w:ascii="Calibri" w:cs="Calibri" w:eastAsia="Calibri" w:hAnsi="Calibri"/>
+        </w:rPr>
+        <w:t>How to research it: Sensitive interviews + a clear privacy policy.</w:t>
+      </w:r>
+      <w:r>
+        <w:rPr>
+          <w:color w:val="2A2320"/>
+          <w:sz w:val="19"/>
+          <w:szCs w:val="19"/>
+          <w:rFonts w:ascii="Calibri" w:cs="Calibri" w:eastAsia="Calibri" w:hAnsi="Calibri"/>
+        </w:rPr>
       </w:r>
     </w:p>
     <w:p>
@@ -2514,7 +2438,7 @@
           <w:szCs w:val="17"/>
           <w:rFonts w:ascii="Calibri" w:cs="Calibri" w:eastAsia="Calibri" w:hAnsi="Calibri"/>
         </w:rPr>
-        <w:t xml:space="preserve">MEDIA</w:t>
+        <w:t>MEDIUM</w:t>
       </w:r>
     </w:p>
     <w:p>
@@ -2530,7 +2454,7 @@
           <w:szCs w:val="22"/>
           <w:rFonts w:ascii="Calibri" w:cs="Calibri" w:eastAsia="Calibri" w:hAnsi="Calibri"/>
         </w:rPr>
-        <w:t xml:space="preserve">☐  </w:t>
+        <w:t>☐  E3  What returns policy does she expect for underwear/beauty?</w:t>
       </w:r>
       <w:r>
         <w:rPr>
@@ -2541,7 +2465,6 @@
           <w:szCs w:val="20"/>
           <w:rFonts w:ascii="Calibri" w:cs="Calibri" w:eastAsia="Calibri" w:hAnsi="Calibri"/>
         </w:rPr>
-        <w:t xml:space="preserve">E3  </w:t>
       </w:r>
       <w:r>
         <w:rPr>
@@ -2552,59 +2475,56 @@
           <w:szCs w:val="21"/>
           <w:rFonts w:ascii="Calibri" w:cs="Calibri" w:eastAsia="Calibri" w:hAnsi="Calibri"/>
         </w:rPr>
-        <w:t xml:space="preserve">¿Qué política de devoluciones espera para ropa interior/belleza?</w:t>
-      </w:r>
-    </w:p>
-    <w:p>
-      <w:pPr>
-        <w:spacing w:after="24"/>
-        <w:ind w:left="360"/>
-      </w:pPr>
-      <w:r>
-        <w:rPr>
-          <w:b/>
-          <w:bCs/>
-          <w:color w:val="1B4D4F"/>
-          <w:sz w:val="18"/>
-          <w:szCs w:val="18"/>
-          <w:rFonts w:ascii="Calibri" w:cs="Calibri" w:eastAsia="Calibri" w:hAnsi="Calibri"/>
-        </w:rPr>
-        <w:t xml:space="preserve">Por qué importa: </w:t>
-      </w:r>
-      <w:r>
-        <w:rPr>
-          <w:color w:val="2A2320"/>
-          <w:sz w:val="19"/>
-          <w:szCs w:val="19"/>
-          <w:rFonts w:ascii="Calibri" w:cs="Calibri" w:eastAsia="Calibri" w:hAnsi="Calibri"/>
-        </w:rPr>
-        <w:t xml:space="preserve">Reduce el miedo a equivocarse de talla.</w:t>
-      </w:r>
-    </w:p>
-    <w:p>
-      <w:pPr>
-        <w:spacing w:after="24"/>
-        <w:ind w:left="360"/>
-      </w:pPr>
-      <w:r>
-        <w:rPr>
-          <w:b/>
-          <w:bCs/>
-          <w:color w:val="1B4D4F"/>
-          <w:sz w:val="18"/>
-          <w:szCs w:val="18"/>
-          <w:rFonts w:ascii="Calibri" w:cs="Calibri" w:eastAsia="Calibri" w:hAnsi="Calibri"/>
-        </w:rPr>
-        <w:t xml:space="preserve">Cómo investigarlo: </w:t>
-      </w:r>
-      <w:r>
-        <w:rPr>
-          <w:color w:val="2A2320"/>
-          <w:sz w:val="19"/>
-          <w:szCs w:val="19"/>
-          <w:rFonts w:ascii="Calibri" w:cs="Calibri" w:eastAsia="Calibri" w:hAnsi="Calibri"/>
-        </w:rPr>
-        <w:t xml:space="preserve">Benchmark + definir política viable.</w:t>
+      </w:r>
+    </w:p>
+    <w:p>
+      <w:pPr>
+        <w:spacing w:after="24"/>
+        <w:ind w:left="360"/>
+      </w:pPr>
+      <w:r>
+        <w:rPr>
+          <w:b/>
+          <w:bCs/>
+          <w:color w:val="1B4D4F"/>
+          <w:sz w:val="18"/>
+          <w:szCs w:val="18"/>
+          <w:rFonts w:ascii="Calibri" w:cs="Calibri" w:eastAsia="Calibri" w:hAnsi="Calibri"/>
+        </w:rPr>
+        <w:t>Why it matters: Reduces the fear of choosing the wrong size.</w:t>
+      </w:r>
+      <w:r>
+        <w:rPr>
+          <w:color w:val="2A2320"/>
+          <w:sz w:val="19"/>
+          <w:szCs w:val="19"/>
+          <w:rFonts w:ascii="Calibri" w:cs="Calibri" w:eastAsia="Calibri" w:hAnsi="Calibri"/>
+        </w:rPr>
+      </w:r>
+    </w:p>
+    <w:p>
+      <w:pPr>
+        <w:spacing w:after="24"/>
+        <w:ind w:left="360"/>
+      </w:pPr>
+      <w:r>
+        <w:rPr>
+          <w:b/>
+          <w:bCs/>
+          <w:color w:val="1B4D4F"/>
+          <w:sz w:val="18"/>
+          <w:szCs w:val="18"/>
+          <w:rFonts w:ascii="Calibri" w:cs="Calibri" w:eastAsia="Calibri" w:hAnsi="Calibri"/>
+        </w:rPr>
+        <w:t>How to research it: Benchmark + define a viable policy.</w:t>
+      </w:r>
+      <w:r>
+        <w:rPr>
+          <w:color w:val="2A2320"/>
+          <w:sz w:val="19"/>
+          <w:szCs w:val="19"/>
+          <w:rFonts w:ascii="Calibri" w:cs="Calibri" w:eastAsia="Calibri" w:hAnsi="Calibri"/>
+        </w:rPr>
       </w:r>
     </w:p>
     <w:p>
@@ -2621,7 +2541,7 @@
           <w:szCs w:val="17"/>
           <w:rFonts w:ascii="Calibri" w:cs="Calibri" w:eastAsia="Calibri" w:hAnsi="Calibri"/>
         </w:rPr>
-        <w:t xml:space="preserve">MEDIA</w:t>
+        <w:t>MEDIUM</w:t>
       </w:r>
     </w:p>
     <w:p>
@@ -2646,7 +2566,7 @@
           <w:szCs w:val="30"/>
           <w:rFonts w:ascii="Georgia" w:cs="Georgia" w:eastAsia="Georgia" w:hAnsi="Georgia"/>
         </w:rPr>
-        <w:t xml:space="preserve">F. UX, usabilidad y móvil</w:t>
+        <w:t>F. UX, usability and mobile</w:t>
       </w:r>
     </w:p>
     <w:p>
@@ -2662,7 +2582,7 @@
           <w:szCs w:val="22"/>
           <w:rFonts w:ascii="Calibri" w:cs="Calibri" w:eastAsia="Calibri" w:hAnsi="Calibri"/>
         </w:rPr>
-        <w:t xml:space="preserve">La mayoría comprará desde el teléfono. La experiencia móvil es prioritaria.</w:t>
+        <w:t>Most customers will shop from their phone. The mobile experience is the priority.</w:t>
       </w:r>
     </w:p>
     <w:p>
@@ -2678,7 +2598,7 @@
           <w:szCs w:val="22"/>
           <w:rFonts w:ascii="Calibri" w:cs="Calibri" w:eastAsia="Calibri" w:hAnsi="Calibri"/>
         </w:rPr>
-        <w:t xml:space="preserve">☐  </w:t>
+        <w:t>☐  F1  Is the purchase journey clear and fast on mobile?</w:t>
       </w:r>
       <w:r>
         <w:rPr>
@@ -2689,7 +2609,6 @@
           <w:szCs w:val="20"/>
           <w:rFonts w:ascii="Calibri" w:cs="Calibri" w:eastAsia="Calibri" w:hAnsi="Calibri"/>
         </w:rPr>
-        <w:t xml:space="preserve">F1  </w:t>
       </w:r>
       <w:r>
         <w:rPr>
@@ -2700,59 +2619,56 @@
           <w:szCs w:val="21"/>
           <w:rFonts w:ascii="Calibri" w:cs="Calibri" w:eastAsia="Calibri" w:hAnsi="Calibri"/>
         </w:rPr>
-        <w:t xml:space="preserve">¿El recorrido de compra es claro y rápido en móvil?</w:t>
-      </w:r>
-    </w:p>
-    <w:p>
-      <w:pPr>
-        <w:spacing w:after="24"/>
-        <w:ind w:left="360"/>
-      </w:pPr>
-      <w:r>
-        <w:rPr>
-          <w:b/>
-          <w:bCs/>
-          <w:color w:val="1B4D4F"/>
-          <w:sz w:val="18"/>
-          <w:szCs w:val="18"/>
-          <w:rFonts w:ascii="Calibri" w:cs="Calibri" w:eastAsia="Calibri" w:hAnsi="Calibri"/>
-        </w:rPr>
-        <w:t xml:space="preserve">Por qué importa: </w:t>
-      </w:r>
-      <w:r>
-        <w:rPr>
-          <w:color w:val="2A2320"/>
-          <w:sz w:val="19"/>
-          <w:szCs w:val="19"/>
-          <w:rFonts w:ascii="Calibri" w:cs="Calibri" w:eastAsia="Calibri" w:hAnsi="Calibri"/>
-        </w:rPr>
-        <w:t xml:space="preserve">El móvil domina; la fricción cuesta ventas.</w:t>
-      </w:r>
-    </w:p>
-    <w:p>
-      <w:pPr>
-        <w:spacing w:after="24"/>
-        <w:ind w:left="360"/>
-      </w:pPr>
-      <w:r>
-        <w:rPr>
-          <w:b/>
-          <w:bCs/>
-          <w:color w:val="1B4D4F"/>
-          <w:sz w:val="18"/>
-          <w:szCs w:val="18"/>
-          <w:rFonts w:ascii="Calibri" w:cs="Calibri" w:eastAsia="Calibri" w:hAnsi="Calibri"/>
-        </w:rPr>
-        <w:t xml:space="preserve">Cómo investigarlo: </w:t>
-      </w:r>
-      <w:r>
-        <w:rPr>
-          <w:color w:val="2A2320"/>
-          <w:sz w:val="19"/>
-          <w:szCs w:val="19"/>
-          <w:rFonts w:ascii="Calibri" w:cs="Calibri" w:eastAsia="Calibri" w:hAnsi="Calibri"/>
-        </w:rPr>
-        <w:t xml:space="preserve">Pruebas de usabilidad en móvil con 5 usuarias reales.</w:t>
+      </w:r>
+    </w:p>
+    <w:p>
+      <w:pPr>
+        <w:spacing w:after="24"/>
+        <w:ind w:left="360"/>
+      </w:pPr>
+      <w:r>
+        <w:rPr>
+          <w:b/>
+          <w:bCs/>
+          <w:color w:val="1B4D4F"/>
+          <w:sz w:val="18"/>
+          <w:szCs w:val="18"/>
+          <w:rFonts w:ascii="Calibri" w:cs="Calibri" w:eastAsia="Calibri" w:hAnsi="Calibri"/>
+        </w:rPr>
+        <w:t>Why it matters: Mobile dominates; friction costs sales.</w:t>
+      </w:r>
+      <w:r>
+        <w:rPr>
+          <w:color w:val="2A2320"/>
+          <w:sz w:val="19"/>
+          <w:szCs w:val="19"/>
+          <w:rFonts w:ascii="Calibri" w:cs="Calibri" w:eastAsia="Calibri" w:hAnsi="Calibri"/>
+        </w:rPr>
+      </w:r>
+    </w:p>
+    <w:p>
+      <w:pPr>
+        <w:spacing w:after="24"/>
+        <w:ind w:left="360"/>
+      </w:pPr>
+      <w:r>
+        <w:rPr>
+          <w:b/>
+          <w:bCs/>
+          <w:color w:val="1B4D4F"/>
+          <w:sz w:val="18"/>
+          <w:szCs w:val="18"/>
+          <w:rFonts w:ascii="Calibri" w:cs="Calibri" w:eastAsia="Calibri" w:hAnsi="Calibri"/>
+        </w:rPr>
+        <w:t>How to research it: Mobile usability tests with 5 real users.</w:t>
+      </w:r>
+      <w:r>
+        <w:rPr>
+          <w:color w:val="2A2320"/>
+          <w:sz w:val="19"/>
+          <w:szCs w:val="19"/>
+          <w:rFonts w:ascii="Calibri" w:cs="Calibri" w:eastAsia="Calibri" w:hAnsi="Calibri"/>
+        </w:rPr>
       </w:r>
     </w:p>
     <w:p>
@@ -2769,7 +2685,7 @@
           <w:szCs w:val="17"/>
           <w:rFonts w:ascii="Calibri" w:cs="Calibri" w:eastAsia="Calibri" w:hAnsi="Calibri"/>
         </w:rPr>
-        <w:t xml:space="preserve">PRIORIDAD ALTA</w:t>
+        <w:t>HIGH PRIORITY</w:t>
       </w:r>
     </w:p>
     <w:p>
@@ -2785,7 +2701,7 @@
           <w:szCs w:val="22"/>
           <w:rFonts w:ascii="Calibri" w:cs="Calibri" w:eastAsia="Calibri" w:hAnsi="Calibri"/>
         </w:rPr>
-        <w:t xml:space="preserve">☐  </w:t>
+        <w:t>☐  F2  How does she find products (search, browse by category, by brand)?</w:t>
       </w:r>
       <w:r>
         <w:rPr>
@@ -2796,7 +2712,6 @@
           <w:szCs w:val="20"/>
           <w:rFonts w:ascii="Calibri" w:cs="Calibri" w:eastAsia="Calibri" w:hAnsi="Calibri"/>
         </w:rPr>
-        <w:t xml:space="preserve">F2  </w:t>
       </w:r>
       <w:r>
         <w:rPr>
@@ -2807,59 +2722,56 @@
           <w:szCs w:val="21"/>
           <w:rFonts w:ascii="Calibri" w:cs="Calibri" w:eastAsia="Calibri" w:hAnsi="Calibri"/>
         </w:rPr>
-        <w:t xml:space="preserve">¿Cómo encuentra productos (busca, navega por categoría, por marca)?</w:t>
-      </w:r>
-    </w:p>
-    <w:p>
-      <w:pPr>
-        <w:spacing w:after="24"/>
-        <w:ind w:left="360"/>
-      </w:pPr>
-      <w:r>
-        <w:rPr>
-          <w:b/>
-          <w:bCs/>
-          <w:color w:val="1B4D4F"/>
-          <w:sz w:val="18"/>
-          <w:szCs w:val="18"/>
-          <w:rFonts w:ascii="Calibri" w:cs="Calibri" w:eastAsia="Calibri" w:hAnsi="Calibri"/>
-        </w:rPr>
-        <w:t xml:space="preserve">Por qué importa: </w:t>
-      </w:r>
-      <w:r>
-        <w:rPr>
-          <w:color w:val="2A2320"/>
-          <w:sz w:val="19"/>
-          <w:szCs w:val="19"/>
-          <w:rFonts w:ascii="Calibri" w:cs="Calibri" w:eastAsia="Calibri" w:hAnsi="Calibri"/>
-        </w:rPr>
-        <w:t xml:space="preserve">Prioriza búsqueda vs. navegación vs. filtros.</w:t>
-      </w:r>
-    </w:p>
-    <w:p>
-      <w:pPr>
-        <w:spacing w:after="24"/>
-        <w:ind w:left="360"/>
-      </w:pPr>
-      <w:r>
-        <w:rPr>
-          <w:b/>
-          <w:bCs/>
-          <w:color w:val="1B4D4F"/>
-          <w:sz w:val="18"/>
-          <w:szCs w:val="18"/>
-          <w:rFonts w:ascii="Calibri" w:cs="Calibri" w:eastAsia="Calibri" w:hAnsi="Calibri"/>
-        </w:rPr>
-        <w:t xml:space="preserve">Cómo investigarlo: </w:t>
-      </w:r>
-      <w:r>
-        <w:rPr>
-          <w:color w:val="2A2320"/>
-          <w:sz w:val="19"/>
-          <w:szCs w:val="19"/>
-          <w:rFonts w:ascii="Calibri" w:cs="Calibri" w:eastAsia="Calibri" w:hAnsi="Calibri"/>
-        </w:rPr>
-        <w:t xml:space="preserve">Test de árbol (tree testing) + analítica de navegación.</w:t>
+      </w:r>
+    </w:p>
+    <w:p>
+      <w:pPr>
+        <w:spacing w:after="24"/>
+        <w:ind w:left="360"/>
+      </w:pPr>
+      <w:r>
+        <w:rPr>
+          <w:b/>
+          <w:bCs/>
+          <w:color w:val="1B4D4F"/>
+          <w:sz w:val="18"/>
+          <w:szCs w:val="18"/>
+          <w:rFonts w:ascii="Calibri" w:cs="Calibri" w:eastAsia="Calibri" w:hAnsi="Calibri"/>
+        </w:rPr>
+        <w:t>Why it matters: Prioritises search vs. navigation vs. filters.</w:t>
+      </w:r>
+      <w:r>
+        <w:rPr>
+          <w:color w:val="2A2320"/>
+          <w:sz w:val="19"/>
+          <w:szCs w:val="19"/>
+          <w:rFonts w:ascii="Calibri" w:cs="Calibri" w:eastAsia="Calibri" w:hAnsi="Calibri"/>
+        </w:rPr>
+      </w:r>
+    </w:p>
+    <w:p>
+      <w:pPr>
+        <w:spacing w:after="24"/>
+        <w:ind w:left="360"/>
+      </w:pPr>
+      <w:r>
+        <w:rPr>
+          <w:b/>
+          <w:bCs/>
+          <w:color w:val="1B4D4F"/>
+          <w:sz w:val="18"/>
+          <w:szCs w:val="18"/>
+          <w:rFonts w:ascii="Calibri" w:cs="Calibri" w:eastAsia="Calibri" w:hAnsi="Calibri"/>
+        </w:rPr>
+        <w:t>How to research it: Tree testing + navigation analytics.</w:t>
+      </w:r>
+      <w:r>
+        <w:rPr>
+          <w:color w:val="2A2320"/>
+          <w:sz w:val="19"/>
+          <w:szCs w:val="19"/>
+          <w:rFonts w:ascii="Calibri" w:cs="Calibri" w:eastAsia="Calibri" w:hAnsi="Calibri"/>
+        </w:rPr>
       </w:r>
     </w:p>
     <w:p>
@@ -2876,7 +2788,7 @@
           <w:szCs w:val="17"/>
           <w:rFonts w:ascii="Calibri" w:cs="Calibri" w:eastAsia="Calibri" w:hAnsi="Calibri"/>
         </w:rPr>
-        <w:t xml:space="preserve">MEDIA</w:t>
+        <w:t>MEDIUM</w:t>
       </w:r>
     </w:p>
     <w:p>
@@ -2892,7 +2804,7 @@
           <w:szCs w:val="22"/>
           <w:rFonts w:ascii="Calibri" w:cs="Calibri" w:eastAsia="Calibri" w:hAnsi="Calibri"/>
         </w:rPr>
-        <w:t xml:space="preserve">☐  </w:t>
+        <w:t>☐  F3  Is the size guide good enough to buy without fear?</w:t>
       </w:r>
       <w:r>
         <w:rPr>
@@ -2903,7 +2815,6 @@
           <w:szCs w:val="20"/>
           <w:rFonts w:ascii="Calibri" w:cs="Calibri" w:eastAsia="Calibri" w:hAnsi="Calibri"/>
         </w:rPr>
-        <w:t xml:space="preserve">F3  </w:t>
       </w:r>
       <w:r>
         <w:rPr>
@@ -2914,59 +2825,56 @@
           <w:szCs w:val="21"/>
           <w:rFonts w:ascii="Calibri" w:cs="Calibri" w:eastAsia="Calibri" w:hAnsi="Calibri"/>
         </w:rPr>
-        <w:t xml:space="preserve">¿La guía de tallas es suficiente para comprar sin miedo?</w:t>
-      </w:r>
-    </w:p>
-    <w:p>
-      <w:pPr>
-        <w:spacing w:after="24"/>
-        <w:ind w:left="360"/>
-      </w:pPr>
-      <w:r>
-        <w:rPr>
-          <w:b/>
-          <w:bCs/>
-          <w:color w:val="1B4D4F"/>
-          <w:sz w:val="18"/>
-          <w:szCs w:val="18"/>
-          <w:rFonts w:ascii="Calibri" w:cs="Calibri" w:eastAsia="Calibri" w:hAnsi="Calibri"/>
-        </w:rPr>
-        <w:t xml:space="preserve">Por qué importa: </w:t>
-      </w:r>
-      <w:r>
-        <w:rPr>
-          <w:color w:val="2A2320"/>
-          <w:sz w:val="19"/>
-          <w:szCs w:val="19"/>
-          <w:rFonts w:ascii="Calibri" w:cs="Calibri" w:eastAsia="Calibri" w:hAnsi="Calibri"/>
-        </w:rPr>
-        <w:t xml:space="preserve">La talla es la barrera #1 en lencería.</w:t>
-      </w:r>
-    </w:p>
-    <w:p>
-      <w:pPr>
-        <w:spacing w:after="24"/>
-        <w:ind w:left="360"/>
-      </w:pPr>
-      <w:r>
-        <w:rPr>
-          <w:b/>
-          <w:bCs/>
-          <w:color w:val="1B4D4F"/>
-          <w:sz w:val="18"/>
-          <w:szCs w:val="18"/>
-          <w:rFonts w:ascii="Calibri" w:cs="Calibri" w:eastAsia="Calibri" w:hAnsi="Calibri"/>
-        </w:rPr>
-        <w:t xml:space="preserve">Cómo investigarlo: </w:t>
-      </w:r>
-      <w:r>
-        <w:rPr>
-          <w:color w:val="2A2320"/>
-          <w:sz w:val="19"/>
-          <w:szCs w:val="19"/>
-          <w:rFonts w:ascii="Calibri" w:cs="Calibri" w:eastAsia="Calibri" w:hAnsi="Calibri"/>
-        </w:rPr>
-        <w:t xml:space="preserve">Pruebas de usabilidad + comparar guías de la competencia.</w:t>
+      </w:r>
+    </w:p>
+    <w:p>
+      <w:pPr>
+        <w:spacing w:after="24"/>
+        <w:ind w:left="360"/>
+      </w:pPr>
+      <w:r>
+        <w:rPr>
+          <w:b/>
+          <w:bCs/>
+          <w:color w:val="1B4D4F"/>
+          <w:sz w:val="18"/>
+          <w:szCs w:val="18"/>
+          <w:rFonts w:ascii="Calibri" w:cs="Calibri" w:eastAsia="Calibri" w:hAnsi="Calibri"/>
+        </w:rPr>
+        <w:t>Why it matters: Size is the #1 barrier in lingerie.</w:t>
+      </w:r>
+      <w:r>
+        <w:rPr>
+          <w:color w:val="2A2320"/>
+          <w:sz w:val="19"/>
+          <w:szCs w:val="19"/>
+          <w:rFonts w:ascii="Calibri" w:cs="Calibri" w:eastAsia="Calibri" w:hAnsi="Calibri"/>
+        </w:rPr>
+      </w:r>
+    </w:p>
+    <w:p>
+      <w:pPr>
+        <w:spacing w:after="24"/>
+        <w:ind w:left="360"/>
+      </w:pPr>
+      <w:r>
+        <w:rPr>
+          <w:b/>
+          <w:bCs/>
+          <w:color w:val="1B4D4F"/>
+          <w:sz w:val="18"/>
+          <w:szCs w:val="18"/>
+          <w:rFonts w:ascii="Calibri" w:cs="Calibri" w:eastAsia="Calibri" w:hAnsi="Calibri"/>
+        </w:rPr>
+        <w:t>How to research it: Usability tests + comparison with competitors' guides.</w:t>
+      </w:r>
+      <w:r>
+        <w:rPr>
+          <w:color w:val="2A2320"/>
+          <w:sz w:val="19"/>
+          <w:szCs w:val="19"/>
+          <w:rFonts w:ascii="Calibri" w:cs="Calibri" w:eastAsia="Calibri" w:hAnsi="Calibri"/>
+        </w:rPr>
       </w:r>
     </w:p>
     <w:p>
@@ -2983,7 +2891,7 @@
           <w:szCs w:val="17"/>
           <w:rFonts w:ascii="Calibri" w:cs="Calibri" w:eastAsia="Calibri" w:hAnsi="Calibri"/>
         </w:rPr>
-        <w:t xml:space="preserve">PRIORIDAD ALTA</w:t>
+        <w:t>HIGH PRIORITY</w:t>
       </w:r>
     </w:p>
     <w:p>
@@ -2999,7 +2907,7 @@
           <w:szCs w:val="22"/>
           <w:rFonts w:ascii="Calibri" w:cs="Calibri" w:eastAsia="Calibri" w:hAnsi="Calibri"/>
         </w:rPr>
-        <w:t xml:space="preserve">☐  </w:t>
+        <w:t>☐  F4  What does she expect from the fragrance/skincare quiz? Does she use it?</w:t>
       </w:r>
       <w:r>
         <w:rPr>
@@ -3010,7 +2918,6 @@
           <w:szCs w:val="20"/>
           <w:rFonts w:ascii="Calibri" w:cs="Calibri" w:eastAsia="Calibri" w:hAnsi="Calibri"/>
         </w:rPr>
-        <w:t xml:space="preserve">F4  </w:t>
       </w:r>
       <w:r>
         <w:rPr>
@@ -3021,59 +2928,56 @@
           <w:szCs w:val="21"/>
           <w:rFonts w:ascii="Calibri" w:cs="Calibri" w:eastAsia="Calibri" w:hAnsi="Calibri"/>
         </w:rPr>
-        <w:t xml:space="preserve">¿Qué espera del quiz de fragancias/skincare? ¿Lo usa?</w:t>
-      </w:r>
-    </w:p>
-    <w:p>
-      <w:pPr>
-        <w:spacing w:after="24"/>
-        <w:ind w:left="360"/>
-      </w:pPr>
-      <w:r>
-        <w:rPr>
-          <w:b/>
-          <w:bCs/>
-          <w:color w:val="1B4D4F"/>
-          <w:sz w:val="18"/>
-          <w:szCs w:val="18"/>
-          <w:rFonts w:ascii="Calibri" w:cs="Calibri" w:eastAsia="Calibri" w:hAnsi="Calibri"/>
-        </w:rPr>
-        <w:t xml:space="preserve">Por qué importa: </w:t>
-      </w:r>
-      <w:r>
-        <w:rPr>
-          <w:color w:val="2A2320"/>
-          <w:sz w:val="19"/>
-          <w:szCs w:val="19"/>
-          <w:rFonts w:ascii="Calibri" w:cs="Calibri" w:eastAsia="Calibri" w:hAnsi="Calibri"/>
-        </w:rPr>
-        <w:t xml:space="preserve">Valida si el quiz ayuda a decidir o estorba.</w:t>
-      </w:r>
-    </w:p>
-    <w:p>
-      <w:pPr>
-        <w:spacing w:after="24"/>
-        <w:ind w:left="360"/>
-      </w:pPr>
-      <w:r>
-        <w:rPr>
-          <w:b/>
-          <w:bCs/>
-          <w:color w:val="1B4D4F"/>
-          <w:sz w:val="18"/>
-          <w:szCs w:val="18"/>
-          <w:rFonts w:ascii="Calibri" w:cs="Calibri" w:eastAsia="Calibri" w:hAnsi="Calibri"/>
-        </w:rPr>
-        <w:t xml:space="preserve">Cómo investigarlo: </w:t>
-      </w:r>
-      <w:r>
-        <w:rPr>
-          <w:color w:val="2A2320"/>
-          <w:sz w:val="19"/>
-          <w:szCs w:val="19"/>
-          <w:rFonts w:ascii="Calibri" w:cs="Calibri" w:eastAsia="Calibri" w:hAnsi="Calibri"/>
-        </w:rPr>
-        <w:t xml:space="preserve">Observar uso del quiz + medir conversión con/sin.</w:t>
+      </w:r>
+    </w:p>
+    <w:p>
+      <w:pPr>
+        <w:spacing w:after="24"/>
+        <w:ind w:left="360"/>
+      </w:pPr>
+      <w:r>
+        <w:rPr>
+          <w:b/>
+          <w:bCs/>
+          <w:color w:val="1B4D4F"/>
+          <w:sz w:val="18"/>
+          <w:szCs w:val="18"/>
+          <w:rFonts w:ascii="Calibri" w:cs="Calibri" w:eastAsia="Calibri" w:hAnsi="Calibri"/>
+        </w:rPr>
+        <w:t>Why it matters: Validates whether the quiz helps her decide or gets in the way.</w:t>
+      </w:r>
+      <w:r>
+        <w:rPr>
+          <w:color w:val="2A2320"/>
+          <w:sz w:val="19"/>
+          <w:szCs w:val="19"/>
+          <w:rFonts w:ascii="Calibri" w:cs="Calibri" w:eastAsia="Calibri" w:hAnsi="Calibri"/>
+        </w:rPr>
+      </w:r>
+    </w:p>
+    <w:p>
+      <w:pPr>
+        <w:spacing w:after="24"/>
+        <w:ind w:left="360"/>
+      </w:pPr>
+      <w:r>
+        <w:rPr>
+          <w:b/>
+          <w:bCs/>
+          <w:color w:val="1B4D4F"/>
+          <w:sz w:val="18"/>
+          <w:szCs w:val="18"/>
+          <w:rFonts w:ascii="Calibri" w:cs="Calibri" w:eastAsia="Calibri" w:hAnsi="Calibri"/>
+        </w:rPr>
+        <w:t>How to research it: Observe quiz usage + measure conversion with/without it.</w:t>
+      </w:r>
+      <w:r>
+        <w:rPr>
+          <w:color w:val="2A2320"/>
+          <w:sz w:val="19"/>
+          <w:szCs w:val="19"/>
+          <w:rFonts w:ascii="Calibri" w:cs="Calibri" w:eastAsia="Calibri" w:hAnsi="Calibri"/>
+        </w:rPr>
       </w:r>
     </w:p>
     <w:p>
@@ -3090,7 +2994,7 @@
           <w:szCs w:val="17"/>
           <w:rFonts w:ascii="Calibri" w:cs="Calibri" w:eastAsia="Calibri" w:hAnsi="Calibri"/>
         </w:rPr>
-        <w:t xml:space="preserve">BAJA</w:t>
+        <w:t>LOW</w:t>
       </w:r>
     </w:p>
     <w:p>
@@ -3115,7 +3019,7 @@
           <w:szCs w:val="30"/>
           <w:rFonts w:ascii="Georgia" w:cs="Georgia" w:eastAsia="Georgia" w:hAnsi="Georgia"/>
         </w:rPr>
-        <w:t xml:space="preserve">G. Producto, fotografía y contenido</w:t>
+        <w:t>G. Product, photography and content</w:t>
       </w:r>
     </w:p>
     <w:p>
@@ -3131,7 +3035,7 @@
           <w:szCs w:val="22"/>
           <w:rFonts w:ascii="Calibri" w:cs="Calibri" w:eastAsia="Calibri" w:hAnsi="Calibri"/>
         </w:rPr>
-        <w:t xml:space="preserve">Cómo se presenta cada producto influye directamente en la venta.</w:t>
+        <w:t>How each product is presented directly influences the sale.</w:t>
       </w:r>
     </w:p>
     <w:p>
@@ -3147,7 +3051,7 @@
           <w:szCs w:val="22"/>
           <w:rFonts w:ascii="Calibri" w:cs="Calibri" w:eastAsia="Calibri" w:hAnsi="Calibri"/>
         </w:rPr>
-        <w:t xml:space="preserve">☐  </w:t>
+        <w:t>☐  G1  Which photo quality and style generates the most trust and desire?</w:t>
       </w:r>
       <w:r>
         <w:rPr>
@@ -3158,7 +3062,6 @@
           <w:szCs w:val="20"/>
           <w:rFonts w:ascii="Calibri" w:cs="Calibri" w:eastAsia="Calibri" w:hAnsi="Calibri"/>
         </w:rPr>
-        <w:t xml:space="preserve">G1  </w:t>
       </w:r>
       <w:r>
         <w:rPr>
@@ -3169,59 +3072,56 @@
           <w:szCs w:val="21"/>
           <w:rFonts w:ascii="Calibri" w:cs="Calibri" w:eastAsia="Calibri" w:hAnsi="Calibri"/>
         </w:rPr>
-        <w:t xml:space="preserve">¿Qué calidad y estilo de foto genera más confianza y deseo?</w:t>
-      </w:r>
-    </w:p>
-    <w:p>
-      <w:pPr>
-        <w:spacing w:after="24"/>
-        <w:ind w:left="360"/>
-      </w:pPr>
-      <w:r>
-        <w:rPr>
-          <w:b/>
-          <w:bCs/>
-          <w:color w:val="1B4D4F"/>
-          <w:sz w:val="18"/>
-          <w:szCs w:val="18"/>
-          <w:rFonts w:ascii="Calibri" w:cs="Calibri" w:eastAsia="Calibri" w:hAnsi="Calibri"/>
-        </w:rPr>
-        <w:t xml:space="preserve">Por qué importa: </w:t>
-      </w:r>
-      <w:r>
-        <w:rPr>
-          <w:color w:val="2A2320"/>
-          <w:sz w:val="19"/>
-          <w:szCs w:val="19"/>
-          <w:rFonts w:ascii="Calibri" w:cs="Calibri" w:eastAsia="Calibri" w:hAnsi="Calibri"/>
-        </w:rPr>
-        <w:t xml:space="preserve">La foto es lo que "vende" en línea.</w:t>
-      </w:r>
-    </w:p>
-    <w:p>
-      <w:pPr>
-        <w:spacing w:after="24"/>
-        <w:ind w:left="360"/>
-      </w:pPr>
-      <w:r>
-        <w:rPr>
-          <w:b/>
-          <w:bCs/>
-          <w:color w:val="1B4D4F"/>
-          <w:sz w:val="18"/>
-          <w:szCs w:val="18"/>
-          <w:rFonts w:ascii="Calibri" w:cs="Calibri" w:eastAsia="Calibri" w:hAnsi="Calibri"/>
-        </w:rPr>
-        <w:t xml:space="preserve">Cómo investigarlo: </w:t>
-      </w:r>
-      <w:r>
-        <w:rPr>
-          <w:color w:val="2A2320"/>
-          <w:sz w:val="19"/>
-          <w:szCs w:val="19"/>
-          <w:rFonts w:ascii="Calibri" w:cs="Calibri" w:eastAsia="Calibri" w:hAnsi="Calibri"/>
-        </w:rPr>
-        <w:t xml:space="preserve">Prueba de estilos (modelo vs. producto solo) + medir clics.</w:t>
+      </w:r>
+    </w:p>
+    <w:p>
+      <w:pPr>
+        <w:spacing w:after="24"/>
+        <w:ind w:left="360"/>
+      </w:pPr>
+      <w:r>
+        <w:rPr>
+          <w:b/>
+          <w:bCs/>
+          <w:color w:val="1B4D4F"/>
+          <w:sz w:val="18"/>
+          <w:szCs w:val="18"/>
+          <w:rFonts w:ascii="Calibri" w:cs="Calibri" w:eastAsia="Calibri" w:hAnsi="Calibri"/>
+        </w:rPr>
+        <w:t>Why it matters: The photo is what "sells" online.</w:t>
+      </w:r>
+      <w:r>
+        <w:rPr>
+          <w:color w:val="2A2320"/>
+          <w:sz w:val="19"/>
+          <w:szCs w:val="19"/>
+          <w:rFonts w:ascii="Calibri" w:cs="Calibri" w:eastAsia="Calibri" w:hAnsi="Calibri"/>
+        </w:rPr>
+      </w:r>
+    </w:p>
+    <w:p>
+      <w:pPr>
+        <w:spacing w:after="24"/>
+        <w:ind w:left="360"/>
+      </w:pPr>
+      <w:r>
+        <w:rPr>
+          <w:b/>
+          <w:bCs/>
+          <w:color w:val="1B4D4F"/>
+          <w:sz w:val="18"/>
+          <w:szCs w:val="18"/>
+          <w:rFonts w:ascii="Calibri" w:cs="Calibri" w:eastAsia="Calibri" w:hAnsi="Calibri"/>
+        </w:rPr>
+        <w:t>How to research it: Style testing (model vs. product only) + measure clicks.</w:t>
+      </w:r>
+      <w:r>
+        <w:rPr>
+          <w:color w:val="2A2320"/>
+          <w:sz w:val="19"/>
+          <w:szCs w:val="19"/>
+          <w:rFonts w:ascii="Calibri" w:cs="Calibri" w:eastAsia="Calibri" w:hAnsi="Calibri"/>
+        </w:rPr>
       </w:r>
     </w:p>
     <w:p>
@@ -3238,7 +3138,7 @@
           <w:szCs w:val="17"/>
           <w:rFonts w:ascii="Calibri" w:cs="Calibri" w:eastAsia="Calibri" w:hAnsi="Calibri"/>
         </w:rPr>
-        <w:t xml:space="preserve">PRIORIDAD ALTA</w:t>
+        <w:t>HIGH PRIORITY</w:t>
       </w:r>
     </w:p>
     <w:p>
@@ -3254,7 +3154,7 @@
           <w:szCs w:val="22"/>
           <w:rFonts w:ascii="Calibri" w:cs="Calibri" w:eastAsia="Calibri" w:hAnsi="Calibri"/>
         </w:rPr>
-        <w:t xml:space="preserve">☐  </w:t>
+        <w:t>☐  G2  What information does she need to see for each product (material, sizing, care)?</w:t>
       </w:r>
       <w:r>
         <w:rPr>
@@ -3265,7 +3165,6 @@
           <w:szCs w:val="20"/>
           <w:rFonts w:ascii="Calibri" w:cs="Calibri" w:eastAsia="Calibri" w:hAnsi="Calibri"/>
         </w:rPr>
-        <w:t xml:space="preserve">G2  </w:t>
       </w:r>
       <w:r>
         <w:rPr>
@@ -3276,59 +3175,56 @@
           <w:szCs w:val="21"/>
           <w:rFonts w:ascii="Calibri" w:cs="Calibri" w:eastAsia="Calibri" w:hAnsi="Calibri"/>
         </w:rPr>
-        <w:t xml:space="preserve">¿Qué información necesita ver de cada producto (material, tallaje, cuidados)?</w:t>
-      </w:r>
-    </w:p>
-    <w:p>
-      <w:pPr>
-        <w:spacing w:after="24"/>
-        <w:ind w:left="360"/>
-      </w:pPr>
-      <w:r>
-        <w:rPr>
-          <w:b/>
-          <w:bCs/>
-          <w:color w:val="1B4D4F"/>
-          <w:sz w:val="18"/>
-          <w:szCs w:val="18"/>
-          <w:rFonts w:ascii="Calibri" w:cs="Calibri" w:eastAsia="Calibri" w:hAnsi="Calibri"/>
-        </w:rPr>
-        <w:t xml:space="preserve">Por qué importa: </w:t>
-      </w:r>
-      <w:r>
-        <w:rPr>
-          <w:color w:val="2A2320"/>
-          <w:sz w:val="19"/>
-          <w:szCs w:val="19"/>
-          <w:rFonts w:ascii="Calibri" w:cs="Calibri" w:eastAsia="Calibri" w:hAnsi="Calibri"/>
-        </w:rPr>
-        <w:t xml:space="preserve">Completa las fichas y reduce dudas.</w:t>
-      </w:r>
-    </w:p>
-    <w:p>
-      <w:pPr>
-        <w:spacing w:after="24"/>
-        <w:ind w:left="360"/>
-      </w:pPr>
-      <w:r>
-        <w:rPr>
-          <w:b/>
-          <w:bCs/>
-          <w:color w:val="1B4D4F"/>
-          <w:sz w:val="18"/>
-          <w:szCs w:val="18"/>
-          <w:rFonts w:ascii="Calibri" w:cs="Calibri" w:eastAsia="Calibri" w:hAnsi="Calibri"/>
-        </w:rPr>
-        <w:t xml:space="preserve">Cómo investigarlo: </w:t>
-      </w:r>
-      <w:r>
-        <w:rPr>
-          <w:color w:val="2A2320"/>
-          <w:sz w:val="19"/>
-          <w:szCs w:val="19"/>
-          <w:rFonts w:ascii="Calibri" w:cs="Calibri" w:eastAsia="Calibri" w:hAnsi="Calibri"/>
-        </w:rPr>
-        <w:t xml:space="preserve">Analizar preguntas frecuentes en WhatsApp.</w:t>
+      </w:r>
+    </w:p>
+    <w:p>
+      <w:pPr>
+        <w:spacing w:after="24"/>
+        <w:ind w:left="360"/>
+      </w:pPr>
+      <w:r>
+        <w:rPr>
+          <w:b/>
+          <w:bCs/>
+          <w:color w:val="1B4D4F"/>
+          <w:sz w:val="18"/>
+          <w:szCs w:val="18"/>
+          <w:rFonts w:ascii="Calibri" w:cs="Calibri" w:eastAsia="Calibri" w:hAnsi="Calibri"/>
+        </w:rPr>
+        <w:t>Why it matters: Completes the product pages and reduces doubts.</w:t>
+      </w:r>
+      <w:r>
+        <w:rPr>
+          <w:color w:val="2A2320"/>
+          <w:sz w:val="19"/>
+          <w:szCs w:val="19"/>
+          <w:rFonts w:ascii="Calibri" w:cs="Calibri" w:eastAsia="Calibri" w:hAnsi="Calibri"/>
+        </w:rPr>
+      </w:r>
+    </w:p>
+    <w:p>
+      <w:pPr>
+        <w:spacing w:after="24"/>
+        <w:ind w:left="360"/>
+      </w:pPr>
+      <w:r>
+        <w:rPr>
+          <w:b/>
+          <w:bCs/>
+          <w:color w:val="1B4D4F"/>
+          <w:sz w:val="18"/>
+          <w:szCs w:val="18"/>
+          <w:rFonts w:ascii="Calibri" w:cs="Calibri" w:eastAsia="Calibri" w:hAnsi="Calibri"/>
+        </w:rPr>
+        <w:t>How to research it: Analyse frequently asked questions on WhatsApp.</w:t>
+      </w:r>
+      <w:r>
+        <w:rPr>
+          <w:color w:val="2A2320"/>
+          <w:sz w:val="19"/>
+          <w:szCs w:val="19"/>
+          <w:rFonts w:ascii="Calibri" w:cs="Calibri" w:eastAsia="Calibri" w:hAnsi="Calibri"/>
+        </w:rPr>
       </w:r>
     </w:p>
     <w:p>
@@ -3345,7 +3241,7 @@
           <w:szCs w:val="17"/>
           <w:rFonts w:ascii="Calibri" w:cs="Calibri" w:eastAsia="Calibri" w:hAnsi="Calibri"/>
         </w:rPr>
-        <w:t xml:space="preserve">MEDIA</w:t>
+        <w:t>MEDIUM</w:t>
       </w:r>
     </w:p>
     <w:p>
@@ -3361,7 +3257,7 @@
           <w:szCs w:val="22"/>
           <w:rFonts w:ascii="Calibri" w:cs="Calibri" w:eastAsia="Calibri" w:hAnsi="Calibri"/>
         </w:rPr>
-        <w:t xml:space="preserve">☐  </w:t>
+        <w:t>☐  G3  How should categories and variants be organised so choosing is easy?</w:t>
       </w:r>
       <w:r>
         <w:rPr>
@@ -3372,7 +3268,6 @@
           <w:szCs w:val="20"/>
           <w:rFonts w:ascii="Calibri" w:cs="Calibri" w:eastAsia="Calibri" w:hAnsi="Calibri"/>
         </w:rPr>
-        <w:t xml:space="preserve">G3  </w:t>
       </w:r>
       <w:r>
         <w:rPr>
@@ -3383,59 +3278,56 @@
           <w:szCs w:val="21"/>
           <w:rFonts w:ascii="Calibri" w:cs="Calibri" w:eastAsia="Calibri" w:hAnsi="Calibri"/>
         </w:rPr>
-        <w:t xml:space="preserve">¿Cómo organizar categorías y variantes para que sea fácil elegir?</w:t>
-      </w:r>
-    </w:p>
-    <w:p>
-      <w:pPr>
-        <w:spacing w:after="24"/>
-        <w:ind w:left="360"/>
-      </w:pPr>
-      <w:r>
-        <w:rPr>
-          <w:b/>
-          <w:bCs/>
-          <w:color w:val="1B4D4F"/>
-          <w:sz w:val="18"/>
-          <w:szCs w:val="18"/>
-          <w:rFonts w:ascii="Calibri" w:cs="Calibri" w:eastAsia="Calibri" w:hAnsi="Calibri"/>
-        </w:rPr>
-        <w:t xml:space="preserve">Por qué importa: </w:t>
-      </w:r>
-      <w:r>
-        <w:rPr>
-          <w:color w:val="2A2320"/>
-          <w:sz w:val="19"/>
-          <w:szCs w:val="19"/>
-          <w:rFonts w:ascii="Calibri" w:cs="Calibri" w:eastAsia="Calibri" w:hAnsi="Calibri"/>
-        </w:rPr>
-        <w:t xml:space="preserve">Arquitectura de información del catálogo.</w:t>
-      </w:r>
-    </w:p>
-    <w:p>
-      <w:pPr>
-        <w:spacing w:after="24"/>
-        <w:ind w:left="360"/>
-      </w:pPr>
-      <w:r>
-        <w:rPr>
-          <w:b/>
-          <w:bCs/>
-          <w:color w:val="1B4D4F"/>
-          <w:sz w:val="18"/>
-          <w:szCs w:val="18"/>
-          <w:rFonts w:ascii="Calibri" w:cs="Calibri" w:eastAsia="Calibri" w:hAnsi="Calibri"/>
-        </w:rPr>
-        <w:t xml:space="preserve">Cómo investigarlo: </w:t>
-      </w:r>
-      <w:r>
-        <w:rPr>
-          <w:color w:val="2A2320"/>
-          <w:sz w:val="19"/>
-          <w:szCs w:val="19"/>
-          <w:rFonts w:ascii="Calibri" w:cs="Calibri" w:eastAsia="Calibri" w:hAnsi="Calibri"/>
-        </w:rPr>
-        <w:t xml:space="preserve">Card sorting con clientas.</w:t>
+      </w:r>
+    </w:p>
+    <w:p>
+      <w:pPr>
+        <w:spacing w:after="24"/>
+        <w:ind w:left="360"/>
+      </w:pPr>
+      <w:r>
+        <w:rPr>
+          <w:b/>
+          <w:bCs/>
+          <w:color w:val="1B4D4F"/>
+          <w:sz w:val="18"/>
+          <w:szCs w:val="18"/>
+          <w:rFonts w:ascii="Calibri" w:cs="Calibri" w:eastAsia="Calibri" w:hAnsi="Calibri"/>
+        </w:rPr>
+        <w:t>Why it matters: Information architecture of the catalogue.</w:t>
+      </w:r>
+      <w:r>
+        <w:rPr>
+          <w:color w:val="2A2320"/>
+          <w:sz w:val="19"/>
+          <w:szCs w:val="19"/>
+          <w:rFonts w:ascii="Calibri" w:cs="Calibri" w:eastAsia="Calibri" w:hAnsi="Calibri"/>
+        </w:rPr>
+      </w:r>
+    </w:p>
+    <w:p>
+      <w:pPr>
+        <w:spacing w:after="24"/>
+        <w:ind w:left="360"/>
+      </w:pPr>
+      <w:r>
+        <w:rPr>
+          <w:b/>
+          <w:bCs/>
+          <w:color w:val="1B4D4F"/>
+          <w:sz w:val="18"/>
+          <w:szCs w:val="18"/>
+          <w:rFonts w:ascii="Calibri" w:cs="Calibri" w:eastAsia="Calibri" w:hAnsi="Calibri"/>
+        </w:rPr>
+        <w:t>How to research it: Card sorting with customers.</w:t>
+      </w:r>
+      <w:r>
+        <w:rPr>
+          <w:color w:val="2A2320"/>
+          <w:sz w:val="19"/>
+          <w:szCs w:val="19"/>
+          <w:rFonts w:ascii="Calibri" w:cs="Calibri" w:eastAsia="Calibri" w:hAnsi="Calibri"/>
+        </w:rPr>
       </w:r>
     </w:p>
     <w:p>
@@ -3452,7 +3344,7 @@
           <w:szCs w:val="17"/>
           <w:rFonts w:ascii="Calibri" w:cs="Calibri" w:eastAsia="Calibri" w:hAnsi="Calibri"/>
         </w:rPr>
-        <w:t xml:space="preserve">MEDIA</w:t>
+        <w:t>MEDIUM</w:t>
       </w:r>
     </w:p>
     <w:p>
@@ -3477,7 +3369,7 @@
           <w:szCs w:val="30"/>
           <w:rFonts w:ascii="Georgia" w:cs="Georgia" w:eastAsia="Georgia" w:hAnsi="Georgia"/>
         </w:rPr>
-        <w:t xml:space="preserve">H. Competencia y posicionamiento</w:t>
+        <w:t>H. Competition and positioning</w:t>
       </w:r>
     </w:p>
     <w:p>
@@ -3493,7 +3385,7 @@
           <w:szCs w:val="22"/>
           <w:rFonts w:ascii="Calibri" w:cs="Calibri" w:eastAsia="Calibri" w:hAnsi="Calibri"/>
         </w:rPr>
-        <w:t xml:space="preserve">Saber contra quién compites y cómo diferenciarte.</w:t>
+        <w:t>Know who you compete with and how to differentiate yourself.</w:t>
       </w:r>
     </w:p>
     <w:p>
@@ -3509,7 +3401,7 @@
           <w:szCs w:val="22"/>
           <w:rFonts w:ascii="Calibri" w:cs="Calibri" w:eastAsia="Calibri" w:hAnsi="Calibri"/>
         </w:rPr>
-        <w:t xml:space="preserve">☐  </w:t>
+        <w:t>☐  H1  Who are the competitors in Curaçao (local stores, Insta-shops, imported goods)?</w:t>
       </w:r>
       <w:r>
         <w:rPr>
@@ -3520,7 +3412,6 @@
           <w:szCs w:val="20"/>
           <w:rFonts w:ascii="Calibri" w:cs="Calibri" w:eastAsia="Calibri" w:hAnsi="Calibri"/>
         </w:rPr>
-        <w:t xml:space="preserve">H1  </w:t>
       </w:r>
       <w:r>
         <w:rPr>
@@ -3531,59 +3422,56 @@
           <w:szCs w:val="21"/>
           <w:rFonts w:ascii="Calibri" w:cs="Calibri" w:eastAsia="Calibri" w:hAnsi="Calibri"/>
         </w:rPr>
-        <w:t xml:space="preserve">¿Quiénes son los competidores en Curaçao (tiendas locales, Insta-shops, importados)?</w:t>
-      </w:r>
-    </w:p>
-    <w:p>
-      <w:pPr>
-        <w:spacing w:after="24"/>
-        <w:ind w:left="360"/>
-      </w:pPr>
-      <w:r>
-        <w:rPr>
-          <w:b/>
-          <w:bCs/>
-          <w:color w:val="1B4D4F"/>
-          <w:sz w:val="18"/>
-          <w:szCs w:val="18"/>
-          <w:rFonts w:ascii="Calibri" w:cs="Calibri" w:eastAsia="Calibri" w:hAnsi="Calibri"/>
-        </w:rPr>
-        <w:t xml:space="preserve">Por qué importa: </w:t>
-      </w:r>
-      <w:r>
-        <w:rPr>
-          <w:color w:val="2A2320"/>
-          <w:sz w:val="19"/>
-          <w:szCs w:val="19"/>
-          <w:rFonts w:ascii="Calibri" w:cs="Calibri" w:eastAsia="Calibri" w:hAnsi="Calibri"/>
-        </w:rPr>
-        <w:t xml:space="preserve">Define tu diferenciador y precio.</w:t>
-      </w:r>
-    </w:p>
-    <w:p>
-      <w:pPr>
-        <w:spacing w:after="24"/>
-        <w:ind w:left="360"/>
-      </w:pPr>
-      <w:r>
-        <w:rPr>
-          <w:b/>
-          <w:bCs/>
-          <w:color w:val="1B4D4F"/>
-          <w:sz w:val="18"/>
-          <w:szCs w:val="18"/>
-          <w:rFonts w:ascii="Calibri" w:cs="Calibri" w:eastAsia="Calibri" w:hAnsi="Calibri"/>
-        </w:rPr>
-        <w:t xml:space="preserve">Cómo investigarlo: </w:t>
-      </w:r>
-      <w:r>
-        <w:rPr>
-          <w:color w:val="2A2320"/>
-          <w:sz w:val="19"/>
-          <w:szCs w:val="19"/>
-          <w:rFonts w:ascii="Calibri" w:cs="Calibri" w:eastAsia="Calibri" w:hAnsi="Calibri"/>
-        </w:rPr>
-        <w:t xml:space="preserve">Mapa de competidores + benchmark de precios y envío.</w:t>
+      </w:r>
+    </w:p>
+    <w:p>
+      <w:pPr>
+        <w:spacing w:after="24"/>
+        <w:ind w:left="360"/>
+      </w:pPr>
+      <w:r>
+        <w:rPr>
+          <w:b/>
+          <w:bCs/>
+          <w:color w:val="1B4D4F"/>
+          <w:sz w:val="18"/>
+          <w:szCs w:val="18"/>
+          <w:rFonts w:ascii="Calibri" w:cs="Calibri" w:eastAsia="Calibri" w:hAnsi="Calibri"/>
+        </w:rPr>
+        <w:t>Why it matters: Defines your differentiator and pricing.</w:t>
+      </w:r>
+      <w:r>
+        <w:rPr>
+          <w:color w:val="2A2320"/>
+          <w:sz w:val="19"/>
+          <w:szCs w:val="19"/>
+          <w:rFonts w:ascii="Calibri" w:cs="Calibri" w:eastAsia="Calibri" w:hAnsi="Calibri"/>
+        </w:rPr>
+      </w:r>
+    </w:p>
+    <w:p>
+      <w:pPr>
+        <w:spacing w:after="24"/>
+        <w:ind w:left="360"/>
+      </w:pPr>
+      <w:r>
+        <w:rPr>
+          <w:b/>
+          <w:bCs/>
+          <w:color w:val="1B4D4F"/>
+          <w:sz w:val="18"/>
+          <w:szCs w:val="18"/>
+          <w:rFonts w:ascii="Calibri" w:cs="Calibri" w:eastAsia="Calibri" w:hAnsi="Calibri"/>
+        </w:rPr>
+        <w:t>How to research it: Competitor map + price and shipping benchmark.</w:t>
+      </w:r>
+      <w:r>
+        <w:rPr>
+          <w:color w:val="2A2320"/>
+          <w:sz w:val="19"/>
+          <w:szCs w:val="19"/>
+          <w:rFonts w:ascii="Calibri" w:cs="Calibri" w:eastAsia="Calibri" w:hAnsi="Calibri"/>
+        </w:rPr>
       </w:r>
     </w:p>
     <w:p>
@@ -3600,7 +3488,7 @@
           <w:szCs w:val="17"/>
           <w:rFonts w:ascii="Calibri" w:cs="Calibri" w:eastAsia="Calibri" w:hAnsi="Calibri"/>
         </w:rPr>
-        <w:t xml:space="preserve">PRIORIDAD ALTA</w:t>
+        <w:t>HIGH PRIORITY</w:t>
       </w:r>
     </w:p>
     <w:p>
@@ -3616,7 +3504,7 @@
           <w:szCs w:val="22"/>
           <w:rFonts w:ascii="Calibri" w:cs="Calibri" w:eastAsia="Calibri" w:hAnsi="Calibri"/>
         </w:rPr>
-        <w:t xml:space="preserve">☐  </w:t>
+        <w:t>☐  H2  What do they do better and worse than you (website, shipping, price, service)?</w:t>
       </w:r>
       <w:r>
         <w:rPr>
@@ -3627,7 +3515,6 @@
           <w:szCs w:val="20"/>
           <w:rFonts w:ascii="Calibri" w:cs="Calibri" w:eastAsia="Calibri" w:hAnsi="Calibri"/>
         </w:rPr>
-        <w:t xml:space="preserve">H2  </w:t>
       </w:r>
       <w:r>
         <w:rPr>
@@ -3638,59 +3525,56 @@
           <w:szCs w:val="21"/>
           <w:rFonts w:ascii="Calibri" w:cs="Calibri" w:eastAsia="Calibri" w:hAnsi="Calibri"/>
         </w:rPr>
-        <w:t xml:space="preserve">¿Qué hacen mejor y peor que tú (web, envío, precio, atención)?</w:t>
-      </w:r>
-    </w:p>
-    <w:p>
-      <w:pPr>
-        <w:spacing w:after="24"/>
-        <w:ind w:left="360"/>
-      </w:pPr>
-      <w:r>
-        <w:rPr>
-          <w:b/>
-          <w:bCs/>
-          <w:color w:val="1B4D4F"/>
-          <w:sz w:val="18"/>
-          <w:szCs w:val="18"/>
-          <w:rFonts w:ascii="Calibri" w:cs="Calibri" w:eastAsia="Calibri" w:hAnsi="Calibri"/>
-        </w:rPr>
-        <w:t xml:space="preserve">Por qué importa: </w:t>
-      </w:r>
-      <w:r>
-        <w:rPr>
-          <w:color w:val="2A2320"/>
-          <w:sz w:val="19"/>
-          <w:szCs w:val="19"/>
-          <w:rFonts w:ascii="Calibri" w:cs="Calibri" w:eastAsia="Calibri" w:hAnsi="Calibri"/>
-        </w:rPr>
-        <w:t xml:space="preserve">Oportunidades claras de diferenciación.</w:t>
-      </w:r>
-    </w:p>
-    <w:p>
-      <w:pPr>
-        <w:spacing w:after="24"/>
-        <w:ind w:left="360"/>
-      </w:pPr>
-      <w:r>
-        <w:rPr>
-          <w:b/>
-          <w:bCs/>
-          <w:color w:val="1B4D4F"/>
-          <w:sz w:val="18"/>
-          <w:szCs w:val="18"/>
-          <w:rFonts w:ascii="Calibri" w:cs="Calibri" w:eastAsia="Calibri" w:hAnsi="Calibri"/>
-        </w:rPr>
-        <w:t xml:space="preserve">Cómo investigarlo: </w:t>
-      </w:r>
-      <w:r>
-        <w:rPr>
-          <w:color w:val="2A2320"/>
-          <w:sz w:val="19"/>
-          <w:szCs w:val="19"/>
-          <w:rFonts w:ascii="Calibri" w:cs="Calibri" w:eastAsia="Calibri" w:hAnsi="Calibri"/>
-        </w:rPr>
-        <w:t xml:space="preserve">Análisis comparativo (comprar como cliente misteriosa).</w:t>
+      </w:r>
+    </w:p>
+    <w:p>
+      <w:pPr>
+        <w:spacing w:after="24"/>
+        <w:ind w:left="360"/>
+      </w:pPr>
+      <w:r>
+        <w:rPr>
+          <w:b/>
+          <w:bCs/>
+          <w:color w:val="1B4D4F"/>
+          <w:sz w:val="18"/>
+          <w:szCs w:val="18"/>
+          <w:rFonts w:ascii="Calibri" w:cs="Calibri" w:eastAsia="Calibri" w:hAnsi="Calibri"/>
+        </w:rPr>
+        <w:t>Why it matters: Clear opportunities for differentiation.</w:t>
+      </w:r>
+      <w:r>
+        <w:rPr>
+          <w:color w:val="2A2320"/>
+          <w:sz w:val="19"/>
+          <w:szCs w:val="19"/>
+          <w:rFonts w:ascii="Calibri" w:cs="Calibri" w:eastAsia="Calibri" w:hAnsi="Calibri"/>
+        </w:rPr>
+      </w:r>
+    </w:p>
+    <w:p>
+      <w:pPr>
+        <w:spacing w:after="24"/>
+        <w:ind w:left="360"/>
+      </w:pPr>
+      <w:r>
+        <w:rPr>
+          <w:b/>
+          <w:bCs/>
+          <w:color w:val="1B4D4F"/>
+          <w:sz w:val="18"/>
+          <w:szCs w:val="18"/>
+          <w:rFonts w:ascii="Calibri" w:cs="Calibri" w:eastAsia="Calibri" w:hAnsi="Calibri"/>
+        </w:rPr>
+        <w:t>How to research it: Comparative analysis (buy as a mystery shopper).</w:t>
+      </w:r>
+      <w:r>
+        <w:rPr>
+          <w:color w:val="2A2320"/>
+          <w:sz w:val="19"/>
+          <w:szCs w:val="19"/>
+          <w:rFonts w:ascii="Calibri" w:cs="Calibri" w:eastAsia="Calibri" w:hAnsi="Calibri"/>
+        </w:rPr>
       </w:r>
     </w:p>
     <w:p>
@@ -3707,7 +3591,7 @@
           <w:szCs w:val="17"/>
           <w:rFonts w:ascii="Calibri" w:cs="Calibri" w:eastAsia="Calibri" w:hAnsi="Calibri"/>
         </w:rPr>
-        <w:t xml:space="preserve">MEDIA</w:t>
+        <w:t>MEDIUM</w:t>
       </w:r>
     </w:p>
     <w:p>
@@ -3723,7 +3607,7 @@
           <w:szCs w:val="22"/>
           <w:rFonts w:ascii="Calibri" w:cs="Calibri" w:eastAsia="Calibri" w:hAnsi="Calibri"/>
         </w:rPr>
-        <w:t xml:space="preserve">☐  </w:t>
+        <w:t>☐  H3  What is your unique value proposition compared with buying abroad/from international online stores?</w:t>
       </w:r>
       <w:r>
         <w:rPr>
@@ -3734,7 +3618,6 @@
           <w:szCs w:val="20"/>
           <w:rFonts w:ascii="Calibri" w:cs="Calibri" w:eastAsia="Calibri" w:hAnsi="Calibri"/>
         </w:rPr>
-        <w:t xml:space="preserve">H3  </w:t>
       </w:r>
       <w:r>
         <w:rPr>
@@ -3745,59 +3628,56 @@
           <w:szCs w:val="21"/>
           <w:rFonts w:ascii="Calibri" w:cs="Calibri" w:eastAsia="Calibri" w:hAnsi="Calibri"/>
         </w:rPr>
-        <w:t xml:space="preserve">¿Cuál es tu propuesta de valor única frente a comprar afuera/online internacional?</w:t>
-      </w:r>
-    </w:p>
-    <w:p>
-      <w:pPr>
-        <w:spacing w:after="24"/>
-        <w:ind w:left="360"/>
-      </w:pPr>
-      <w:r>
-        <w:rPr>
-          <w:b/>
-          <w:bCs/>
-          <w:color w:val="1B4D4F"/>
-          <w:sz w:val="18"/>
-          <w:szCs w:val="18"/>
-          <w:rFonts w:ascii="Calibri" w:cs="Calibri" w:eastAsia="Calibri" w:hAnsi="Calibri"/>
-        </w:rPr>
-        <w:t xml:space="preserve">Por qué importa: </w:t>
-      </w:r>
-      <w:r>
-        <w:rPr>
-          <w:color w:val="2A2320"/>
-          <w:sz w:val="19"/>
-          <w:szCs w:val="19"/>
-          <w:rFonts w:ascii="Calibri" w:cs="Calibri" w:eastAsia="Calibri" w:hAnsi="Calibri"/>
-        </w:rPr>
-        <w:t xml:space="preserve">El mensaje central de toda la tienda.</w:t>
-      </w:r>
-    </w:p>
-    <w:p>
-      <w:pPr>
-        <w:spacing w:after="24"/>
-        <w:ind w:left="360"/>
-      </w:pPr>
-      <w:r>
-        <w:rPr>
-          <w:b/>
-          <w:bCs/>
-          <w:color w:val="1B4D4F"/>
-          <w:sz w:val="18"/>
-          <w:szCs w:val="18"/>
-          <w:rFonts w:ascii="Calibri" w:cs="Calibri" w:eastAsia="Calibri" w:hAnsi="Calibri"/>
-        </w:rPr>
-        <w:t xml:space="preserve">Cómo investigarlo: </w:t>
-      </w:r>
-      <w:r>
-        <w:rPr>
-          <w:color w:val="2A2320"/>
-          <w:sz w:val="19"/>
-          <w:szCs w:val="19"/>
-          <w:rFonts w:ascii="Calibri" w:cs="Calibri" w:eastAsia="Calibri" w:hAnsi="Calibri"/>
-        </w:rPr>
-        <w:t xml:space="preserve">Taller de posicionamiento con el equipo (Doc 4).</w:t>
+      </w:r>
+    </w:p>
+    <w:p>
+      <w:pPr>
+        <w:spacing w:after="24"/>
+        <w:ind w:left="360"/>
+      </w:pPr>
+      <w:r>
+        <w:rPr>
+          <w:b/>
+          <w:bCs/>
+          <w:color w:val="1B4D4F"/>
+          <w:sz w:val="18"/>
+          <w:szCs w:val="18"/>
+          <w:rFonts w:ascii="Calibri" w:cs="Calibri" w:eastAsia="Calibri" w:hAnsi="Calibri"/>
+        </w:rPr>
+        <w:t>Why it matters: The central message of the entire store.</w:t>
+      </w:r>
+      <w:r>
+        <w:rPr>
+          <w:color w:val="2A2320"/>
+          <w:sz w:val="19"/>
+          <w:szCs w:val="19"/>
+          <w:rFonts w:ascii="Calibri" w:cs="Calibri" w:eastAsia="Calibri" w:hAnsi="Calibri"/>
+        </w:rPr>
+      </w:r>
+    </w:p>
+    <w:p>
+      <w:pPr>
+        <w:spacing w:after="24"/>
+        <w:ind w:left="360"/>
+      </w:pPr>
+      <w:r>
+        <w:rPr>
+          <w:b/>
+          <w:bCs/>
+          <w:color w:val="1B4D4F"/>
+          <w:sz w:val="18"/>
+          <w:szCs w:val="18"/>
+          <w:rFonts w:ascii="Calibri" w:cs="Calibri" w:eastAsia="Calibri" w:hAnsi="Calibri"/>
+        </w:rPr>
+        <w:t>How to research it: Positioning workshop with the team (Doc 4).</w:t>
+      </w:r>
+      <w:r>
+        <w:rPr>
+          <w:color w:val="2A2320"/>
+          <w:sz w:val="19"/>
+          <w:szCs w:val="19"/>
+          <w:rFonts w:ascii="Calibri" w:cs="Calibri" w:eastAsia="Calibri" w:hAnsi="Calibri"/>
+        </w:rPr>
       </w:r>
     </w:p>
     <w:p>
@@ -3814,7 +3694,7 @@
           <w:szCs w:val="17"/>
           <w:rFonts w:ascii="Calibri" w:cs="Calibri" w:eastAsia="Calibri" w:hAnsi="Calibri"/>
         </w:rPr>
-        <w:t xml:space="preserve">PRIORIDAD ALTA</w:t>
+        <w:t>HIGH PRIORITY</w:t>
       </w:r>
     </w:p>
     <w:p>
@@ -3839,7 +3719,7 @@
           <w:szCs w:val="30"/>
           <w:rFonts w:ascii="Georgia" w:cs="Georgia" w:eastAsia="Georgia" w:hAnsi="Georgia"/>
         </w:rPr>
-        <w:t xml:space="preserve">I. Marketing, adquisición y SEO</w:t>
+        <w:t>I. Marketing, acquisition and SEO</w:t>
       </w:r>
     </w:p>
     <w:p>
@@ -3855,7 +3735,7 @@
           <w:szCs w:val="22"/>
           <w:rFonts w:ascii="Calibri" w:cs="Calibri" w:eastAsia="Calibri" w:hAnsi="Calibri"/>
         </w:rPr>
-        <w:t xml:space="preserve">Cómo te encuentran y cómo vuelven.</w:t>
+        <w:t>How they find you and how they come back.</w:t>
       </w:r>
     </w:p>
     <w:p>
@@ -3871,7 +3751,7 @@
           <w:szCs w:val="22"/>
           <w:rFonts w:ascii="Calibri" w:cs="Calibri" w:eastAsia="Calibri" w:hAnsi="Calibri"/>
         </w:rPr>
-        <w:t xml:space="preserve">☐  </w:t>
+        <w:t>☐  I1  Where is your customer (Instagram, Facebook, WhatsApp, TikTok)?</w:t>
       </w:r>
       <w:r>
         <w:rPr>
@@ -3882,7 +3762,6 @@
           <w:szCs w:val="20"/>
           <w:rFonts w:ascii="Calibri" w:cs="Calibri" w:eastAsia="Calibri" w:hAnsi="Calibri"/>
         </w:rPr>
-        <w:t xml:space="preserve">I1  </w:t>
       </w:r>
       <w:r>
         <w:rPr>
@@ -3893,59 +3772,56 @@
           <w:szCs w:val="21"/>
           <w:rFonts w:ascii="Calibri" w:cs="Calibri" w:eastAsia="Calibri" w:hAnsi="Calibri"/>
         </w:rPr>
-        <w:t xml:space="preserve">¿Dónde está tu clienta (Instagram, Facebook, WhatsApp, TikTok)?</w:t>
-      </w:r>
-    </w:p>
-    <w:p>
-      <w:pPr>
-        <w:spacing w:after="24"/>
-        <w:ind w:left="360"/>
-      </w:pPr>
-      <w:r>
-        <w:rPr>
-          <w:b/>
-          <w:bCs/>
-          <w:color w:val="1B4D4F"/>
-          <w:sz w:val="18"/>
-          <w:szCs w:val="18"/>
-          <w:rFonts w:ascii="Calibri" w:cs="Calibri" w:eastAsia="Calibri" w:hAnsi="Calibri"/>
-        </w:rPr>
-        <w:t xml:space="preserve">Por qué importa: </w:t>
-      </w:r>
-      <w:r>
-        <w:rPr>
-          <w:color w:val="2A2320"/>
-          <w:sz w:val="19"/>
-          <w:szCs w:val="19"/>
-          <w:rFonts w:ascii="Calibri" w:cs="Calibri" w:eastAsia="Calibri" w:hAnsi="Calibri"/>
-        </w:rPr>
-        <w:t xml:space="preserve">Enfoca el esfuerzo de marketing.</w:t>
-      </w:r>
-    </w:p>
-    <w:p>
-      <w:pPr>
-        <w:spacing w:after="24"/>
-        <w:ind w:left="360"/>
-      </w:pPr>
-      <w:r>
-        <w:rPr>
-          <w:b/>
-          <w:bCs/>
-          <w:color w:val="1B4D4F"/>
-          <w:sz w:val="18"/>
-          <w:szCs w:val="18"/>
-          <w:rFonts w:ascii="Calibri" w:cs="Calibri" w:eastAsia="Calibri" w:hAnsi="Calibri"/>
-        </w:rPr>
-        <w:t xml:space="preserve">Cómo investigarlo: </w:t>
-      </w:r>
-      <w:r>
-        <w:rPr>
-          <w:color w:val="2A2320"/>
-          <w:sz w:val="19"/>
-          <w:szCs w:val="19"/>
-          <w:rFonts w:ascii="Calibri" w:cs="Calibri" w:eastAsia="Calibri" w:hAnsi="Calibri"/>
-        </w:rPr>
-        <w:t xml:space="preserve">Analítica de redes + encuesta.</w:t>
+      </w:r>
+    </w:p>
+    <w:p>
+      <w:pPr>
+        <w:spacing w:after="24"/>
+        <w:ind w:left="360"/>
+      </w:pPr>
+      <w:r>
+        <w:rPr>
+          <w:b/>
+          <w:bCs/>
+          <w:color w:val="1B4D4F"/>
+          <w:sz w:val="18"/>
+          <w:szCs w:val="18"/>
+          <w:rFonts w:ascii="Calibri" w:cs="Calibri" w:eastAsia="Calibri" w:hAnsi="Calibri"/>
+        </w:rPr>
+        <w:t>Why it matters: Focuses the marketing effort.</w:t>
+      </w:r>
+      <w:r>
+        <w:rPr>
+          <w:color w:val="2A2320"/>
+          <w:sz w:val="19"/>
+          <w:szCs w:val="19"/>
+          <w:rFonts w:ascii="Calibri" w:cs="Calibri" w:eastAsia="Calibri" w:hAnsi="Calibri"/>
+        </w:rPr>
+      </w:r>
+    </w:p>
+    <w:p>
+      <w:pPr>
+        <w:spacing w:after="24"/>
+        <w:ind w:left="360"/>
+      </w:pPr>
+      <w:r>
+        <w:rPr>
+          <w:b/>
+          <w:bCs/>
+          <w:color w:val="1B4D4F"/>
+          <w:sz w:val="18"/>
+          <w:szCs w:val="18"/>
+          <w:rFonts w:ascii="Calibri" w:cs="Calibri" w:eastAsia="Calibri" w:hAnsi="Calibri"/>
+        </w:rPr>
+        <w:t>How to research it: Social media analytics + survey.</w:t>
+      </w:r>
+      <w:r>
+        <w:rPr>
+          <w:color w:val="2A2320"/>
+          <w:sz w:val="19"/>
+          <w:szCs w:val="19"/>
+          <w:rFonts w:ascii="Calibri" w:cs="Calibri" w:eastAsia="Calibri" w:hAnsi="Calibri"/>
+        </w:rPr>
       </w:r>
     </w:p>
     <w:p>
@@ -3962,7 +3838,7 @@
           <w:szCs w:val="17"/>
           <w:rFonts w:ascii="Calibri" w:cs="Calibri" w:eastAsia="Calibri" w:hAnsi="Calibri"/>
         </w:rPr>
-        <w:t xml:space="preserve">PRIORIDAD ALTA</w:t>
+        <w:t>HIGH PRIORITY</w:t>
       </w:r>
     </w:p>
     <w:p>
@@ -3978,7 +3854,7 @@
           <w:szCs w:val="22"/>
           <w:rFonts w:ascii="Calibri" w:cs="Calibri" w:eastAsia="Calibri" w:hAnsi="Calibri"/>
         </w:rPr>
-        <w:t xml:space="preserve">☐  </w:t>
+        <w:t>☐  I2  What does she search for on Google to find these products in Curaçao?</w:t>
       </w:r>
       <w:r>
         <w:rPr>
@@ -3989,7 +3865,6 @@
           <w:szCs w:val="20"/>
           <w:rFonts w:ascii="Calibri" w:cs="Calibri" w:eastAsia="Calibri" w:hAnsi="Calibri"/>
         </w:rPr>
-        <w:t xml:space="preserve">I2  </w:t>
       </w:r>
       <w:r>
         <w:rPr>
@@ -4000,59 +3875,56 @@
           <w:szCs w:val="21"/>
           <w:rFonts w:ascii="Calibri" w:cs="Calibri" w:eastAsia="Calibri" w:hAnsi="Calibri"/>
         </w:rPr>
-        <w:t xml:space="preserve">¿Qué busca en Google para encontrar estos productos en Curaçao?</w:t>
-      </w:r>
-    </w:p>
-    <w:p>
-      <w:pPr>
-        <w:spacing w:after="24"/>
-        <w:ind w:left="360"/>
-      </w:pPr>
-      <w:r>
-        <w:rPr>
-          <w:b/>
-          <w:bCs/>
-          <w:color w:val="1B4D4F"/>
-          <w:sz w:val="18"/>
-          <w:szCs w:val="18"/>
-          <w:rFonts w:ascii="Calibri" w:cs="Calibri" w:eastAsia="Calibri" w:hAnsi="Calibri"/>
-        </w:rPr>
-        <w:t xml:space="preserve">Por qué importa: </w:t>
-      </w:r>
-      <w:r>
-        <w:rPr>
-          <w:color w:val="2A2320"/>
-          <w:sz w:val="19"/>
-          <w:szCs w:val="19"/>
-          <w:rFonts w:ascii="Calibri" w:cs="Calibri" w:eastAsia="Calibri" w:hAnsi="Calibri"/>
-        </w:rPr>
-        <w:t xml:space="preserve">Palabras clave para SEO local.</w:t>
-      </w:r>
-    </w:p>
-    <w:p>
-      <w:pPr>
-        <w:spacing w:after="24"/>
-        <w:ind w:left="360"/>
-      </w:pPr>
-      <w:r>
-        <w:rPr>
-          <w:b/>
-          <w:bCs/>
-          <w:color w:val="1B4D4F"/>
-          <w:sz w:val="18"/>
-          <w:szCs w:val="18"/>
-          <w:rFonts w:ascii="Calibri" w:cs="Calibri" w:eastAsia="Calibri" w:hAnsi="Calibri"/>
-        </w:rPr>
-        <w:t xml:space="preserve">Cómo investigarlo: </w:t>
-      </w:r>
-      <w:r>
-        <w:rPr>
-          <w:color w:val="2A2320"/>
-          <w:sz w:val="19"/>
-          <w:szCs w:val="19"/>
-          <w:rFonts w:ascii="Calibri" w:cs="Calibri" w:eastAsia="Calibri" w:hAnsi="Calibri"/>
-        </w:rPr>
-        <w:t xml:space="preserve">Investigación de keywords + Google Trends local.</w:t>
+      </w:r>
+    </w:p>
+    <w:p>
+      <w:pPr>
+        <w:spacing w:after="24"/>
+        <w:ind w:left="360"/>
+      </w:pPr>
+      <w:r>
+        <w:rPr>
+          <w:b/>
+          <w:bCs/>
+          <w:color w:val="1B4D4F"/>
+          <w:sz w:val="18"/>
+          <w:szCs w:val="18"/>
+          <w:rFonts w:ascii="Calibri" w:cs="Calibri" w:eastAsia="Calibri" w:hAnsi="Calibri"/>
+        </w:rPr>
+        <w:t>Why it matters: Keywords for local SEO.</w:t>
+      </w:r>
+      <w:r>
+        <w:rPr>
+          <w:color w:val="2A2320"/>
+          <w:sz w:val="19"/>
+          <w:szCs w:val="19"/>
+          <w:rFonts w:ascii="Calibri" w:cs="Calibri" w:eastAsia="Calibri" w:hAnsi="Calibri"/>
+        </w:rPr>
+      </w:r>
+    </w:p>
+    <w:p>
+      <w:pPr>
+        <w:spacing w:after="24"/>
+        <w:ind w:left="360"/>
+      </w:pPr>
+      <w:r>
+        <w:rPr>
+          <w:b/>
+          <w:bCs/>
+          <w:color w:val="1B4D4F"/>
+          <w:sz w:val="18"/>
+          <w:szCs w:val="18"/>
+          <w:rFonts w:ascii="Calibri" w:cs="Calibri" w:eastAsia="Calibri" w:hAnsi="Calibri"/>
+        </w:rPr>
+        <w:t>How to research it: Keyword research + local Google Trends.</w:t>
+      </w:r>
+      <w:r>
+        <w:rPr>
+          <w:color w:val="2A2320"/>
+          <w:sz w:val="19"/>
+          <w:szCs w:val="19"/>
+          <w:rFonts w:ascii="Calibri" w:cs="Calibri" w:eastAsia="Calibri" w:hAnsi="Calibri"/>
+        </w:rPr>
       </w:r>
     </w:p>
     <w:p>
@@ -4069,7 +3941,7 @@
           <w:szCs w:val="17"/>
           <w:rFonts w:ascii="Calibri" w:cs="Calibri" w:eastAsia="Calibri" w:hAnsi="Calibri"/>
         </w:rPr>
-        <w:t xml:space="preserve">MEDIA</w:t>
+        <w:t>MEDIUM</w:t>
       </w:r>
     </w:p>
     <w:p>
@@ -4085,7 +3957,7 @@
           <w:szCs w:val="22"/>
           <w:rFonts w:ascii="Calibri" w:cs="Calibri" w:eastAsia="Calibri" w:hAnsi="Calibri"/>
         </w:rPr>
-        <w:t xml:space="preserve">☐  </w:t>
+        <w:t>☐  I3  What would make her buy again (loyalty, offers, new arrivals)?</w:t>
       </w:r>
       <w:r>
         <w:rPr>
@@ -4096,7 +3968,6 @@
           <w:szCs w:val="20"/>
           <w:rFonts w:ascii="Calibri" w:cs="Calibri" w:eastAsia="Calibri" w:hAnsi="Calibri"/>
         </w:rPr>
-        <w:t xml:space="preserve">I3  </w:t>
       </w:r>
       <w:r>
         <w:rPr>
@@ -4107,59 +3978,56 @@
           <w:szCs w:val="21"/>
           <w:rFonts w:ascii="Calibri" w:cs="Calibri" w:eastAsia="Calibri" w:hAnsi="Calibri"/>
         </w:rPr>
-        <w:t xml:space="preserve">¿Qué la haría volver a comprar (fidelidad, ofertas, novedades)?</w:t>
-      </w:r>
-    </w:p>
-    <w:p>
-      <w:pPr>
-        <w:spacing w:after="24"/>
-        <w:ind w:left="360"/>
-      </w:pPr>
-      <w:r>
-        <w:rPr>
-          <w:b/>
-          <w:bCs/>
-          <w:color w:val="1B4D4F"/>
-          <w:sz w:val="18"/>
-          <w:szCs w:val="18"/>
-          <w:rFonts w:ascii="Calibri" w:cs="Calibri" w:eastAsia="Calibri" w:hAnsi="Calibri"/>
-        </w:rPr>
-        <w:t xml:space="preserve">Por qué importa: </w:t>
-      </w:r>
-      <w:r>
-        <w:rPr>
-          <w:color w:val="2A2320"/>
-          <w:sz w:val="19"/>
-          <w:szCs w:val="19"/>
-          <w:rFonts w:ascii="Calibri" w:cs="Calibri" w:eastAsia="Calibri" w:hAnsi="Calibri"/>
-        </w:rPr>
-        <w:t xml:space="preserve">Estrategia de retención.</w:t>
-      </w:r>
-    </w:p>
-    <w:p>
-      <w:pPr>
-        <w:spacing w:after="24"/>
-        <w:ind w:left="360"/>
-      </w:pPr>
-      <w:r>
-        <w:rPr>
-          <w:b/>
-          <w:bCs/>
-          <w:color w:val="1B4D4F"/>
-          <w:sz w:val="18"/>
-          <w:szCs w:val="18"/>
-          <w:rFonts w:ascii="Calibri" w:cs="Calibri" w:eastAsia="Calibri" w:hAnsi="Calibri"/>
-        </w:rPr>
-        <w:t xml:space="preserve">Cómo investigarlo: </w:t>
-      </w:r>
-      <w:r>
-        <w:rPr>
-          <w:color w:val="2A2320"/>
-          <w:sz w:val="19"/>
-          <w:szCs w:val="19"/>
-          <w:rFonts w:ascii="Calibri" w:cs="Calibri" w:eastAsia="Calibri" w:hAnsi="Calibri"/>
-        </w:rPr>
-        <w:t xml:space="preserve">Entrevistas + prueba de programa de fidelidad.</w:t>
+      </w:r>
+    </w:p>
+    <w:p>
+      <w:pPr>
+        <w:spacing w:after="24"/>
+        <w:ind w:left="360"/>
+      </w:pPr>
+      <w:r>
+        <w:rPr>
+          <w:b/>
+          <w:bCs/>
+          <w:color w:val="1B4D4F"/>
+          <w:sz w:val="18"/>
+          <w:szCs w:val="18"/>
+          <w:rFonts w:ascii="Calibri" w:cs="Calibri" w:eastAsia="Calibri" w:hAnsi="Calibri"/>
+        </w:rPr>
+        <w:t>Why it matters: Retention strategy.</w:t>
+      </w:r>
+      <w:r>
+        <w:rPr>
+          <w:color w:val="2A2320"/>
+          <w:sz w:val="19"/>
+          <w:szCs w:val="19"/>
+          <w:rFonts w:ascii="Calibri" w:cs="Calibri" w:eastAsia="Calibri" w:hAnsi="Calibri"/>
+        </w:rPr>
+      </w:r>
+    </w:p>
+    <w:p>
+      <w:pPr>
+        <w:spacing w:after="24"/>
+        <w:ind w:left="360"/>
+      </w:pPr>
+      <w:r>
+        <w:rPr>
+          <w:b/>
+          <w:bCs/>
+          <w:color w:val="1B4D4F"/>
+          <w:sz w:val="18"/>
+          <w:szCs w:val="18"/>
+          <w:rFonts w:ascii="Calibri" w:cs="Calibri" w:eastAsia="Calibri" w:hAnsi="Calibri"/>
+        </w:rPr>
+        <w:t>How to research it: Interviews + loyalty programme test.</w:t>
+      </w:r>
+      <w:r>
+        <w:rPr>
+          <w:color w:val="2A2320"/>
+          <w:sz w:val="19"/>
+          <w:szCs w:val="19"/>
+          <w:rFonts w:ascii="Calibri" w:cs="Calibri" w:eastAsia="Calibri" w:hAnsi="Calibri"/>
+        </w:rPr>
       </w:r>
     </w:p>
     <w:p>
@@ -4176,7 +4044,7 @@
           <w:szCs w:val="17"/>
           <w:rFonts w:ascii="Calibri" w:cs="Calibri" w:eastAsia="Calibri" w:hAnsi="Calibri"/>
         </w:rPr>
-        <w:t xml:space="preserve">BAJA</w:t>
+        <w:t>LOW</w:t>
       </w:r>
     </w:p>
     <w:p>
@@ -4201,7 +4069,7 @@
           <w:szCs w:val="30"/>
           <w:rFonts w:ascii="Georgia" w:cs="Georgia" w:eastAsia="Georgia" w:hAnsi="Georgia"/>
         </w:rPr>
-        <w:t xml:space="preserve">J. Legal, accesibilidad y métricas</w:t>
+        <w:t>J. Legal, accessibility and metrics</w:t>
       </w:r>
     </w:p>
     <w:p>
@@ -4217,7 +4085,7 @@
           <w:szCs w:val="22"/>
           <w:rFonts w:ascii="Calibri" w:cs="Calibri" w:eastAsia="Calibri" w:hAnsi="Calibri"/>
         </w:rPr>
-        <w:t xml:space="preserve">Requisitos de cumplimiento y cómo medir el éxito.</w:t>
+        <w:t>Compliance requirements and how to measure success.</w:t>
       </w:r>
     </w:p>
     <w:p>
@@ -4233,7 +4101,7 @@
           <w:szCs w:val="22"/>
           <w:rFonts w:ascii="Calibri" w:cs="Calibri" w:eastAsia="Calibri" w:hAnsi="Calibri"/>
         </w:rPr>
-        <w:t xml:space="preserve">☐  </w:t>
+        <w:t>☐  J1  What does Curaçao law require regarding privacy, cookies and online sales?</w:t>
       </w:r>
       <w:r>
         <w:rPr>
@@ -4244,7 +4112,6 @@
           <w:szCs w:val="20"/>
           <w:rFonts w:ascii="Calibri" w:cs="Calibri" w:eastAsia="Calibri" w:hAnsi="Calibri"/>
         </w:rPr>
-        <w:t xml:space="preserve">J1  </w:t>
       </w:r>
       <w:r>
         <w:rPr>
@@ -4255,59 +4122,56 @@
           <w:szCs w:val="21"/>
           <w:rFonts w:ascii="Calibri" w:cs="Calibri" w:eastAsia="Calibri" w:hAnsi="Calibri"/>
         </w:rPr>
-        <w:t xml:space="preserve">¿Qué exige la ley de Curaçao sobre privacidad, cookies y ventas en línea?</w:t>
-      </w:r>
-    </w:p>
-    <w:p>
-      <w:pPr>
-        <w:spacing w:after="24"/>
-        <w:ind w:left="360"/>
-      </w:pPr>
-      <w:r>
-        <w:rPr>
-          <w:b/>
-          <w:bCs/>
-          <w:color w:val="1B4D4F"/>
-          <w:sz w:val="18"/>
-          <w:szCs w:val="18"/>
-          <w:rFonts w:ascii="Calibri" w:cs="Calibri" w:eastAsia="Calibri" w:hAnsi="Calibri"/>
-        </w:rPr>
-        <w:t xml:space="preserve">Por qué importa: </w:t>
-      </w:r>
-      <w:r>
-        <w:rPr>
-          <w:color w:val="2A2320"/>
-          <w:sz w:val="19"/>
-          <w:szCs w:val="19"/>
-          <w:rFonts w:ascii="Calibri" w:cs="Calibri" w:eastAsia="Calibri" w:hAnsi="Calibri"/>
-        </w:rPr>
-        <w:t xml:space="preserve">Cumplimiento y confianza.</w:t>
-      </w:r>
-    </w:p>
-    <w:p>
-      <w:pPr>
-        <w:spacing w:after="24"/>
-        <w:ind w:left="360"/>
-      </w:pPr>
-      <w:r>
-        <w:rPr>
-          <w:b/>
-          <w:bCs/>
-          <w:color w:val="1B4D4F"/>
-          <w:sz w:val="18"/>
-          <w:szCs w:val="18"/>
-          <w:rFonts w:ascii="Calibri" w:cs="Calibri" w:eastAsia="Calibri" w:hAnsi="Calibri"/>
-        </w:rPr>
-        <w:t xml:space="preserve">Cómo investigarlo: </w:t>
-      </w:r>
-      <w:r>
-        <w:rPr>
-          <w:color w:val="2A2320"/>
-          <w:sz w:val="19"/>
-          <w:szCs w:val="19"/>
-          <w:rFonts w:ascii="Calibri" w:cs="Calibri" w:eastAsia="Calibri" w:hAnsi="Calibri"/>
-        </w:rPr>
-        <w:t xml:space="preserve">Asesoría legal local + revisar tiendas locales.</w:t>
+      </w:r>
+    </w:p>
+    <w:p>
+      <w:pPr>
+        <w:spacing w:after="24"/>
+        <w:ind w:left="360"/>
+      </w:pPr>
+      <w:r>
+        <w:rPr>
+          <w:b/>
+          <w:bCs/>
+          <w:color w:val="1B4D4F"/>
+          <w:sz w:val="18"/>
+          <w:szCs w:val="18"/>
+          <w:rFonts w:ascii="Calibri" w:cs="Calibri" w:eastAsia="Calibri" w:hAnsi="Calibri"/>
+        </w:rPr>
+        <w:t>Why it matters: Compliance and trust.</w:t>
+      </w:r>
+      <w:r>
+        <w:rPr>
+          <w:color w:val="2A2320"/>
+          <w:sz w:val="19"/>
+          <w:szCs w:val="19"/>
+          <w:rFonts w:ascii="Calibri" w:cs="Calibri" w:eastAsia="Calibri" w:hAnsi="Calibri"/>
+        </w:rPr>
+      </w:r>
+    </w:p>
+    <w:p>
+      <w:pPr>
+        <w:spacing w:after="24"/>
+        <w:ind w:left="360"/>
+      </w:pPr>
+      <w:r>
+        <w:rPr>
+          <w:b/>
+          <w:bCs/>
+          <w:color w:val="1B4D4F"/>
+          <w:sz w:val="18"/>
+          <w:szCs w:val="18"/>
+          <w:rFonts w:ascii="Calibri" w:cs="Calibri" w:eastAsia="Calibri" w:hAnsi="Calibri"/>
+        </w:rPr>
+        <w:t>How to research it: Local legal advice + review of local stores.</w:t>
+      </w:r>
+      <w:r>
+        <w:rPr>
+          <w:color w:val="2A2320"/>
+          <w:sz w:val="19"/>
+          <w:szCs w:val="19"/>
+          <w:rFonts w:ascii="Calibri" w:cs="Calibri" w:eastAsia="Calibri" w:hAnsi="Calibri"/>
+        </w:rPr>
       </w:r>
     </w:p>
     <w:p>
@@ -4324,7 +4188,7 @@
           <w:szCs w:val="17"/>
           <w:rFonts w:ascii="Calibri" w:cs="Calibri" w:eastAsia="Calibri" w:hAnsi="Calibri"/>
         </w:rPr>
-        <w:t xml:space="preserve">MEDIA</w:t>
+        <w:t>MEDIUM</w:t>
       </w:r>
     </w:p>
     <w:p>
@@ -4340,7 +4204,7 @@
           <w:szCs w:val="22"/>
           <w:rFonts w:ascii="Calibri" w:cs="Calibri" w:eastAsia="Calibri" w:hAnsi="Calibri"/>
         </w:rPr>
-        <w:t xml:space="preserve">☐  </w:t>
+        <w:t>☐  J2  Is the store usable for people with low vision or a slow connection?</w:t>
       </w:r>
       <w:r>
         <w:rPr>
@@ -4351,7 +4215,6 @@
           <w:szCs w:val="20"/>
           <w:rFonts w:ascii="Calibri" w:cs="Calibri" w:eastAsia="Calibri" w:hAnsi="Calibri"/>
         </w:rPr>
-        <w:t xml:space="preserve">J2  </w:t>
       </w:r>
       <w:r>
         <w:rPr>
@@ -4362,59 +4225,56 @@
           <w:szCs w:val="21"/>
           <w:rFonts w:ascii="Calibri" w:cs="Calibri" w:eastAsia="Calibri" w:hAnsi="Calibri"/>
         </w:rPr>
-        <w:t xml:space="preserve">¿La tienda es usable para personas con baja visión o conexión lenta?</w:t>
-      </w:r>
-    </w:p>
-    <w:p>
-      <w:pPr>
-        <w:spacing w:after="24"/>
-        <w:ind w:left="360"/>
-      </w:pPr>
-      <w:r>
-        <w:rPr>
-          <w:b/>
-          <w:bCs/>
-          <w:color w:val="1B4D4F"/>
-          <w:sz w:val="18"/>
-          <w:szCs w:val="18"/>
-          <w:rFonts w:ascii="Calibri" w:cs="Calibri" w:eastAsia="Calibri" w:hAnsi="Calibri"/>
-        </w:rPr>
-        <w:t xml:space="preserve">Por qué importa: </w:t>
-      </w:r>
-      <w:r>
-        <w:rPr>
-          <w:color w:val="2A2320"/>
-          <w:sz w:val="19"/>
-          <w:szCs w:val="19"/>
-          <w:rFonts w:ascii="Calibri" w:cs="Calibri" w:eastAsia="Calibri" w:hAnsi="Calibri"/>
-        </w:rPr>
-        <w:t xml:space="preserve">Accesibilidad e inclusión amplían el mercado.</w:t>
-      </w:r>
-    </w:p>
-    <w:p>
-      <w:pPr>
-        <w:spacing w:after="24"/>
-        <w:ind w:left="360"/>
-      </w:pPr>
-      <w:r>
-        <w:rPr>
-          <w:b/>
-          <w:bCs/>
-          <w:color w:val="1B4D4F"/>
-          <w:sz w:val="18"/>
-          <w:szCs w:val="18"/>
-          <w:rFonts w:ascii="Calibri" w:cs="Calibri" w:eastAsia="Calibri" w:hAnsi="Calibri"/>
-        </w:rPr>
-        <w:t xml:space="preserve">Cómo investigarlo: </w:t>
-      </w:r>
-      <w:r>
-        <w:rPr>
-          <w:color w:val="2A2320"/>
-          <w:sz w:val="19"/>
-          <w:szCs w:val="19"/>
-          <w:rFonts w:ascii="Calibri" w:cs="Calibri" w:eastAsia="Calibri" w:hAnsi="Calibri"/>
-        </w:rPr>
-        <w:t xml:space="preserve">Auditoría de accesibilidad + prueba en 4G.</w:t>
+      </w:r>
+    </w:p>
+    <w:p>
+      <w:pPr>
+        <w:spacing w:after="24"/>
+        <w:ind w:left="360"/>
+      </w:pPr>
+      <w:r>
+        <w:rPr>
+          <w:b/>
+          <w:bCs/>
+          <w:color w:val="1B4D4F"/>
+          <w:sz w:val="18"/>
+          <w:szCs w:val="18"/>
+          <w:rFonts w:ascii="Calibri" w:cs="Calibri" w:eastAsia="Calibri" w:hAnsi="Calibri"/>
+        </w:rPr>
+        <w:t>Why it matters: Accessibility and inclusion broaden the market.</w:t>
+      </w:r>
+      <w:r>
+        <w:rPr>
+          <w:color w:val="2A2320"/>
+          <w:sz w:val="19"/>
+          <w:szCs w:val="19"/>
+          <w:rFonts w:ascii="Calibri" w:cs="Calibri" w:eastAsia="Calibri" w:hAnsi="Calibri"/>
+        </w:rPr>
+      </w:r>
+    </w:p>
+    <w:p>
+      <w:pPr>
+        <w:spacing w:after="24"/>
+        <w:ind w:left="360"/>
+      </w:pPr>
+      <w:r>
+        <w:rPr>
+          <w:b/>
+          <w:bCs/>
+          <w:color w:val="1B4D4F"/>
+          <w:sz w:val="18"/>
+          <w:szCs w:val="18"/>
+          <w:rFonts w:ascii="Calibri" w:cs="Calibri" w:eastAsia="Calibri" w:hAnsi="Calibri"/>
+        </w:rPr>
+        <w:t>How to research it: Accessibility audit + test on 4G.</w:t>
+      </w:r>
+      <w:r>
+        <w:rPr>
+          <w:color w:val="2A2320"/>
+          <w:sz w:val="19"/>
+          <w:szCs w:val="19"/>
+          <w:rFonts w:ascii="Calibri" w:cs="Calibri" w:eastAsia="Calibri" w:hAnsi="Calibri"/>
+        </w:rPr>
       </w:r>
     </w:p>
     <w:p>
@@ -4431,7 +4291,7 @@
           <w:szCs w:val="17"/>
           <w:rFonts w:ascii="Calibri" w:cs="Calibri" w:eastAsia="Calibri" w:hAnsi="Calibri"/>
         </w:rPr>
-        <w:t xml:space="preserve">BAJA</w:t>
+        <w:t>LOW</w:t>
       </w:r>
     </w:p>
     <w:p>
@@ -4447,7 +4307,7 @@
           <w:szCs w:val="22"/>
           <w:rFonts w:ascii="Calibri" w:cs="Calibri" w:eastAsia="Calibri" w:hAnsi="Calibri"/>
         </w:rPr>
-        <w:t xml:space="preserve">☐  </w:t>
+        <w:t>☐  J3  Which metrics define success (conversion, order value, repeat purchase, abandonment)?</w:t>
       </w:r>
       <w:r>
         <w:rPr>
@@ -4458,7 +4318,6 @@
           <w:szCs w:val="20"/>
           <w:rFonts w:ascii="Calibri" w:cs="Calibri" w:eastAsia="Calibri" w:hAnsi="Calibri"/>
         </w:rPr>
-        <w:t xml:space="preserve">J3  </w:t>
       </w:r>
       <w:r>
         <w:rPr>
@@ -4469,59 +4328,56 @@
           <w:szCs w:val="21"/>
           <w:rFonts w:ascii="Calibri" w:cs="Calibri" w:eastAsia="Calibri" w:hAnsi="Calibri"/>
         </w:rPr>
-        <w:t xml:space="preserve">¿Qué métricas definen el éxito (conversión, ticket, recompra, abandono)?</w:t>
-      </w:r>
-    </w:p>
-    <w:p>
-      <w:pPr>
-        <w:spacing w:after="24"/>
-        <w:ind w:left="360"/>
-      </w:pPr>
-      <w:r>
-        <w:rPr>
-          <w:b/>
-          <w:bCs/>
-          <w:color w:val="1B4D4F"/>
-          <w:sz w:val="18"/>
-          <w:szCs w:val="18"/>
-          <w:rFonts w:ascii="Calibri" w:cs="Calibri" w:eastAsia="Calibri" w:hAnsi="Calibri"/>
-        </w:rPr>
-        <w:t xml:space="preserve">Por qué importa: </w:t>
-      </w:r>
-      <w:r>
-        <w:rPr>
-          <w:color w:val="2A2320"/>
-          <w:sz w:val="19"/>
-          <w:szCs w:val="19"/>
-          <w:rFonts w:ascii="Calibri" w:cs="Calibri" w:eastAsia="Calibri" w:hAnsi="Calibri"/>
-        </w:rPr>
-        <w:t xml:space="preserve">Para saber si el sitio funciona tras lanzar.</w:t>
-      </w:r>
-    </w:p>
-    <w:p>
-      <w:pPr>
-        <w:spacing w:after="24"/>
-        <w:ind w:left="360"/>
-      </w:pPr>
-      <w:r>
-        <w:rPr>
-          <w:b/>
-          <w:bCs/>
-          <w:color w:val="1B4D4F"/>
-          <w:sz w:val="18"/>
-          <w:szCs w:val="18"/>
-          <w:rFonts w:ascii="Calibri" w:cs="Calibri" w:eastAsia="Calibri" w:hAnsi="Calibri"/>
-        </w:rPr>
-        <w:t xml:space="preserve">Cómo investigarlo: </w:t>
-      </w:r>
-      <w:r>
-        <w:rPr>
-          <w:color w:val="2A2320"/>
-          <w:sz w:val="19"/>
-          <w:szCs w:val="19"/>
-          <w:rFonts w:ascii="Calibri" w:cs="Calibri" w:eastAsia="Calibri" w:hAnsi="Calibri"/>
-        </w:rPr>
-        <w:t xml:space="preserve">Definir KPIs + instalar analítica antes del lanzamiento.</w:t>
+      </w:r>
+    </w:p>
+    <w:p>
+      <w:pPr>
+        <w:spacing w:after="24"/>
+        <w:ind w:left="360"/>
+      </w:pPr>
+      <w:r>
+        <w:rPr>
+          <w:b/>
+          <w:bCs/>
+          <w:color w:val="1B4D4F"/>
+          <w:sz w:val="18"/>
+          <w:szCs w:val="18"/>
+          <w:rFonts w:ascii="Calibri" w:cs="Calibri" w:eastAsia="Calibri" w:hAnsi="Calibri"/>
+        </w:rPr>
+        <w:t>Why it matters: To know whether the site works after launch.</w:t>
+      </w:r>
+      <w:r>
+        <w:rPr>
+          <w:color w:val="2A2320"/>
+          <w:sz w:val="19"/>
+          <w:szCs w:val="19"/>
+          <w:rFonts w:ascii="Calibri" w:cs="Calibri" w:eastAsia="Calibri" w:hAnsi="Calibri"/>
+        </w:rPr>
+      </w:r>
+    </w:p>
+    <w:p>
+      <w:pPr>
+        <w:spacing w:after="24"/>
+        <w:ind w:left="360"/>
+      </w:pPr>
+      <w:r>
+        <w:rPr>
+          <w:b/>
+          <w:bCs/>
+          <w:color w:val="1B4D4F"/>
+          <w:sz w:val="18"/>
+          <w:szCs w:val="18"/>
+          <w:rFonts w:ascii="Calibri" w:cs="Calibri" w:eastAsia="Calibri" w:hAnsi="Calibri"/>
+        </w:rPr>
+        <w:t>How to research it: Define KPIs + install analytics before launch.</w:t>
+      </w:r>
+      <w:r>
+        <w:rPr>
+          <w:color w:val="2A2320"/>
+          <w:sz w:val="19"/>
+          <w:szCs w:val="19"/>
+          <w:rFonts w:ascii="Calibri" w:cs="Calibri" w:eastAsia="Calibri" w:hAnsi="Calibri"/>
+        </w:rPr>
       </w:r>
     </w:p>
     <w:p>
@@ -4538,7 +4394,7 @@
           <w:szCs w:val="17"/>
           <w:rFonts w:ascii="Calibri" w:cs="Calibri" w:eastAsia="Calibri" w:hAnsi="Calibri"/>
         </w:rPr>
-        <w:t xml:space="preserve">PRIORIDAD ALTA</w:t>
+        <w:t>HIGH PRIORITY</w:t>
       </w:r>
     </w:p>
     <w:p>
@@ -4563,7 +4419,7 @@
           <w:szCs w:val="30"/>
           <w:rFonts w:ascii="Georgia" w:cs="Georgia" w:eastAsia="Georgia" w:hAnsi="Georgia"/>
         </w:rPr>
-        <w:t xml:space="preserve">Resumen de prioridades de research</w:t>
+        <w:t>Summary of research priorities</w:t>
       </w:r>
     </w:p>
     <w:p>
@@ -4582,7 +4438,7 @@
           <w:szCs w:val="21"/>
           <w:rFonts w:ascii="Calibri" w:cs="Calibri" w:eastAsia="Calibri" w:hAnsi="Calibri"/>
         </w:rPr>
-        <w:t xml:space="preserve">Empieza por las de PRIORIDAD ALTA: son las que más cambian las decisiones de diseño y estrategia.</w:t>
+        <w:t>Start with the HIGH PRIORITY items: they are the ones that change design and strategy decisions the most.</w:t>
       </w:r>
     </w:p>
     <w:tbl>
@@ -4630,7 +4486,7 @@
                 <w:szCs w:val="18"/>
                 <w:rFonts w:ascii="Calibri" w:cs="Calibri" w:eastAsia="Calibri" w:hAnsi="Calibri"/>
               </w:rPr>
-              <w:t xml:space="preserve">Prioridad</w:t>
+              <w:t>Priority</w:t>
             </w:r>
           </w:p>
         </w:tc>
@@ -4659,7 +4515,7 @@
                 <w:szCs w:val="18"/>
                 <w:rFonts w:ascii="Calibri" w:cs="Calibri" w:eastAsia="Calibri" w:hAnsi="Calibri"/>
               </w:rPr>
-              <w:t xml:space="preserve">Temas a investigar primero</w:t>
+              <w:t>Topics to research first</w:t>
             </w:r>
           </w:p>
         </w:tc>
@@ -4690,7 +4546,7 @@
                 <w:szCs w:val="18"/>
                 <w:rFonts w:ascii="Calibri" w:cs="Calibri" w:eastAsia="Calibri" w:hAnsi="Calibri"/>
               </w:rPr>
-              <w:t xml:space="preserve">ALTA</w:t>
+              <w:t>HIGH</w:t>
             </w:r>
           </w:p>
         </w:tc>
@@ -4719,7 +4575,7 @@
                 <w:szCs w:val="18"/>
                 <w:rFonts w:ascii="Calibri" w:cs="Calibri" w:eastAsia="Calibri" w:hAnsi="Calibri"/>
               </w:rPr>
-              <w:t xml:space="preserve">A1, A3, A4, B1, B2, C1, C2, C4, D1, E1, F1, F3, G1, H1, H3, I1, J3</w:t>
+              <w:t>A1, A3, A4, B1, B2, C1, C2, C4, D1, E1, F1, F3, G1, H1, H3, I1, J3</w:t>
             </w:r>
           </w:p>
         </w:tc>
@@ -4750,7 +4606,7 @@
                 <w:szCs w:val="18"/>
                 <w:rFonts w:ascii="Calibri" w:cs="Calibri" w:eastAsia="Calibri" w:hAnsi="Calibri"/>
               </w:rPr>
-              <w:t xml:space="preserve">MEDIA</w:t>
+              <w:t>MEDIUM</w:t>
             </w:r>
           </w:p>
         </w:tc>
@@ -4779,7 +4635,7 @@
                 <w:szCs w:val="18"/>
                 <w:rFonts w:ascii="Calibri" w:cs="Calibri" w:eastAsia="Calibri" w:hAnsi="Calibri"/>
               </w:rPr>
-              <w:t xml:space="preserve">A2, B3, B4, C3, C5, D2, E2, E3, F2, G2, G3, H2, I2, J1</w:t>
+              <w:t>A2, B3, B4, C3, C5, D2, E2, E3, F2, G2, G3, H2, I2, J1</w:t>
             </w:r>
           </w:p>
         </w:tc>
@@ -4810,7 +4666,7 @@
                 <w:szCs w:val="18"/>
                 <w:rFonts w:ascii="Calibri" w:cs="Calibri" w:eastAsia="Calibri" w:hAnsi="Calibri"/>
               </w:rPr>
-              <w:t xml:space="preserve">BAJA</w:t>
+              <w:t>LOW</w:t>
             </w:r>
           </w:p>
         </w:tc>
@@ -4839,7 +4695,7 @@
                 <w:szCs w:val="18"/>
                 <w:rFonts w:ascii="Calibri" w:cs="Calibri" w:eastAsia="Calibri" w:hAnsi="Calibri"/>
               </w:rPr>
-              <w:t xml:space="preserve">D3, F4, I3, J2</w:t>
+              <w:t>D3, F4, I3, J2</w:t>
             </w:r>
           </w:p>
         </w:tc>
@@ -4893,7 +4749,7 @@
                 <w:szCs w:val="21"/>
                 <w:rFonts w:ascii="Calibri" w:cs="Calibri" w:eastAsia="Calibri" w:hAnsi="Calibri"/>
               </w:rPr>
-              <w:t xml:space="preserve">Siguiente paso</w:t>
+              <w:t>Next step</w:t>
             </w:r>
           </w:p>
           <w:p>
@@ -4907,7 +4763,7 @@
                 <w:szCs w:val="20"/>
                 <w:rFonts w:ascii="Calibri" w:cs="Calibri" w:eastAsia="Calibri" w:hAnsi="Calibri"/>
               </w:rPr>
-              <w:t xml:space="preserve">Cuando tengas hallazgos de los temas ALTA, pásalos al Documento 4. Ahí se convierten en preguntas de investigación con sub-preguntas para la sesión de brainstorming con tu equipo, y en "How Might We" para idear soluciones.</w:t>
+              <w:t>Once you have findings for the HIGH topics, move them to Document 4. There they become research questions with sub-questions for the brainstorming session with your team, and "How Might We" statements for ideating solutions.</w:t>
             </w:r>
           </w:p>
         </w:tc>
@@ -4915,6 +4771,7 @@
     </w:tbl>
     <w:sectPr>
       <w:footerReference w:type="default" r:id="rId6"/>
+      <w:headerReference w:type="default" r:id="rId7"/>
       <w:pgSz w:w="11906" w:h="16838" w:orient="portrait"/>
       <w:pgMar w:top="1100" w:right="1440" w:bottom="1100" w:left="1440" w:header="708" w:footer="708" w:gutter="0"/>
       <w:pgNumType/>
@@ -4944,7 +4801,7 @@
         <w:szCs w:val="16"/>
         <w:rFonts w:ascii="Calibri" w:cs="Calibri" w:eastAsia="Calibri" w:hAnsi="Calibri"/>
       </w:rPr>
-      <w:t xml:space="preserve">Unistyles Curaçao  ·  </w:t>
+      <w:t xml:space="preserve">Unistyles Curaçao  ·  Research Checklist (Frontend Strategy)   ·   Page  / </w:t>
     </w:r>
     <w:r>
       <w:rPr>
@@ -4955,7 +4812,6 @@
         <w:szCs w:val="16"/>
         <w:rFonts w:ascii="Calibri" w:cs="Calibri" w:eastAsia="Calibri" w:hAnsi="Calibri"/>
       </w:rPr>
-      <w:t xml:space="preserve">Checklist de Research (Frontend Strategy)</w:t>
     </w:r>
     <w:r>
       <w:rPr>
@@ -4964,7 +4820,6 @@
         <w:szCs w:val="16"/>
         <w:rFonts w:ascii="Calibri" w:cs="Calibri" w:eastAsia="Calibri" w:hAnsi="Calibri"/>
       </w:rPr>
-      <w:t xml:space="preserve">   ·   </w:t>
     </w:r>
     <w:r>
       <w:rPr>
@@ -4973,16 +4828,6 @@
         <w:szCs w:val="16"/>
         <w:rFonts w:ascii="Calibri" w:cs="Calibri" w:eastAsia="Calibri" w:hAnsi="Calibri"/>
       </w:rPr>
-      <w:t xml:space="preserve">Pág. </w:t>
-      <w:fldChar w:fldCharType="begin"/>
-      <w:instrText xml:space="preserve">PAGE</w:instrText>
-      <w:fldChar w:fldCharType="separate"/>
-      <w:fldChar w:fldCharType="end"/>
-      <w:t xml:space="preserve"> / </w:t>
-      <w:fldChar w:fldCharType="begin"/>
-      <w:instrText xml:space="preserve">NUMPAGES</w:instrText>
-      <w:fldChar w:fldCharType="separate"/>
-      <w:fldChar w:fldCharType="end"/>
     </w:r>
   </w:p>
 </w:ftr>
@@ -5023,6 +4868,16 @@
     </w:p>
   </w:footnote>
 </w:footnotes>
+</file>
+
+<file path=word/header1.xml><?xml version="1.0" encoding="utf-8"?>
+<w:hdr xmlns:m="http://schemas.openxmlformats.org/officeDocument/2006/math" xmlns:mc="http://schemas.openxmlformats.org/markup-compatibility/2006" xmlns:mo="http://schemas.microsoft.com/office/mac/office/2008/main" xmlns:mv="urn:schemas-microsoft-com:mac:vml" xmlns:o="urn:schemas-microsoft-com:office:office" xmlns:r="http://schemas.openxmlformats.org/officeDocument/2006/relationships" xmlns:v="urn:schemas-microsoft-com:vml" xmlns:w10="urn:schemas-microsoft-com:office:word" xmlns:w14="http://schemas.microsoft.com/office/word/2010/wordml" xmlns:w="http://schemas.openxmlformats.org/wordprocessingml/2006/main" xmlns:wne="http://schemas.microsoft.com/office/word/2006/wordml" xmlns:wp14="http://schemas.microsoft.com/office/word/2010/wordprocessingDrawing" xmlns:wp="http://schemas.openxmlformats.org/drawingml/2006/wordprocessingDrawing" xmlns:wpc="http://schemas.microsoft.com/office/word/2010/wordprocessingCanvas" xmlns:wpg="http://schemas.microsoft.com/office/word/2010/wordprocessingGroup" xmlns:wpi="http://schemas.microsoft.com/office/word/2010/wordprocessingInk" xmlns:wps="http://schemas.microsoft.com/office/word/2010/wordprocessingShape" mc:Ignorable="w14 wp14">
+  <w:p>
+    <w:pPr>
+      <w:pStyle w:val="Header"/>
+    </w:pPr>
+  </w:p>
+</w:hdr>
 </file>
 
 <file path=word/numbering.xml><?xml version="1.0" encoding="utf-8"?>
